--- a/docs/revisao-conteudo/ED-Educacao.docx
+++ b/docs/revisao-conteudo/ED-Educacao.docx
@@ -4067,11 +4067,39 @@
           <w:sz w:val="22"/>
           <w:szCs w:val="22"/>
         </w:rPr>
-        <w:t xml:space="preserve">Nos primeiros meses, a atenção deve ser redobrada:
-• Banho: Teste a temperatura da água e nunca deixe o bebê sozinho.
-• Alimentação: Cuidado redobrado com pequenos objetos.
-• Estrutura: Proteja tomadas e fixe móveis altos na parede.
-• Berço seguro: Sem travesseiros, pelúcias ou protetores volumosos.</w:t>
+        <w:t xml:space="preserve">Nos primeiros meses, a atenção deve ser redobrada:</w:t>
+      </w:r>
+      <w:r>
+        <w:rPr>
+          <w:sz w:val="22"/>
+          <w:szCs w:val="22"/>
+        </w:rPr>
+        <w:br/>
+        <w:t xml:space="preserve">• Banho: Teste a temperatura da água e nunca deixe o bebê sozinho.</w:t>
+      </w:r>
+      <w:r>
+        <w:rPr>
+          <w:sz w:val="22"/>
+          <w:szCs w:val="22"/>
+        </w:rPr>
+        <w:br/>
+        <w:t xml:space="preserve">• Alimentação: Cuidado redobrado com pequenos objetos.</w:t>
+      </w:r>
+      <w:r>
+        <w:rPr>
+          <w:sz w:val="22"/>
+          <w:szCs w:val="22"/>
+        </w:rPr>
+        <w:br/>
+        <w:t xml:space="preserve">• Estrutura: Proteja tomadas e fixe móveis altos na parede.</w:t>
+      </w:r>
+      <w:r>
+        <w:rPr>
+          <w:sz w:val="22"/>
+          <w:szCs w:val="22"/>
+        </w:rPr>
+        <w:br/>
+        <w:t xml:space="preserve">• Berço seguro: Sem travesseiros, pelúcias ou protetores volumosos.</w:t>
       </w:r>
     </w:p>
     <w:p>
@@ -4132,11 +4160,39 @@
           <w:sz w:val="22"/>
           <w:szCs w:val="22"/>
         </w:rPr>
-        <w:t xml:space="preserve">Quando o bebê começa a engatinhar:
-• Barreiras: Instale portões nas escadas e redes de proteção nas janelas.
-• Bloqueios: Mantenha portas de cozinhas e banheiros fechadas.
-• Mobília: Aplique protetores de quinas em móveis baixos e travas nas gavetas.
-• Tóxicos: Guarde produtos de limpeza em armários altos.</w:t>
+        <w:t xml:space="preserve">Quando o bebê começa a engatinhar:</w:t>
+      </w:r>
+      <w:r>
+        <w:rPr>
+          <w:sz w:val="22"/>
+          <w:szCs w:val="22"/>
+        </w:rPr>
+        <w:br/>
+        <w:t xml:space="preserve">• Barreiras: Instale portões nas escadas e redes de proteção nas janelas.</w:t>
+      </w:r>
+      <w:r>
+        <w:rPr>
+          <w:sz w:val="22"/>
+          <w:szCs w:val="22"/>
+        </w:rPr>
+        <w:br/>
+        <w:t xml:space="preserve">• Bloqueios: Mantenha portas de cozinhas e banheiros fechadas.</w:t>
+      </w:r>
+      <w:r>
+        <w:rPr>
+          <w:sz w:val="22"/>
+          <w:szCs w:val="22"/>
+        </w:rPr>
+        <w:br/>
+        <w:t xml:space="preserve">• Mobília: Aplique protetores de quinas em móveis baixos e travas nas gavetas.</w:t>
+      </w:r>
+      <w:r>
+        <w:rPr>
+          <w:sz w:val="22"/>
+          <w:szCs w:val="22"/>
+        </w:rPr>
+        <w:br/>
+        <w:t xml:space="preserve">• Tóxicos: Guarde produtos de limpeza em armários altos.</w:t>
       </w:r>
     </w:p>
     <w:p>
@@ -4197,10 +4253,31 @@
           <w:sz w:val="22"/>
           <w:szCs w:val="22"/>
         </w:rPr>
-        <w:t xml:space="preserve">Ação rápida em caso de engasgo com leite:
-1. De bruços: Vire o bebê sobre seu antebraço, cabeça mais baixa que o corpo, e dê 5 tapinhas firmes nas costas.
-2. De barriga para cima: Caso não resolva, faça 5 compressões no centro do peito com dois dedos.
-• Prevenção: Amamente levemente inclinado e faça pausas.</w:t>
+        <w:t xml:space="preserve">Ação rápida em caso de engasgo com leite:</w:t>
+      </w:r>
+      <w:r>
+        <w:rPr>
+          <w:sz w:val="22"/>
+          <w:szCs w:val="22"/>
+        </w:rPr>
+        <w:br/>
+        <w:t xml:space="preserve">1. De bruços: Vire o bebê sobre seu antebraço, cabeça mais baixa que o corpo, e dê 5 tapinhas firmes nas costas.</w:t>
+      </w:r>
+      <w:r>
+        <w:rPr>
+          <w:sz w:val="22"/>
+          <w:szCs w:val="22"/>
+        </w:rPr>
+        <w:br/>
+        <w:t xml:space="preserve">2. De barriga para cima: Caso não resolva, faça 5 compressões no centro do peito com dois dedos.</w:t>
+      </w:r>
+      <w:r>
+        <w:rPr>
+          <w:sz w:val="22"/>
+          <w:szCs w:val="22"/>
+        </w:rPr>
+        <w:br/>
+        <w:t xml:space="preserve">• Prevenção: Amamente levemente inclinado e faça pausas.</w:t>
       </w:r>
     </w:p>
     <w:p>
@@ -4261,12 +4338,47 @@
           <w:sz w:val="22"/>
           <w:szCs w:val="22"/>
         </w:rPr>
-        <w:t xml:space="preserve">Prevenção salva vidas:
-1. Corte alimentos pequenos: Uvas sempre cortadas ao meio no sentido do comprimento.
-2. Evite movimento: Nunca coma deitando ou correndo.
-3. Teste do rolo: Se passa no rolo de papel higiênico, é pequeno demais para a idade.
-4. Supervisão 100%: Esteja sempre presente nas refeições.
-5. Aprenda Heimlich: Conheça a manobra para agir rápido em emergências.</w:t>
+        <w:t xml:space="preserve">Prevenção salva vidas:</w:t>
+      </w:r>
+      <w:r>
+        <w:rPr>
+          <w:sz w:val="22"/>
+          <w:szCs w:val="22"/>
+        </w:rPr>
+        <w:br/>
+        <w:t xml:space="preserve">1. Corte alimentos pequenos: Uvas sempre cortadas ao meio no sentido do comprimento.</w:t>
+      </w:r>
+      <w:r>
+        <w:rPr>
+          <w:sz w:val="22"/>
+          <w:szCs w:val="22"/>
+        </w:rPr>
+        <w:br/>
+        <w:t xml:space="preserve">2. Evite movimento: Nunca coma deitando ou correndo.</w:t>
+      </w:r>
+      <w:r>
+        <w:rPr>
+          <w:sz w:val="22"/>
+          <w:szCs w:val="22"/>
+        </w:rPr>
+        <w:br/>
+        <w:t xml:space="preserve">3. Teste do rolo: Se passa no rolo de papel higiênico, é pequeno demais para a idade.</w:t>
+      </w:r>
+      <w:r>
+        <w:rPr>
+          <w:sz w:val="22"/>
+          <w:szCs w:val="22"/>
+        </w:rPr>
+        <w:br/>
+        <w:t xml:space="preserve">4. Supervisão 100%: Esteja sempre presente nas refeições.</w:t>
+      </w:r>
+      <w:r>
+        <w:rPr>
+          <w:sz w:val="22"/>
+          <w:szCs w:val="22"/>
+        </w:rPr>
+        <w:br/>
+        <w:t xml:space="preserve">5. Aprenda Heimlich: Conheça a manobra para agir rápido em emergências.</w:t>
       </w:r>
     </w:p>
     <w:p>
@@ -4327,11 +4439,39 @@
           <w:sz w:val="22"/>
           <w:szCs w:val="22"/>
         </w:rPr>
-        <w:t xml:space="preserve">Riscos silenciosos:
-• Apenas 3 cm: É a profundidade suficiente para uma criança se afogar em minutos.
-• Esvazie: Baldes, bacias e banheiras devem estar sempre vazios após o uso.
-• Tampe: Mantenha o vaso sanitário sempre fechado e travado.
-• Piscinas: Exigem cerca de pelo menos 1,20m e portão autotrancante. Supervisão total, mesmo sabendo nadar.</w:t>
+        <w:t xml:space="preserve">Riscos silenciosos:</w:t>
+      </w:r>
+      <w:r>
+        <w:rPr>
+          <w:sz w:val="22"/>
+          <w:szCs w:val="22"/>
+        </w:rPr>
+        <w:br/>
+        <w:t xml:space="preserve">• Apenas 3 cm: É a profundidade suficiente para uma criança se afogar em minutos.</w:t>
+      </w:r>
+      <w:r>
+        <w:rPr>
+          <w:sz w:val="22"/>
+          <w:szCs w:val="22"/>
+        </w:rPr>
+        <w:br/>
+        <w:t xml:space="preserve">• Esvazie: Baldes, bacias e banheiras devem estar sempre vazios após o uso.</w:t>
+      </w:r>
+      <w:r>
+        <w:rPr>
+          <w:sz w:val="22"/>
+          <w:szCs w:val="22"/>
+        </w:rPr>
+        <w:br/>
+        <w:t xml:space="preserve">• Tampe: Mantenha o vaso sanitário sempre fechado e travado.</w:t>
+      </w:r>
+      <w:r>
+        <w:rPr>
+          <w:sz w:val="22"/>
+          <w:szCs w:val="22"/>
+        </w:rPr>
+        <w:br/>
+        <w:t xml:space="preserve">• Piscinas: Exigem cerca de pelo menos 1,20m e portão autotrancante. Supervisão total, mesmo sabendo nadar.</w:t>
       </w:r>
     </w:p>
     <w:p>
@@ -4392,11 +4532,39 @@
           <w:sz w:val="22"/>
           <w:szCs w:val="22"/>
         </w:rPr>
-        <w:t xml:space="preserve">Prevenção de quedas:
-• Onde usar: Todas as janelas e sacadas do pavimento superior ou apartamentos.
-• Especificações: Redes em polietileno com malha máxima de 6 cm e selo INMETRO.
-• O que evitar: Não deixe móveis ou cadeiras perto das janelas, eles servem de "escada".
-• Atenção: Tela mosquiteira NÃO suporta o peso de uma criança.</w:t>
+        <w:t xml:space="preserve">Prevenção de quedas:</w:t>
+      </w:r>
+      <w:r>
+        <w:rPr>
+          <w:sz w:val="22"/>
+          <w:szCs w:val="22"/>
+        </w:rPr>
+        <w:br/>
+        <w:t xml:space="preserve">• Onde usar: Todas as janelas e sacadas do pavimento superior ou apartamentos.</w:t>
+      </w:r>
+      <w:r>
+        <w:rPr>
+          <w:sz w:val="22"/>
+          <w:szCs w:val="22"/>
+        </w:rPr>
+        <w:br/>
+        <w:t xml:space="preserve">• Especificações: Redes em polietileno com malha máxima de 6 cm e selo INMETRO.</w:t>
+      </w:r>
+      <w:r>
+        <w:rPr>
+          <w:sz w:val="22"/>
+          <w:szCs w:val="22"/>
+        </w:rPr>
+        <w:br/>
+        <w:t xml:space="preserve">• O que evitar: Não deixe móveis ou cadeiras perto das janelas, eles servem de "escada".</w:t>
+      </w:r>
+      <w:r>
+        <w:rPr>
+          <w:sz w:val="22"/>
+          <w:szCs w:val="22"/>
+        </w:rPr>
+        <w:br/>
+        <w:t xml:space="preserve">• Atenção: Tela mosquiteira NÃO suporta o peso de uma criança.</w:t>
       </w:r>
     </w:p>
     <w:p>
@@ -4457,11 +4625,39 @@
           <w:sz w:val="22"/>
           <w:szCs w:val="22"/>
         </w:rPr>
-        <w:t xml:space="preserve">Risco de tombamento:
-• Fixação: Fixe estantes, cômodas e armários à parede com cantoneiras ou fitas anti-tombamento.
-• Atrações Fatais: Não deixe brinquedos, doces ou controle remoto em móveis altos.
-• Segurança Baixa: Instale protetores de quina e travas nas gavetas para evitar acessos indesejados.
-• TVs: Modelos de tela plana sempre fixados à parede.</w:t>
+        <w:t xml:space="preserve">Risco de tombamento:</w:t>
+      </w:r>
+      <w:r>
+        <w:rPr>
+          <w:sz w:val="22"/>
+          <w:szCs w:val="22"/>
+        </w:rPr>
+        <w:br/>
+        <w:t xml:space="preserve">• Fixação: Fixe estantes, cômodas e armários à parede com cantoneiras ou fitas anti-tombamento.</w:t>
+      </w:r>
+      <w:r>
+        <w:rPr>
+          <w:sz w:val="22"/>
+          <w:szCs w:val="22"/>
+        </w:rPr>
+        <w:br/>
+        <w:t xml:space="preserve">• Atrações Fatais: Não deixe brinquedos, doces ou controle remoto em móveis altos.</w:t>
+      </w:r>
+      <w:r>
+        <w:rPr>
+          <w:sz w:val="22"/>
+          <w:szCs w:val="22"/>
+        </w:rPr>
+        <w:br/>
+        <w:t xml:space="preserve">• Segurança Baixa: Instale protetores de quina e travas nas gavetas para evitar acessos indesejados.</w:t>
+      </w:r>
+      <w:r>
+        <w:rPr>
+          <w:sz w:val="22"/>
+          <w:szCs w:val="22"/>
+        </w:rPr>
+        <w:br/>
+        <w:t xml:space="preserve">• TVs: Modelos de tela plana sempre fixados à parede.</w:t>
       </w:r>
     </w:p>
     <w:p>
@@ -4522,11 +4718,39 @@
           <w:sz w:val="22"/>
           <w:szCs w:val="22"/>
         </w:rPr>
-        <w:t xml:space="preserve">Checklist do brinquedo seguro:
-• Selo e Idade: Exija certificação do INMETRO e respeite a faixa etária indicada.
-• Partes pequenas: Atenção redobrada para menores de 3 anos (risco de asfixia).
-• Eletrônicos: O compartimento de pilhas deve ter parafuso para impedir abertura fácil.
-• Descarte: Revise e descarte brinquedos quebrados ou balões de látex estourados imediatamente.</w:t>
+        <w:t xml:space="preserve">Checklist do brinquedo seguro:</w:t>
+      </w:r>
+      <w:r>
+        <w:rPr>
+          <w:sz w:val="22"/>
+          <w:szCs w:val="22"/>
+        </w:rPr>
+        <w:br/>
+        <w:t xml:space="preserve">• Selo e Idade: Exija certificação do INMETRO e respeite a faixa etária indicada.</w:t>
+      </w:r>
+      <w:r>
+        <w:rPr>
+          <w:sz w:val="22"/>
+          <w:szCs w:val="22"/>
+        </w:rPr>
+        <w:br/>
+        <w:t xml:space="preserve">• Partes pequenas: Atenção redobrada para menores de 3 anos (risco de asfixia).</w:t>
+      </w:r>
+      <w:r>
+        <w:rPr>
+          <w:sz w:val="22"/>
+          <w:szCs w:val="22"/>
+        </w:rPr>
+        <w:br/>
+        <w:t xml:space="preserve">• Eletrônicos: O compartimento de pilhas deve ter parafuso para impedir abertura fácil.</w:t>
+      </w:r>
+      <w:r>
+        <w:rPr>
+          <w:sz w:val="22"/>
+          <w:szCs w:val="22"/>
+        </w:rPr>
+        <w:br/>
+        <w:t xml:space="preserve">• Descarte: Revise e descarte brinquedos quebrados ou balões de látex estourados imediatamente.</w:t>
       </w:r>
     </w:p>
     <w:p>
@@ -4587,11 +4811,39 @@
           <w:sz w:val="22"/>
           <w:szCs w:val="22"/>
         </w:rPr>
-        <w:t xml:space="preserve">A casa precisa se adaptar ao bebê:
-• Quarto: Berço certificado, colchão firme e sem vão lateral.
-• Segurança Geral: Instale protetores de tomada por toda a casa.
-• Produtos Tóxicos: Guarde plantas, medicamentos e produtos de limpeza em locais altos e trancados.
-• Transporte: Bebê-conforto corretamente instalado no carro.</w:t>
+        <w:t xml:space="preserve">A casa precisa se adaptar ao bebê:</w:t>
+      </w:r>
+      <w:r>
+        <w:rPr>
+          <w:sz w:val="22"/>
+          <w:szCs w:val="22"/>
+        </w:rPr>
+        <w:br/>
+        <w:t xml:space="preserve">• Quarto: Berço certificado, colchão firme e sem vão lateral.</w:t>
+      </w:r>
+      <w:r>
+        <w:rPr>
+          <w:sz w:val="22"/>
+          <w:szCs w:val="22"/>
+        </w:rPr>
+        <w:br/>
+        <w:t xml:space="preserve">• Segurança Geral: Instale protetores de tomada por toda a casa.</w:t>
+      </w:r>
+      <w:r>
+        <w:rPr>
+          <w:sz w:val="22"/>
+          <w:szCs w:val="22"/>
+        </w:rPr>
+        <w:br/>
+        <w:t xml:space="preserve">• Produtos Tóxicos: Guarde plantas, medicamentos e produtos de limpeza em locais altos e trancados.</w:t>
+      </w:r>
+      <w:r>
+        <w:rPr>
+          <w:sz w:val="22"/>
+          <w:szCs w:val="22"/>
+        </w:rPr>
+        <w:br/>
+        <w:t xml:space="preserve">• Transporte: Bebê-conforto corretamente instalado no carro.</w:t>
       </w:r>
     </w:p>
     <w:p>
@@ -4652,11 +4904,39 @@
           <w:sz w:val="22"/>
           <w:szCs w:val="22"/>
         </w:rPr>
-        <w:t xml:space="preserve">Como instalar corretamente:
-• Posição: Voltado para trás, no banco traseiro (até 1 ano ou conforme o fabricante).
-• Fixação: Cinto de segurança sem folga na base do equipamento.
-• Airbag: Nunca instale no banco dianteiro se o airbag estiver ativo.
-• Ajuste Fino: As alças do cinto do equipamento devem passar justas pelos ombros, sem agasalhos volumosos.</w:t>
+        <w:t xml:space="preserve">Como instalar corretamente:</w:t>
+      </w:r>
+      <w:r>
+        <w:rPr>
+          <w:sz w:val="22"/>
+          <w:szCs w:val="22"/>
+        </w:rPr>
+        <w:br/>
+        <w:t xml:space="preserve">• Posição: Voltado para trás, no banco traseiro (até 1 ano ou conforme o fabricante).</w:t>
+      </w:r>
+      <w:r>
+        <w:rPr>
+          <w:sz w:val="22"/>
+          <w:szCs w:val="22"/>
+        </w:rPr>
+        <w:br/>
+        <w:t xml:space="preserve">• Fixação: Cinto de segurança sem folga na base do equipamento.</w:t>
+      </w:r>
+      <w:r>
+        <w:rPr>
+          <w:sz w:val="22"/>
+          <w:szCs w:val="22"/>
+        </w:rPr>
+        <w:br/>
+        <w:t xml:space="preserve">• Airbag: Nunca instale no banco dianteiro se o airbag estiver ativo.</w:t>
+      </w:r>
+      <w:r>
+        <w:rPr>
+          <w:sz w:val="22"/>
+          <w:szCs w:val="22"/>
+        </w:rPr>
+        <w:br/>
+        <w:t xml:space="preserve">• Ajuste Fino: As alças do cinto do equipamento devem passar justas pelos ombros, sem agasalhos volumosos.</w:t>
       </w:r>
     </w:p>
     <w:p>
@@ -4708,11 +4988,39 @@
           <w:sz w:val="22"/>
           <w:szCs w:val="22"/>
         </w:rPr>
-        <w:t xml:space="preserve">Com o envelhecimento, pequenos obstáculos viram grandes riscos:
-• Adaptação: Instale corrimões, barras de apoio e iluminação clara.
-• Sinalização: Use fitas antiderrapantes em degraus.
-• Saúde Física e Mental: Ofereça apoio emocional e encoraje exercícios orientados para melhorar o equilíbrio.
-• Acolhimento: O cuidado e a atenção previnem a depressão e o isolamento.</w:t>
+        <w:t xml:space="preserve">Com o envelhecimento, pequenos obstáculos viram grandes riscos:</w:t>
+      </w:r>
+      <w:r>
+        <w:rPr>
+          <w:sz w:val="22"/>
+          <w:szCs w:val="22"/>
+        </w:rPr>
+        <w:br/>
+        <w:t xml:space="preserve">• Adaptação: Instale corrimões, barras de apoio e iluminação clara.</w:t>
+      </w:r>
+      <w:r>
+        <w:rPr>
+          <w:sz w:val="22"/>
+          <w:szCs w:val="22"/>
+        </w:rPr>
+        <w:br/>
+        <w:t xml:space="preserve">• Sinalização: Use fitas antiderrapantes em degraus.</w:t>
+      </w:r>
+      <w:r>
+        <w:rPr>
+          <w:sz w:val="22"/>
+          <w:szCs w:val="22"/>
+        </w:rPr>
+        <w:br/>
+        <w:t xml:space="preserve">• Saúde Física e Mental: Ofereça apoio emocional e encoraje exercícios orientados para melhorar o equilíbrio.</w:t>
+      </w:r>
+      <w:r>
+        <w:rPr>
+          <w:sz w:val="22"/>
+          <w:szCs w:val="22"/>
+        </w:rPr>
+        <w:br/>
+        <w:t xml:space="preserve">• Acolhimento: O cuidado e a atenção previnem a depressão e o isolamento.</w:t>
       </w:r>
     </w:p>
     <w:p>
@@ -4773,12 +5081,47 @@
           <w:sz w:val="22"/>
           <w:szCs w:val="22"/>
         </w:rPr>
-        <w:t xml:space="preserve">Prevenir quedas é vital (30% caem por ano):
-• Banheiro seguro: É o cômodo mais crítico. Barras de apoio no vaso/box e banco de banho.
-• Cozinha acessível: Utensílios diários na altura da cintura ou peito.
-• Chão livre: Remova tapetes soltos e objetos do chão.
-• Iluminação noturna: Luzes de balizamento entre o quarto e o banheiro.
-• Calçados: Apenas solados de borracha antiderrapante.</w:t>
+        <w:t xml:space="preserve">Prevenir quedas é vital (30% caem por ano):</w:t>
+      </w:r>
+      <w:r>
+        <w:rPr>
+          <w:sz w:val="22"/>
+          <w:szCs w:val="22"/>
+        </w:rPr>
+        <w:br/>
+        <w:t xml:space="preserve">• Banheiro seguro: É o cômodo mais crítico. Barras de apoio no vaso/box e banco de banho.</w:t>
+      </w:r>
+      <w:r>
+        <w:rPr>
+          <w:sz w:val="22"/>
+          <w:szCs w:val="22"/>
+        </w:rPr>
+        <w:br/>
+        <w:t xml:space="preserve">• Cozinha acessível: Utensílios diários na altura da cintura ou peito.</w:t>
+      </w:r>
+      <w:r>
+        <w:rPr>
+          <w:sz w:val="22"/>
+          <w:szCs w:val="22"/>
+        </w:rPr>
+        <w:br/>
+        <w:t xml:space="preserve">• Chão livre: Remova tapetes soltos e objetos do chão.</w:t>
+      </w:r>
+      <w:r>
+        <w:rPr>
+          <w:sz w:val="22"/>
+          <w:szCs w:val="22"/>
+        </w:rPr>
+        <w:br/>
+        <w:t xml:space="preserve">• Iluminação noturna: Luzes de balizamento entre o quarto e o banheiro.</w:t>
+      </w:r>
+      <w:r>
+        <w:rPr>
+          <w:sz w:val="22"/>
+          <w:szCs w:val="22"/>
+        </w:rPr>
+        <w:br/>
+        <w:t xml:space="preserve">• Calçados: Apenas solados de borracha antiderrapante.</w:t>
       </w:r>
     </w:p>
     <w:p>
@@ -4839,11 +5182,39 @@
           <w:sz w:val="22"/>
           <w:szCs w:val="22"/>
         </w:rPr>
-        <w:t xml:space="preserve">Fatores de risco invisíveis:
-• Medicamentos: Remédios que causam tontura ou sonolência merecem atenção médica.
-• Visão: Revisão oftalmológica frequente (catarata, glaucoma).
-• Músculos: Exercícios de força e equilíbrio como Tai Chi reduzem as quedas em até 40%.
-• Contraste visual: Pinte ou sinalize degraus com cores vivas para não "sumirem" na visão debilitada.</w:t>
+        <w:t xml:space="preserve">Fatores de risco invisíveis:</w:t>
+      </w:r>
+      <w:r>
+        <w:rPr>
+          <w:sz w:val="22"/>
+          <w:szCs w:val="22"/>
+        </w:rPr>
+        <w:br/>
+        <w:t xml:space="preserve">• Medicamentos: Remédios que causam tontura ou sonolência merecem atenção médica.</w:t>
+      </w:r>
+      <w:r>
+        <w:rPr>
+          <w:sz w:val="22"/>
+          <w:szCs w:val="22"/>
+        </w:rPr>
+        <w:br/>
+        <w:t xml:space="preserve">• Visão: Revisão oftalmológica frequente (catarata, glaucoma).</w:t>
+      </w:r>
+      <w:r>
+        <w:rPr>
+          <w:sz w:val="22"/>
+          <w:szCs w:val="22"/>
+        </w:rPr>
+        <w:br/>
+        <w:t xml:space="preserve">• Músculos: Exercícios de força e equilíbrio como Tai Chi reduzem as quedas em até 40%.</w:t>
+      </w:r>
+      <w:r>
+        <w:rPr>
+          <w:sz w:val="22"/>
+          <w:szCs w:val="22"/>
+        </w:rPr>
+        <w:br/>
+        <w:t xml:space="preserve">• Contraste visual: Pinte ou sinalize degraus com cores vivas para não "sumirem" na visão debilitada.</w:t>
       </w:r>
     </w:p>
     <w:p>
@@ -4904,12 +5275,47 @@
           <w:sz w:val="22"/>
           <w:szCs w:val="22"/>
         </w:rPr>
-        <w:t xml:space="preserve">Ajustes baratos, prevenção inestimável:
-• Fixe tapetes: Com fitas dupla-face ou remova-os.
-• Cama ideal: Altura em que o idoso sente os pés no chão ao sentar na borda.
-• Interruptores: Acessíveis na entrada do cômodo.
-• Comunicação de emergência: Telefone de botões grandes ou botão SOS acessível.
-• Regra de ouro: O idoso nunca deve precisar subir em bancos ou escadas para alcançar objetos diários.</w:t>
+        <w:t xml:space="preserve">Ajustes baratos, prevenção inestimável:</w:t>
+      </w:r>
+      <w:r>
+        <w:rPr>
+          <w:sz w:val="22"/>
+          <w:szCs w:val="22"/>
+        </w:rPr>
+        <w:br/>
+        <w:t xml:space="preserve">• Fixe tapetes: Com fitas dupla-face ou remova-os.</w:t>
+      </w:r>
+      <w:r>
+        <w:rPr>
+          <w:sz w:val="22"/>
+          <w:szCs w:val="22"/>
+        </w:rPr>
+        <w:br/>
+        <w:t xml:space="preserve">• Cama ideal: Altura em que o idoso sente os pés no chão ao sentar na borda.</w:t>
+      </w:r>
+      <w:r>
+        <w:rPr>
+          <w:sz w:val="22"/>
+          <w:szCs w:val="22"/>
+        </w:rPr>
+        <w:br/>
+        <w:t xml:space="preserve">• Interruptores: Acessíveis na entrada do cômodo.</w:t>
+      </w:r>
+      <w:r>
+        <w:rPr>
+          <w:sz w:val="22"/>
+          <w:szCs w:val="22"/>
+        </w:rPr>
+        <w:br/>
+        <w:t xml:space="preserve">• Comunicação de emergência: Telefone de botões grandes ou botão SOS acessível.</w:t>
+      </w:r>
+      <w:r>
+        <w:rPr>
+          <w:sz w:val="22"/>
+          <w:szCs w:val="22"/>
+        </w:rPr>
+        <w:br/>
+        <w:t xml:space="preserve">• Regra de ouro: O idoso nunca deve precisar subir em bancos ou escadas para alcançar objetos diários.</w:t>
       </w:r>
     </w:p>
     <w:p>
@@ -4970,11 +5376,39 @@
           <w:sz w:val="22"/>
           <w:szCs w:val="22"/>
         </w:rPr>
-        <w:t xml:space="preserve">A gestão segura de medicamentos evita internações:
-• Organização: Use caixas organizadoras semanais (manhã, tarde, noite).
-• Lista unificada: Mantenha uma lista atualizada de remédios e horários na porta da geladeira.
-• Descarte: Nunca guarde medicamentos vencidos ou que não estão mais em uso.
-• Alertas: Configure alarmes no celular do idoso ou use aplicativos de lembrete.</w:t>
+        <w:t xml:space="preserve">A gestão segura de medicamentos evita internações:</w:t>
+      </w:r>
+      <w:r>
+        <w:rPr>
+          <w:sz w:val="22"/>
+          <w:szCs w:val="22"/>
+        </w:rPr>
+        <w:br/>
+        <w:t xml:space="preserve">• Organização: Use caixas organizadoras semanais (manhã, tarde, noite).</w:t>
+      </w:r>
+      <w:r>
+        <w:rPr>
+          <w:sz w:val="22"/>
+          <w:szCs w:val="22"/>
+        </w:rPr>
+        <w:br/>
+        <w:t xml:space="preserve">• Lista unificada: Mantenha uma lista atualizada de remédios e horários na porta da geladeira.</w:t>
+      </w:r>
+      <w:r>
+        <w:rPr>
+          <w:sz w:val="22"/>
+          <w:szCs w:val="22"/>
+        </w:rPr>
+        <w:br/>
+        <w:t xml:space="preserve">• Descarte: Nunca guarde medicamentos vencidos ou que não estão mais em uso.</w:t>
+      </w:r>
+      <w:r>
+        <w:rPr>
+          <w:sz w:val="22"/>
+          <w:szCs w:val="22"/>
+        </w:rPr>
+        <w:br/>
+        <w:t xml:space="preserve">• Alertas: Configure alarmes no celular do idoso ou use aplicativos de lembrete.</w:t>
       </w:r>
     </w:p>
     <w:p>
@@ -5035,11 +5469,39 @@
           <w:sz w:val="22"/>
           <w:szCs w:val="22"/>
         </w:rPr>
-        <w:t xml:space="preserve">Nutrição é a base da saúde na terceira idade:
-• Hidratação: O idoso não sente sede. Ofereça água proativamente.
-• Nutrientes: Foco em cálcio (ossos), fibras (intestino) e proteínas (músculos).
-• Texturas: Adapte a textura (purês, sopas) para facilitar a mastigação e evitar engasgos.
-• Segurança: Verifique constantemente as datas de validade na despensa.</w:t>
+        <w:t xml:space="preserve">Nutrição é a base da saúde na terceira idade:</w:t>
+      </w:r>
+      <w:r>
+        <w:rPr>
+          <w:sz w:val="22"/>
+          <w:szCs w:val="22"/>
+        </w:rPr>
+        <w:br/>
+        <w:t xml:space="preserve">• Hidratação: O idoso não sente sede. Ofereça água proativamente.</w:t>
+      </w:r>
+      <w:r>
+        <w:rPr>
+          <w:sz w:val="22"/>
+          <w:szCs w:val="22"/>
+        </w:rPr>
+        <w:br/>
+        <w:t xml:space="preserve">• Nutrientes: Foco em cálcio (ossos), fibras (intestino) e proteínas (músculos).</w:t>
+      </w:r>
+      <w:r>
+        <w:rPr>
+          <w:sz w:val="22"/>
+          <w:szCs w:val="22"/>
+        </w:rPr>
+        <w:br/>
+        <w:t xml:space="preserve">• Texturas: Adapte a textura (purês, sopas) para facilitar a mastigação e evitar engasgos.</w:t>
+      </w:r>
+      <w:r>
+        <w:rPr>
+          <w:sz w:val="22"/>
+          <w:szCs w:val="22"/>
+        </w:rPr>
+        <w:br/>
+        <w:t xml:space="preserve">• Segurança: Verifique constantemente as datas de validade na despensa.</w:t>
       </w:r>
     </w:p>
     <w:p>
@@ -5100,11 +5562,39 @@
           <w:sz w:val="22"/>
           <w:szCs w:val="22"/>
         </w:rPr>
-        <w:t xml:space="preserve">Piso molhado + superfícies lisas = perigo extremo:
-• Barras de apoio: Fixe barras (não ventosas!) no box e ao lado do vaso.
-• Antiderrapante: Use pisos ásperos ou fitas antiderrapantes no chão do box.
-• Banho seguro: Um banco de banho firme evita a fadiga e desequilíbrios em pé.
-• Conforto: Considere assentos elevados para o vaso sanitário e chuveirinhos com mangueira.</w:t>
+        <w:t xml:space="preserve">Piso molhado + superfícies lisas = perigo extremo:</w:t>
+      </w:r>
+      <w:r>
+        <w:rPr>
+          <w:sz w:val="22"/>
+          <w:szCs w:val="22"/>
+        </w:rPr>
+        <w:br/>
+        <w:t xml:space="preserve">• Barras de apoio: Fixe barras (não ventosas!) no box e ao lado do vaso.</w:t>
+      </w:r>
+      <w:r>
+        <w:rPr>
+          <w:sz w:val="22"/>
+          <w:szCs w:val="22"/>
+        </w:rPr>
+        <w:br/>
+        <w:t xml:space="preserve">• Antiderrapante: Use pisos ásperos ou fitas antiderrapantes no chão do box.</w:t>
+      </w:r>
+      <w:r>
+        <w:rPr>
+          <w:sz w:val="22"/>
+          <w:szCs w:val="22"/>
+        </w:rPr>
+        <w:br/>
+        <w:t xml:space="preserve">• Banho seguro: Um banco de banho firme evita a fadiga e desequilíbrios em pé.</w:t>
+      </w:r>
+      <w:r>
+        <w:rPr>
+          <w:sz w:val="22"/>
+          <w:szCs w:val="22"/>
+        </w:rPr>
+        <w:br/>
+        <w:t xml:space="preserve">• Conforto: Considere assentos elevados para o vaso sanitário e chuveirinhos com mangueira.</w:t>
       </w:r>
     </w:p>
     <w:p>
@@ -5165,13 +5655,55 @@
           <w:sz w:val="22"/>
           <w:szCs w:val="22"/>
         </w:rPr>
-        <w:t xml:space="preserve">Os cômodos escondem armadilhas diárias:
-• Cozinha: Cortes, queimaduras e intoxicação.
-• Banheiro: Quedas graves e choque elétrico.
-• Escadas/Corredores: Tropeços por má iluminação.
-• Sala: Quinas, cortinas com cordas e TVs soltas.
-• Quintal: Piscinas sem proteção e churrasqueiras.
-Faça uma vistoria periódica cômodo a cômodo.</w:t>
+        <w:t xml:space="preserve">Os cômodos escondem armadilhas diárias:</w:t>
+      </w:r>
+      <w:r>
+        <w:rPr>
+          <w:sz w:val="22"/>
+          <w:szCs w:val="22"/>
+        </w:rPr>
+        <w:br/>
+        <w:t xml:space="preserve">• Cozinha: Cortes, queimaduras e intoxicação.</w:t>
+      </w:r>
+      <w:r>
+        <w:rPr>
+          <w:sz w:val="22"/>
+          <w:szCs w:val="22"/>
+        </w:rPr>
+        <w:br/>
+        <w:t xml:space="preserve">• Banheiro: Quedas graves e choque elétrico.</w:t>
+      </w:r>
+      <w:r>
+        <w:rPr>
+          <w:sz w:val="22"/>
+          <w:szCs w:val="22"/>
+        </w:rPr>
+        <w:br/>
+        <w:t xml:space="preserve">• Escadas/Corredores: Tropeços por má iluminação.</w:t>
+      </w:r>
+      <w:r>
+        <w:rPr>
+          <w:sz w:val="22"/>
+          <w:szCs w:val="22"/>
+        </w:rPr>
+        <w:br/>
+        <w:t xml:space="preserve">• Sala: Quinas, cortinas com cordas e TVs soltas.</w:t>
+      </w:r>
+      <w:r>
+        <w:rPr>
+          <w:sz w:val="22"/>
+          <w:szCs w:val="22"/>
+        </w:rPr>
+        <w:br/>
+        <w:t xml:space="preserve">• Quintal: Piscinas sem proteção e churrasqueiras.</w:t>
+      </w:r>
+      <w:r>
+        <w:rPr>
+          <w:sz w:val="22"/>
+          <w:szCs w:val="22"/>
+        </w:rPr>
+        <w:br/>
+        <w:t xml:space="preserve">Faça uma vistoria periódica cômodo a cômodo.</w:t>
       </w:r>
     </w:p>
     <w:p>
@@ -5232,13 +5764,55 @@
           <w:sz w:val="22"/>
           <w:szCs w:val="22"/>
         </w:rPr>
-        <w:t xml:space="preserve">A estatística do perigo doméstico:
-• Quedas (30%): Risco maior para idosos.
-• Queimaduras (20%): Fogo e líquidos quentes.
-• Cortes (15%): Cozinha e vidros quebrados.
-• Intoxicações (12%): Produtos de limpeza e remédios.
-• Engasgos e Afogamentos: Risco fatal para crianças.
-A imensa maioria pode ser evitada com pequenas mudanças de hábito.</w:t>
+        <w:t xml:space="preserve">A estatística do perigo doméstico:</w:t>
+      </w:r>
+      <w:r>
+        <w:rPr>
+          <w:sz w:val="22"/>
+          <w:szCs w:val="22"/>
+        </w:rPr>
+        <w:br/>
+        <w:t xml:space="preserve">• Quedas (30%): Risco maior para idosos.</w:t>
+      </w:r>
+      <w:r>
+        <w:rPr>
+          <w:sz w:val="22"/>
+          <w:szCs w:val="22"/>
+        </w:rPr>
+        <w:br/>
+        <w:t xml:space="preserve">• Queimaduras (20%): Fogo e líquidos quentes.</w:t>
+      </w:r>
+      <w:r>
+        <w:rPr>
+          <w:sz w:val="22"/>
+          <w:szCs w:val="22"/>
+        </w:rPr>
+        <w:br/>
+        <w:t xml:space="preserve">• Cortes (15%): Cozinha e vidros quebrados.</w:t>
+      </w:r>
+      <w:r>
+        <w:rPr>
+          <w:sz w:val="22"/>
+          <w:szCs w:val="22"/>
+        </w:rPr>
+        <w:br/>
+        <w:t xml:space="preserve">• Intoxicações (12%): Produtos de limpeza e remédios.</w:t>
+      </w:r>
+      <w:r>
+        <w:rPr>
+          <w:sz w:val="22"/>
+          <w:szCs w:val="22"/>
+        </w:rPr>
+        <w:br/>
+        <w:t xml:space="preserve">• Engasgos e Afogamentos: Risco fatal para crianças.</w:t>
+      </w:r>
+      <w:r>
+        <w:rPr>
+          <w:sz w:val="22"/>
+          <w:szCs w:val="22"/>
+        </w:rPr>
+        <w:br/>
+        <w:t xml:space="preserve">A imensa maioria pode ser evitada com pequenas mudanças de hábito.</w:t>
       </w:r>
     </w:p>
     <w:p>
@@ -5299,12 +5873,47 @@
           <w:sz w:val="22"/>
           <w:szCs w:val="22"/>
         </w:rPr>
-        <w:t xml:space="preserve">Equipamentos de baixo custo que salvam vidas:
-• Estruturais: Redes de janela, portões de escada e barras de apoio.
-• Dispositivos: Extintor, detector de fumaça e luz de emergência.
-• Bloqueios: Protetores de tomada, travas de gaveta e porta.
-• Superfícies: Fitas e tapetes antiderrapantes, protetores de quina.
-Não espere o acidente acontecer para investir em segurança básica.</w:t>
+        <w:t xml:space="preserve">Equipamentos de baixo custo que salvam vidas:</w:t>
+      </w:r>
+      <w:r>
+        <w:rPr>
+          <w:sz w:val="22"/>
+          <w:szCs w:val="22"/>
+        </w:rPr>
+        <w:br/>
+        <w:t xml:space="preserve">• Estruturais: Redes de janela, portões de escada e barras de apoio.</w:t>
+      </w:r>
+      <w:r>
+        <w:rPr>
+          <w:sz w:val="22"/>
+          <w:szCs w:val="22"/>
+        </w:rPr>
+        <w:br/>
+        <w:t xml:space="preserve">• Dispositivos: Extintor, detector de fumaça e luz de emergência.</w:t>
+      </w:r>
+      <w:r>
+        <w:rPr>
+          <w:sz w:val="22"/>
+          <w:szCs w:val="22"/>
+        </w:rPr>
+        <w:br/>
+        <w:t xml:space="preserve">• Bloqueios: Protetores de tomada, travas de gaveta e porta.</w:t>
+      </w:r>
+      <w:r>
+        <w:rPr>
+          <w:sz w:val="22"/>
+          <w:szCs w:val="22"/>
+        </w:rPr>
+        <w:br/>
+        <w:t xml:space="preserve">• Superfícies: Fitas e tapetes antiderrapantes, protetores de quina.</w:t>
+      </w:r>
+      <w:r>
+        <w:rPr>
+          <w:sz w:val="22"/>
+          <w:szCs w:val="22"/>
+        </w:rPr>
+        <w:br/>
+        <w:t xml:space="preserve">Não espere o acidente acontecer para investir em segurança básica.</w:t>
       </w:r>
     </w:p>
     <w:p>
@@ -5365,12 +5974,47 @@
           <w:sz w:val="22"/>
           <w:szCs w:val="22"/>
         </w:rPr>
-        <w:t xml:space="preserve">A prevenção no dia a dia:
-• Alturas: Não suba em cadeiras, use escadas apropriadas.
-• Eletricidade: Não sobrecarregue extensões e tomadas.
-• Fogo: Mantenha panelas no fogo sempre supervisionadas.
-• Cortes: Guarde facas com as lâminas protegidas.
-A prevenção é construída com pequenos hábitos diários, não com grandes sacrifícios.</w:t>
+        <w:t xml:space="preserve">A prevenção no dia a dia:</w:t>
+      </w:r>
+      <w:r>
+        <w:rPr>
+          <w:sz w:val="22"/>
+          <w:szCs w:val="22"/>
+        </w:rPr>
+        <w:br/>
+        <w:t xml:space="preserve">• Alturas: Não suba em cadeiras, use escadas apropriadas.</w:t>
+      </w:r>
+      <w:r>
+        <w:rPr>
+          <w:sz w:val="22"/>
+          <w:szCs w:val="22"/>
+        </w:rPr>
+        <w:br/>
+        <w:t xml:space="preserve">• Eletricidade: Não sobrecarregue extensões e tomadas.</w:t>
+      </w:r>
+      <w:r>
+        <w:rPr>
+          <w:sz w:val="22"/>
+          <w:szCs w:val="22"/>
+        </w:rPr>
+        <w:br/>
+        <w:t xml:space="preserve">• Fogo: Mantenha panelas no fogo sempre supervisionadas.</w:t>
+      </w:r>
+      <w:r>
+        <w:rPr>
+          <w:sz w:val="22"/>
+          <w:szCs w:val="22"/>
+        </w:rPr>
+        <w:br/>
+        <w:t xml:space="preserve">• Cortes: Guarde facas com as lâminas protegidas.</w:t>
+      </w:r>
+      <w:r>
+        <w:rPr>
+          <w:sz w:val="22"/>
+          <w:szCs w:val="22"/>
+        </w:rPr>
+        <w:br/>
+        <w:t xml:space="preserve">A prevenção é construída com pequenos hábitos diários, não com grandes sacrifícios.</w:t>
       </w:r>
     </w:p>
     <w:p>
@@ -5422,11 +6066,39 @@
           <w:sz w:val="22"/>
           <w:szCs w:val="22"/>
         </w:rPr>
-        <w:t xml:space="preserve">Prevenção não é paranoia, é responsabilidade. Siga os 3 passos:
-1. Observar: Olhe sua casa procurando falhas, como quinas vivas ou fios expostos.
-2. Agir: Corrija o risco imediatamente. Não deixe "para amanhã".
-3. Manter: A prevenção é um hábito contínuo.
-Eduque toda a família para identificar e relatar riscos.</w:t>
+        <w:t xml:space="preserve">Prevenção não é paranoia, é responsabilidade. Siga os 3 passos:</w:t>
+      </w:r>
+      <w:r>
+        <w:rPr>
+          <w:sz w:val="22"/>
+          <w:szCs w:val="22"/>
+        </w:rPr>
+        <w:br/>
+        <w:t xml:space="preserve">1. Observar: Olhe sua casa procurando falhas, como quinas vivas ou fios expostos.</w:t>
+      </w:r>
+      <w:r>
+        <w:rPr>
+          <w:sz w:val="22"/>
+          <w:szCs w:val="22"/>
+        </w:rPr>
+        <w:br/>
+        <w:t xml:space="preserve">2. Agir: Corrija o risco imediatamente. Não deixe "para amanhã".</w:t>
+      </w:r>
+      <w:r>
+        <w:rPr>
+          <w:sz w:val="22"/>
+          <w:szCs w:val="22"/>
+        </w:rPr>
+        <w:br/>
+        <w:t xml:space="preserve">3. Manter: A prevenção é um hábito contínuo.</w:t>
+      </w:r>
+      <w:r>
+        <w:rPr>
+          <w:sz w:val="22"/>
+          <w:szCs w:val="22"/>
+        </w:rPr>
+        <w:br/>
+        <w:t xml:space="preserve">Eduque toda a família para identificar e relatar riscos.</w:t>
       </w:r>
     </w:p>
     <w:p>
@@ -5487,11 +6159,39 @@
           <w:sz w:val="22"/>
           <w:szCs w:val="22"/>
         </w:rPr>
-        <w:t xml:space="preserve">Ação rápida e preventiva:
-• Disjuntor DR: Instale o Diferencial Residual, ele desliga a energia em milissegundos se houver fuga.
-• Água e energia: Nunca manuseie aparelhos descalço ou com as mãos molhadas.
-• Se alguém levar um choque: NÃO toque na pessoa. Desligue o disjuntor principal imediatamente.
-• Socorro: Após desligar a energia, ligue {{EMERGENCY_NUMBER}} e cheque a respiração da vítima.</w:t>
+        <w:t xml:space="preserve">Ação rápida e preventiva:</w:t>
+      </w:r>
+      <w:r>
+        <w:rPr>
+          <w:sz w:val="22"/>
+          <w:szCs w:val="22"/>
+        </w:rPr>
+        <w:br/>
+        <w:t xml:space="preserve">• Disjuntor DR: Instale o Diferencial Residual, ele desliga a energia em milissegundos se houver fuga.</w:t>
+      </w:r>
+      <w:r>
+        <w:rPr>
+          <w:sz w:val="22"/>
+          <w:szCs w:val="22"/>
+        </w:rPr>
+        <w:br/>
+        <w:t xml:space="preserve">• Água e energia: Nunca manuseie aparelhos descalço ou com as mãos molhadas.</w:t>
+      </w:r>
+      <w:r>
+        <w:rPr>
+          <w:sz w:val="22"/>
+          <w:szCs w:val="22"/>
+        </w:rPr>
+        <w:br/>
+        <w:t xml:space="preserve">• Se alguém levar um choque: NÃO toque na pessoa. Desligue o disjuntor principal imediatamente.</w:t>
+      </w:r>
+      <w:r>
+        <w:rPr>
+          <w:sz w:val="22"/>
+          <w:szCs w:val="22"/>
+        </w:rPr>
+        <w:br/>
+        <w:t xml:space="preserve">• Socorro: Após desligar a energia, ligue {{EMERGENCY_NUMBER}} e cheque a respiração da vítima.</w:t>
       </w:r>
     </w:p>
     <w:p>
@@ -5552,11 +6252,39 @@
           <w:sz w:val="22"/>
           <w:szCs w:val="22"/>
         </w:rPr>
-        <w:t xml:space="preserve">Prevenção e ação imediata:
-• Cozinha: Nunca deixe panelas no fogo sem supervisão. Se o óleo pegar fogo, NÃO jogue água, abafe com a tampa.
-• Velas e Cigarros: Nunca fume na cama e apague velas ao sair.
-• Elétrica: Evite sobrecarga em "Ts" (benjamins).
-• Fuga: Se houver incêndio, não tente apagar. Feche a porta, saia rápido e ligue 193.</w:t>
+        <w:t xml:space="preserve">Prevenção e ação imediata:</w:t>
+      </w:r>
+      <w:r>
+        <w:rPr>
+          <w:sz w:val="22"/>
+          <w:szCs w:val="22"/>
+        </w:rPr>
+        <w:br/>
+        <w:t xml:space="preserve">• Cozinha: Nunca deixe panelas no fogo sem supervisão. Se o óleo pegar fogo, NÃO jogue água, abafe com a tampa.</w:t>
+      </w:r>
+      <w:r>
+        <w:rPr>
+          <w:sz w:val="22"/>
+          <w:szCs w:val="22"/>
+        </w:rPr>
+        <w:br/>
+        <w:t xml:space="preserve">• Velas e Cigarros: Nunca fume na cama e apague velas ao sair.</w:t>
+      </w:r>
+      <w:r>
+        <w:rPr>
+          <w:sz w:val="22"/>
+          <w:szCs w:val="22"/>
+        </w:rPr>
+        <w:br/>
+        <w:t xml:space="preserve">• Elétrica: Evite sobrecarga em "Ts" (benjamins).</w:t>
+      </w:r>
+      <w:r>
+        <w:rPr>
+          <w:sz w:val="22"/>
+          <w:szCs w:val="22"/>
+        </w:rPr>
+        <w:br/>
+        <w:t xml:space="preserve">• Fuga: Se houver incêndio, não tente apagar. Feche a porta, saia rápido e ligue 193.</w:t>
       </w:r>
     </w:p>
     <w:p>
@@ -5617,15 +6345,71 @@
           <w:sz w:val="22"/>
           <w:szCs w:val="22"/>
         </w:rPr>
-        <w:t xml:space="preserve">Os vilões ocultos da sua despensa:
-1. Água Sanitária (Corrosiva)
-2. Soda Cáustica (Queimaduras graves)
-3. Desengordurantes (Tóxicos inalatórios)
-4. Naftalina (Cancerígena)
-5. Álcool Líquido (Inflamável)
-6. Inseticidas (Neurotóxicos)
-7. Remédios (Risco para crianças)
-Regra de ouro: Mantenha todos trancados no alto e nas embalagens originais.</w:t>
+        <w:t xml:space="preserve">Os vilões ocultos da sua despensa:</w:t>
+      </w:r>
+      <w:r>
+        <w:rPr>
+          <w:sz w:val="22"/>
+          <w:szCs w:val="22"/>
+        </w:rPr>
+        <w:br/>
+        <w:t xml:space="preserve">1. Água Sanitária (Corrosiva)</w:t>
+      </w:r>
+      <w:r>
+        <w:rPr>
+          <w:sz w:val="22"/>
+          <w:szCs w:val="22"/>
+        </w:rPr>
+        <w:br/>
+        <w:t xml:space="preserve">2. Soda Cáustica (Queimaduras graves)</w:t>
+      </w:r>
+      <w:r>
+        <w:rPr>
+          <w:sz w:val="22"/>
+          <w:szCs w:val="22"/>
+        </w:rPr>
+        <w:br/>
+        <w:t xml:space="preserve">3. Desengordurantes (Tóxicos inalatórios)</w:t>
+      </w:r>
+      <w:r>
+        <w:rPr>
+          <w:sz w:val="22"/>
+          <w:szCs w:val="22"/>
+        </w:rPr>
+        <w:br/>
+        <w:t xml:space="preserve">4. Naftalina (Cancerígena)</w:t>
+      </w:r>
+      <w:r>
+        <w:rPr>
+          <w:sz w:val="22"/>
+          <w:szCs w:val="22"/>
+        </w:rPr>
+        <w:br/>
+        <w:t xml:space="preserve">5. Álcool Líquido (Inflamável)</w:t>
+      </w:r>
+      <w:r>
+        <w:rPr>
+          <w:sz w:val="22"/>
+          <w:szCs w:val="22"/>
+        </w:rPr>
+        <w:br/>
+        <w:t xml:space="preserve">6. Inseticidas (Neurotóxicos)</w:t>
+      </w:r>
+      <w:r>
+        <w:rPr>
+          <w:sz w:val="22"/>
+          <w:szCs w:val="22"/>
+        </w:rPr>
+        <w:br/>
+        <w:t xml:space="preserve">7. Remédios (Risco para crianças)</w:t>
+      </w:r>
+      <w:r>
+        <w:rPr>
+          <w:sz w:val="22"/>
+          <w:szCs w:val="22"/>
+        </w:rPr>
+        <w:br/>
+        <w:t xml:space="preserve">Regra de ouro: Mantenha todos trancados no alto e nas embalagens originais.</w:t>
       </w:r>
     </w:p>
     <w:p>
@@ -5686,11 +6470,39 @@
           <w:sz w:val="22"/>
           <w:szCs w:val="22"/>
         </w:rPr>
-        <w:t xml:space="preserve">Uso seguro sem explosões:
-• Manutenção: Verifique a borracha e limpe a válvula de segurança a cada uso.
-• Limite: Nunca ultrapasse 2/3 da capacidade total.
-• Abertura: Nunca force a tampa. Espere a pressão sair naturalmente.
-• Compras: Prefira painéis digitais modernos ou selos INMETRO rigorosos.</w:t>
+        <w:t xml:space="preserve">Uso seguro sem explosões:</w:t>
+      </w:r>
+      <w:r>
+        <w:rPr>
+          <w:sz w:val="22"/>
+          <w:szCs w:val="22"/>
+        </w:rPr>
+        <w:br/>
+        <w:t xml:space="preserve">• Manutenção: Verifique a borracha e limpe a válvula de segurança a cada uso.</w:t>
+      </w:r>
+      <w:r>
+        <w:rPr>
+          <w:sz w:val="22"/>
+          <w:szCs w:val="22"/>
+        </w:rPr>
+        <w:br/>
+        <w:t xml:space="preserve">• Limite: Nunca ultrapasse 2/3 da capacidade total.</w:t>
+      </w:r>
+      <w:r>
+        <w:rPr>
+          <w:sz w:val="22"/>
+          <w:szCs w:val="22"/>
+        </w:rPr>
+        <w:br/>
+        <w:t xml:space="preserve">• Abertura: Nunca force a tampa. Espere a pressão sair naturalmente.</w:t>
+      </w:r>
+      <w:r>
+        <w:rPr>
+          <w:sz w:val="22"/>
+          <w:szCs w:val="22"/>
+        </w:rPr>
+        <w:br/>
+        <w:t xml:space="preserve">• Compras: Prefira painéis digitais modernos ou selos INMETRO rigorosos.</w:t>
       </w:r>
     </w:p>
     <w:p>
@@ -5751,11 +6563,39 @@
           <w:sz w:val="22"/>
           <w:szCs w:val="22"/>
         </w:rPr>
-        <w:t xml:space="preserve">Regras críticas para líquidos inflamáveis:
-• Churrasqueiras: Nunca use álcool líquido para acender. Use acendedores próprios sólidos.
-• Estocagem: Solventes e gasolina devem ficar fora de casa, em área ventilada.
-• Botijões: Não estoque botijões de gás reservas dentro de casa.
-• Queimaduras: Se ocorrer, cubra com pano limpo e úmido. Nunca use pasta de dente ou manteiga.</w:t>
+        <w:t xml:space="preserve">Regras críticas para líquidos inflamáveis:</w:t>
+      </w:r>
+      <w:r>
+        <w:rPr>
+          <w:sz w:val="22"/>
+          <w:szCs w:val="22"/>
+        </w:rPr>
+        <w:br/>
+        <w:t xml:space="preserve">• Churrasqueiras: Nunca use álcool líquido para acender. Use acendedores próprios sólidos.</w:t>
+      </w:r>
+      <w:r>
+        <w:rPr>
+          <w:sz w:val="22"/>
+          <w:szCs w:val="22"/>
+        </w:rPr>
+        <w:br/>
+        <w:t xml:space="preserve">• Estocagem: Solventes e gasolina devem ficar fora de casa, em área ventilada.</w:t>
+      </w:r>
+      <w:r>
+        <w:rPr>
+          <w:sz w:val="22"/>
+          <w:szCs w:val="22"/>
+        </w:rPr>
+        <w:br/>
+        <w:t xml:space="preserve">• Botijões: Não estoque botijões de gás reservas dentro de casa.</w:t>
+      </w:r>
+      <w:r>
+        <w:rPr>
+          <w:sz w:val="22"/>
+          <w:szCs w:val="22"/>
+        </w:rPr>
+        <w:br/>
+        <w:t xml:space="preserve">• Queimaduras: Se ocorrer, cubra com pano limpo e úmido. Nunca use pasta de dente ou manteiga.</w:t>
       </w:r>
     </w:p>
     <w:p>
@@ -5816,11 +6656,39 @@
           <w:sz w:val="22"/>
           <w:szCs w:val="22"/>
         </w:rPr>
-        <w:t xml:space="preserve">A intoxicação alimentar pode levar à hospitalização:
-• Vilões invisíveis: Bactérias como Salmonella e E. coli não mudam sempre o gosto do alimento.
-• Descarte: Qualquer alteração de cor, cheiro ou textura é motivo para lixo, mesmo na validade.
-• Organização: Use a regra "Primeiro a entrar, primeiro a sair" na sua despensa.
-• Foco: Crianças e idosos podem sofrer reações mortais.</w:t>
+        <w:t xml:space="preserve">A intoxicação alimentar pode levar à hospitalização:</w:t>
+      </w:r>
+      <w:r>
+        <w:rPr>
+          <w:sz w:val="22"/>
+          <w:szCs w:val="22"/>
+        </w:rPr>
+        <w:br/>
+        <w:t xml:space="preserve">• Vilões invisíveis: Bactérias como Salmonella e E. coli não mudam sempre o gosto do alimento.</w:t>
+      </w:r>
+      <w:r>
+        <w:rPr>
+          <w:sz w:val="22"/>
+          <w:szCs w:val="22"/>
+        </w:rPr>
+        <w:br/>
+        <w:t xml:space="preserve">• Descarte: Qualquer alteração de cor, cheiro ou textura é motivo para lixo, mesmo na validade.</w:t>
+      </w:r>
+      <w:r>
+        <w:rPr>
+          <w:sz w:val="22"/>
+          <w:szCs w:val="22"/>
+        </w:rPr>
+        <w:br/>
+        <w:t xml:space="preserve">• Organização: Use a regra "Primeiro a entrar, primeiro a sair" na sua despensa.</w:t>
+      </w:r>
+      <w:r>
+        <w:rPr>
+          <w:sz w:val="22"/>
+          <w:szCs w:val="22"/>
+        </w:rPr>
+        <w:br/>
+        <w:t xml:space="preserve">• Foco: Crianças e idosos podem sofrer reações mortais.</w:t>
       </w:r>
     </w:p>
     <w:p>
@@ -5881,14 +6749,63 @@
           <w:sz w:val="22"/>
           <w:szCs w:val="22"/>
         </w:rPr>
-        <w:t xml:space="preserve">Saiba agir nos piores cenários:
-• Intoxicação: Não provoque vômito. Ligue {{POISON_CONTROL}}.
-• Cortes: Pressione com pano limpo e eleve o membro.
-• Choque: Desligue a energia antes de tocar.
-• Queimadura: Água corrente fria por 20min.
-• Queda: Não mova se suspeitar de fratura.
-• Engasgo: Heimlich (adultos) ou tapotagem (bebês).
-• Afogamento: Retire da água, deite de lado, faça RCP. Ligue {{EMERGENCY_NUMBER}} sempre.</w:t>
+        <w:t xml:space="preserve">Saiba agir nos piores cenários:</w:t>
+      </w:r>
+      <w:r>
+        <w:rPr>
+          <w:sz w:val="22"/>
+          <w:szCs w:val="22"/>
+        </w:rPr>
+        <w:br/>
+        <w:t xml:space="preserve">• Intoxicação: Não provoque vômito. Ligue {{POISON_CONTROL}}.</w:t>
+      </w:r>
+      <w:r>
+        <w:rPr>
+          <w:sz w:val="22"/>
+          <w:szCs w:val="22"/>
+        </w:rPr>
+        <w:br/>
+        <w:t xml:space="preserve">• Cortes: Pressione com pano limpo e eleve o membro.</w:t>
+      </w:r>
+      <w:r>
+        <w:rPr>
+          <w:sz w:val="22"/>
+          <w:szCs w:val="22"/>
+        </w:rPr>
+        <w:br/>
+        <w:t xml:space="preserve">• Choque: Desligue a energia antes de tocar.</w:t>
+      </w:r>
+      <w:r>
+        <w:rPr>
+          <w:sz w:val="22"/>
+          <w:szCs w:val="22"/>
+        </w:rPr>
+        <w:br/>
+        <w:t xml:space="preserve">• Queimadura: Água corrente fria por 20min.</w:t>
+      </w:r>
+      <w:r>
+        <w:rPr>
+          <w:sz w:val="22"/>
+          <w:szCs w:val="22"/>
+        </w:rPr>
+        <w:br/>
+        <w:t xml:space="preserve">• Queda: Não mova se suspeitar de fratura.</w:t>
+      </w:r>
+      <w:r>
+        <w:rPr>
+          <w:sz w:val="22"/>
+          <w:szCs w:val="22"/>
+        </w:rPr>
+        <w:br/>
+        <w:t xml:space="preserve">• Engasgo: Heimlich (adultos) ou tapotagem (bebês).</w:t>
+      </w:r>
+      <w:r>
+        <w:rPr>
+          <w:sz w:val="22"/>
+          <w:szCs w:val="22"/>
+        </w:rPr>
+        <w:br/>
+        <w:t xml:space="preserve">• Afogamento: Retire da água, deite de lado, faça RCP. Ligue {{EMERGENCY_NUMBER}} sempre.</w:t>
       </w:r>
     </w:p>
     <w:p>
@@ -5949,11 +6866,39 @@
           <w:sz w:val="22"/>
           <w:szCs w:val="22"/>
         </w:rPr>
-        <w:t xml:space="preserve">Quando e como usar pomadas:
-• 1º Grau (vermelhidão): Água corrente 20min, depois pomadas como sulfadiazina de prata.
-• 2º e 3º Grau (bolhas e feridas): Atendimento médico urgente.
-• O que NÃO fazer: Nunca fure bolhas. Nunca aplique gelo, pasta de dente, manteiga ou pó de café.
-• Proteção: Cubra com gaze estéril ou pano limpo se precisar se deslocar ao hospital.</w:t>
+        <w:t xml:space="preserve">Quando e como usar pomadas:</w:t>
+      </w:r>
+      <w:r>
+        <w:rPr>
+          <w:sz w:val="22"/>
+          <w:szCs w:val="22"/>
+        </w:rPr>
+        <w:br/>
+        <w:t xml:space="preserve">• 1º Grau (vermelhidão): Água corrente 20min, depois pomadas como sulfadiazina de prata.</w:t>
+      </w:r>
+      <w:r>
+        <w:rPr>
+          <w:sz w:val="22"/>
+          <w:szCs w:val="22"/>
+        </w:rPr>
+        <w:br/>
+        <w:t xml:space="preserve">• 2º e 3º Grau (bolhas e feridas): Atendimento médico urgente.</w:t>
+      </w:r>
+      <w:r>
+        <w:rPr>
+          <w:sz w:val="22"/>
+          <w:szCs w:val="22"/>
+        </w:rPr>
+        <w:br/>
+        <w:t xml:space="preserve">• O que NÃO fazer: Nunca fure bolhas. Nunca aplique gelo, pasta de dente, manteiga ou pó de café.</w:t>
+      </w:r>
+      <w:r>
+        <w:rPr>
+          <w:sz w:val="22"/>
+          <w:szCs w:val="22"/>
+        </w:rPr>
+        <w:br/>
+        <w:t xml:space="preserve">• Proteção: Cubra com gaze estéril ou pano limpo se precisar se deslocar ao hospital.</w:t>
       </w:r>
     </w:p>
     <w:p>
@@ -6014,11 +6959,39 @@
           <w:sz w:val="22"/>
           <w:szCs w:val="22"/>
         </w:rPr>
-        <w:t xml:space="preserve">Regras de ouro para picadas de cobras, aranhas ou escorpiões:
-• Aja: Lave com água e sabão, mantenha a vítima calma e vá direto ao hospital.
-• Proibições: NÃO amarre (torniquete). NÃO corte o local. NÃO chupe o veneno.
-• Prevenção: Sacuda sapatos, não coloque as mãos em buracos e use luvas em entulhos.
-O soro antiofídico é a única cura e só existe em hospitais.</w:t>
+        <w:t xml:space="preserve">Regras de ouro para picadas de cobras, aranhas ou escorpiões:</w:t>
+      </w:r>
+      <w:r>
+        <w:rPr>
+          <w:sz w:val="22"/>
+          <w:szCs w:val="22"/>
+        </w:rPr>
+        <w:br/>
+        <w:t xml:space="preserve">• Aja: Lave com água e sabão, mantenha a vítima calma e vá direto ao hospital.</w:t>
+      </w:r>
+      <w:r>
+        <w:rPr>
+          <w:sz w:val="22"/>
+          <w:szCs w:val="22"/>
+        </w:rPr>
+        <w:br/>
+        <w:t xml:space="preserve">• Proibições: NÃO amarre (torniquete). NÃO corte o local. NÃO chupe o veneno.</w:t>
+      </w:r>
+      <w:r>
+        <w:rPr>
+          <w:sz w:val="22"/>
+          <w:szCs w:val="22"/>
+        </w:rPr>
+        <w:br/>
+        <w:t xml:space="preserve">• Prevenção: Sacuda sapatos, não coloque as mãos em buracos e use luvas em entulhos.</w:t>
+      </w:r>
+      <w:r>
+        <w:rPr>
+          <w:sz w:val="22"/>
+          <w:szCs w:val="22"/>
+        </w:rPr>
+        <w:br/>
+        <w:t xml:space="preserve">O soro antiofídico é a única cura e só existe em hospitais.</w:t>
       </w:r>
     </w:p>
     <w:p>
@@ -6079,11 +7052,39 @@
           <w:sz w:val="22"/>
           <w:szCs w:val="22"/>
         </w:rPr>
-        <w:t xml:space="preserve">Pets são como crianças eternas:
-• Intoxicação: Esconda produtos de limpeza, remédios, chocolates e plantas (Lírio, Comigo-ninguém-pode).
-• Janelas: Telas de proteção são inegociáveis para gatos.
-• Eletricidade: Esconda fios elétricos; filhotes roem tudo.
-• Afogamento: Piscinas devem ter sempre rampa ou plataforma para o pet conseguir sair sozinho.</w:t>
+        <w:t xml:space="preserve">Pets são como crianças eternas:</w:t>
+      </w:r>
+      <w:r>
+        <w:rPr>
+          <w:sz w:val="22"/>
+          <w:szCs w:val="22"/>
+        </w:rPr>
+        <w:br/>
+        <w:t xml:space="preserve">• Intoxicação: Esconda produtos de limpeza, remédios, chocolates e plantas (Lírio, Comigo-ninguém-pode).</w:t>
+      </w:r>
+      <w:r>
+        <w:rPr>
+          <w:sz w:val="22"/>
+          <w:szCs w:val="22"/>
+        </w:rPr>
+        <w:br/>
+        <w:t xml:space="preserve">• Janelas: Telas de proteção são inegociáveis para gatos.</w:t>
+      </w:r>
+      <w:r>
+        <w:rPr>
+          <w:sz w:val="22"/>
+          <w:szCs w:val="22"/>
+        </w:rPr>
+        <w:br/>
+        <w:t xml:space="preserve">• Eletricidade: Esconda fios elétricos; filhotes roem tudo.</w:t>
+      </w:r>
+      <w:r>
+        <w:rPr>
+          <w:sz w:val="22"/>
+          <w:szCs w:val="22"/>
+        </w:rPr>
+        <w:br/>
+        <w:t xml:space="preserve">• Afogamento: Piscinas devem ter sempre rampa ou plataforma para o pet conseguir sair sozinho.</w:t>
       </w:r>
     </w:p>
     <w:p>
@@ -6144,11 +7145,39 @@
           <w:sz w:val="22"/>
           <w:szCs w:val="22"/>
         </w:rPr>
-        <w:t xml:space="preserve">Escolha com responsabilidade familiar:
-• Porte vs Espaço: Cães grandes precisam de espaço; cães pequenos podem ser pisados.
-• Temperamento: Avalie as raças considerando a presença de bebês e idosos.
-• Adaptação: Gatos exigem adaptações nas janelas (redes).
-• Répteis: Tartarugas e iguanas transmitem salmonella; redobre a higiene após tocá-los.</w:t>
+        <w:t xml:space="preserve">Escolha com responsabilidade familiar:</w:t>
+      </w:r>
+      <w:r>
+        <w:rPr>
+          <w:sz w:val="22"/>
+          <w:szCs w:val="22"/>
+        </w:rPr>
+        <w:br/>
+        <w:t xml:space="preserve">• Porte vs Espaço: Cães grandes precisam de espaço; cães pequenos podem ser pisados.</w:t>
+      </w:r>
+      <w:r>
+        <w:rPr>
+          <w:sz w:val="22"/>
+          <w:szCs w:val="22"/>
+        </w:rPr>
+        <w:br/>
+        <w:t xml:space="preserve">• Temperamento: Avalie as raças considerando a presença de bebês e idosos.</w:t>
+      </w:r>
+      <w:r>
+        <w:rPr>
+          <w:sz w:val="22"/>
+          <w:szCs w:val="22"/>
+        </w:rPr>
+        <w:br/>
+        <w:t xml:space="preserve">• Adaptação: Gatos exigem adaptações nas janelas (redes).</w:t>
+      </w:r>
+      <w:r>
+        <w:rPr>
+          <w:sz w:val="22"/>
+          <w:szCs w:val="22"/>
+        </w:rPr>
+        <w:br/>
+        <w:t xml:space="preserve">• Répteis: Tartarugas e iguanas transmitem salmonella; redobre a higiene após tocá-los.</w:t>
       </w:r>
     </w:p>
     <w:p>
@@ -6209,11 +7238,39 @@
           <w:sz w:val="22"/>
           <w:szCs w:val="22"/>
         </w:rPr>
-        <w:t xml:space="preserve">Nem todo pet sabe nadar:
-• Exaustão: O pânico em quedas acidentais causa fadiga fatal em minutos.
-• Barreiras: Cerca de isolamento (1,20m) ao redor da piscina é a melhor defesa.
-• Rampa: Escadas convencionais são impossíveis para eles. Instale uma "Rampa de Emergência" submersa com superfície antiderrapante.
-Treine seu cão para saber onde fica a saída.</w:t>
+        <w:t xml:space="preserve">Nem todo pet sabe nadar:</w:t>
+      </w:r>
+      <w:r>
+        <w:rPr>
+          <w:sz w:val="22"/>
+          <w:szCs w:val="22"/>
+        </w:rPr>
+        <w:br/>
+        <w:t xml:space="preserve">• Exaustão: O pânico em quedas acidentais causa fadiga fatal em minutos.</w:t>
+      </w:r>
+      <w:r>
+        <w:rPr>
+          <w:sz w:val="22"/>
+          <w:szCs w:val="22"/>
+        </w:rPr>
+        <w:br/>
+        <w:t xml:space="preserve">• Barreiras: Cerca de isolamento (1,20m) ao redor da piscina é a melhor defesa.</w:t>
+      </w:r>
+      <w:r>
+        <w:rPr>
+          <w:sz w:val="22"/>
+          <w:szCs w:val="22"/>
+        </w:rPr>
+        <w:br/>
+        <w:t xml:space="preserve">• Rampa: Escadas convencionais são impossíveis para eles. Instale uma "Rampa de Emergência" submersa com superfície antiderrapante.</w:t>
+      </w:r>
+      <w:r>
+        <w:rPr>
+          <w:sz w:val="22"/>
+          <w:szCs w:val="22"/>
+        </w:rPr>
+        <w:br/>
+        <w:t xml:space="preserve">Treine seu cão para saber onde fica a saída.</w:t>
       </w:r>
     </w:p>
     <w:p>
@@ -6274,11 +7331,39 @@
           <w:sz w:val="22"/>
           <w:szCs w:val="22"/>
         </w:rPr>
-        <w:t xml:space="preserve">A garagem pode ser fatal:
-• Motores: Antes de ligar o carro, bata no capô e verifique sob os pneus (gatos buscam calor ali).
-• Manobras: Isole os pets durante manobras. Pequenos não aparecem no retrovisor.
-• Produtos Automotivos: Anticongelantes têm cheiro doce e são letais. Limpe vazamentos de óleo imediatamente.
-O lugar do pet durante a saída do carro é trancado dentro de casa.</w:t>
+        <w:t xml:space="preserve">A garagem pode ser fatal:</w:t>
+      </w:r>
+      <w:r>
+        <w:rPr>
+          <w:sz w:val="22"/>
+          <w:szCs w:val="22"/>
+        </w:rPr>
+        <w:br/>
+        <w:t xml:space="preserve">• Motores: Antes de ligar o carro, bata no capô e verifique sob os pneus (gatos buscam calor ali).</w:t>
+      </w:r>
+      <w:r>
+        <w:rPr>
+          <w:sz w:val="22"/>
+          <w:szCs w:val="22"/>
+        </w:rPr>
+        <w:br/>
+        <w:t xml:space="preserve">• Manobras: Isole os pets durante manobras. Pequenos não aparecem no retrovisor.</w:t>
+      </w:r>
+      <w:r>
+        <w:rPr>
+          <w:sz w:val="22"/>
+          <w:szCs w:val="22"/>
+        </w:rPr>
+        <w:br/>
+        <w:t xml:space="preserve">• Produtos Automotivos: Anticongelantes têm cheiro doce e são letais. Limpe vazamentos de óleo imediatamente.</w:t>
+      </w:r>
+      <w:r>
+        <w:rPr>
+          <w:sz w:val="22"/>
+          <w:szCs w:val="22"/>
+        </w:rPr>
+        <w:br/>
+        <w:t xml:space="preserve">O lugar do pet durante a saída do carro é trancado dentro de casa.</w:t>
       </w:r>
     </w:p>
     <w:p>
@@ -6339,11 +7424,39 @@
           <w:sz w:val="22"/>
           <w:szCs w:val="22"/>
         </w:rPr>
-        <w:t xml:space="preserve">Brincadeiras que exigem cirurgia:
-• Fios e Linhas: Linha de costura e fio dental causam "corpo estranho linear" que pode dilacerar o intestino do gato.
-• Eletricidade: Canaletas são essenciais para evitar que cães roam fios ligados à tomada.
-• Sacos Plásticos: Asfixia é um risco silencioso.
-Nunca deixe fios de carregadores soltos pelo chão da casa.</w:t>
+        <w:t xml:space="preserve">Brincadeiras que exigem cirurgia:</w:t>
+      </w:r>
+      <w:r>
+        <w:rPr>
+          <w:sz w:val="22"/>
+          <w:szCs w:val="22"/>
+        </w:rPr>
+        <w:br/>
+        <w:t xml:space="preserve">• Fios e Linhas: Linha de costura e fio dental causam "corpo estranho linear" que pode dilacerar o intestino do gato.</w:t>
+      </w:r>
+      <w:r>
+        <w:rPr>
+          <w:sz w:val="22"/>
+          <w:szCs w:val="22"/>
+        </w:rPr>
+        <w:br/>
+        <w:t xml:space="preserve">• Eletricidade: Canaletas são essenciais para evitar que cães roam fios ligados à tomada.</w:t>
+      </w:r>
+      <w:r>
+        <w:rPr>
+          <w:sz w:val="22"/>
+          <w:szCs w:val="22"/>
+        </w:rPr>
+        <w:br/>
+        <w:t xml:space="preserve">• Sacos Plásticos: Asfixia é um risco silencioso.</w:t>
+      </w:r>
+      <w:r>
+        <w:rPr>
+          <w:sz w:val="22"/>
+          <w:szCs w:val="22"/>
+        </w:rPr>
+        <w:br/>
+        <w:t xml:space="preserve">Nunca deixe fios de carregadores soltos pelo chão da casa.</w:t>
       </w:r>
     </w:p>
     <w:p>
@@ -6404,11 +7517,39 @@
           <w:sz w:val="22"/>
           <w:szCs w:val="22"/>
         </w:rPr>
-        <w:t xml:space="preserve">O ar é o maior risco para as aves:
-• Teflon (PTFE): Panelas antiaderentes superaquecidas liberam gases fatais para aves em poucos segundos.
-• Produtos em Spray: Evite aerossóis, desodorantes e incensos no mesmo ambiente.
-• Correntes de Ar: Gaiolas devem ficar em locais protegidos do vento forte e do sol direto.
-Aves têm um sistema respiratório hipersensível; a cozinha não é lugar para a gaiola.</w:t>
+        <w:t xml:space="preserve">O ar é o maior risco para as aves:</w:t>
+      </w:r>
+      <w:r>
+        <w:rPr>
+          <w:sz w:val="22"/>
+          <w:szCs w:val="22"/>
+        </w:rPr>
+        <w:br/>
+        <w:t xml:space="preserve">• Teflon (PTFE): Panelas antiaderentes superaquecidas liberam gases fatais para aves em poucos segundos.</w:t>
+      </w:r>
+      <w:r>
+        <w:rPr>
+          <w:sz w:val="22"/>
+          <w:szCs w:val="22"/>
+        </w:rPr>
+        <w:br/>
+        <w:t xml:space="preserve">• Produtos em Spray: Evite aerossóis, desodorantes e incensos no mesmo ambiente.</w:t>
+      </w:r>
+      <w:r>
+        <w:rPr>
+          <w:sz w:val="22"/>
+          <w:szCs w:val="22"/>
+        </w:rPr>
+        <w:br/>
+        <w:t xml:space="preserve">• Correntes de Ar: Gaiolas devem ficar em locais protegidos do vento forte e do sol direto.</w:t>
+      </w:r>
+      <w:r>
+        <w:rPr>
+          <w:sz w:val="22"/>
+          <w:szCs w:val="22"/>
+        </w:rPr>
+        <w:br/>
+        <w:t xml:space="preserve">Aves têm um sistema respiratório hipersensível; a cozinha não é lugar para a gaiola.</w:t>
       </w:r>
     </w:p>
     <w:p>
@@ -6469,11 +7610,39 @@
           <w:sz w:val="22"/>
           <w:szCs w:val="22"/>
         </w:rPr>
-        <w:t xml:space="preserve">Preparação para o inesperado:
-• Essenciais Médicos: Gaze, esparadrapo, soro fisiológico, tesoura, luvas descartáveis e pomada para queimadura.
-• Sobrevivência Básica: Lanterna, pilhas extras e contatos de emergência (SAMU e CIATOX).
-• Revisão: Verifique e troque itens vencidos a cada 6 meses.
-Guarde em local visível para adultos, mas fora do alcance de crianças.</w:t>
+        <w:t xml:space="preserve">Preparação para o inesperado:</w:t>
+      </w:r>
+      <w:r>
+        <w:rPr>
+          <w:sz w:val="22"/>
+          <w:szCs w:val="22"/>
+        </w:rPr>
+        <w:br/>
+        <w:t xml:space="preserve">• Essenciais Médicos: Gaze, esparadrapo, soro fisiológico, tesoura, luvas descartáveis e pomada para queimadura.</w:t>
+      </w:r>
+      <w:r>
+        <w:rPr>
+          <w:sz w:val="22"/>
+          <w:szCs w:val="22"/>
+        </w:rPr>
+        <w:br/>
+        <w:t xml:space="preserve">• Sobrevivência Básica: Lanterna, pilhas extras e contatos de emergência (SAMU e CIATOX).</w:t>
+      </w:r>
+      <w:r>
+        <w:rPr>
+          <w:sz w:val="22"/>
+          <w:szCs w:val="22"/>
+        </w:rPr>
+        <w:br/>
+        <w:t xml:space="preserve">• Revisão: Verifique e troque itens vencidos a cada 6 meses.</w:t>
+      </w:r>
+      <w:r>
+        <w:rPr>
+          <w:sz w:val="22"/>
+          <w:szCs w:val="22"/>
+        </w:rPr>
+        <w:br/>
+        <w:t xml:space="preserve">Guarde em local visível para adultos, mas fora do alcance de crianças.</w:t>
       </w:r>
     </w:p>
     <w:p>
@@ -6534,11 +7703,39 @@
           <w:sz w:val="22"/>
           <w:szCs w:val="22"/>
         </w:rPr>
-        <w:t xml:space="preserve">Pequenos reparos evitam grandes acidentes:
-• Básicos: Martelo, chaves (fenda/phillips), alicate, trena e fita isolante.
-• Fixação: Parafusos, pregos, buchas e cola instantânea.
-• EPI: Óculos de proteção e luvas isolantes são tão importantes quanto as ferramentas.
-Organize tudo em uma caixa fechada e longe das crianças.</w:t>
+        <w:t xml:space="preserve">Pequenos reparos evitam grandes acidentes:</w:t>
+      </w:r>
+      <w:r>
+        <w:rPr>
+          <w:sz w:val="22"/>
+          <w:szCs w:val="22"/>
+        </w:rPr>
+        <w:br/>
+        <w:t xml:space="preserve">• Básicos: Martelo, chaves (fenda/phillips), alicate, trena e fita isolante.</w:t>
+      </w:r>
+      <w:r>
+        <w:rPr>
+          <w:sz w:val="22"/>
+          <w:szCs w:val="22"/>
+        </w:rPr>
+        <w:br/>
+        <w:t xml:space="preserve">• Fixação: Parafusos, pregos, buchas e cola instantânea.</w:t>
+      </w:r>
+      <w:r>
+        <w:rPr>
+          <w:sz w:val="22"/>
+          <w:szCs w:val="22"/>
+        </w:rPr>
+        <w:br/>
+        <w:t xml:space="preserve">• EPI: Óculos de proteção e luvas isolantes são tão importantes quanto as ferramentas.</w:t>
+      </w:r>
+      <w:r>
+        <w:rPr>
+          <w:sz w:val="22"/>
+          <w:szCs w:val="22"/>
+        </w:rPr>
+        <w:br/>
+        <w:t xml:space="preserve">Organize tudo em uma caixa fechada e longe das crianças.</w:t>
       </w:r>
     </w:p>
     <w:p>
@@ -6599,11 +7796,39 @@
           <w:sz w:val="22"/>
           <w:szCs w:val="22"/>
         </w:rPr>
-        <w:t xml:space="preserve">Alegria sem curtos-circuitos:
-• Árvore: Modelos naturais ressecam e são inflamáveis; prefira as artificiais antichamas.
-• Luzes: Exija selo INMETRO. Desligue tudo antes de dormir ou sair.
-• Velas: Jamais deixe acesas sem supervisão ou perto de cortinas.
-• Enfeites: Peças pequenas são risco de engasgo para bebês e pets.</w:t>
+        <w:t xml:space="preserve">Alegria sem curtos-circuitos:</w:t>
+      </w:r>
+      <w:r>
+        <w:rPr>
+          <w:sz w:val="22"/>
+          <w:szCs w:val="22"/>
+        </w:rPr>
+        <w:br/>
+        <w:t xml:space="preserve">• Árvore: Modelos naturais ressecam e são inflamáveis; prefira as artificiais antichamas.</w:t>
+      </w:r>
+      <w:r>
+        <w:rPr>
+          <w:sz w:val="22"/>
+          <w:szCs w:val="22"/>
+        </w:rPr>
+        <w:br/>
+        <w:t xml:space="preserve">• Luzes: Exija selo INMETRO. Desligue tudo antes de dormir ou sair.</w:t>
+      </w:r>
+      <w:r>
+        <w:rPr>
+          <w:sz w:val="22"/>
+          <w:szCs w:val="22"/>
+        </w:rPr>
+        <w:br/>
+        <w:t xml:space="preserve">• Velas: Jamais deixe acesas sem supervisão ou perto de cortinas.</w:t>
+      </w:r>
+      <w:r>
+        <w:rPr>
+          <w:sz w:val="22"/>
+          <w:szCs w:val="22"/>
+        </w:rPr>
+        <w:br/>
+        <w:t xml:space="preserve">• Enfeites: Peças pequenas são risco de engasgo para bebês e pets.</w:t>
       </w:r>
     </w:p>
     <w:p>
@@ -6664,11 +7889,39 @@
           <w:sz w:val="22"/>
           <w:szCs w:val="22"/>
         </w:rPr>
-        <w:t xml:space="preserve">Defesa contra o câncer de pele:
-• Protetor: Use FPS 30+ e reaplique a cada 2 horas (mesmo em dias nublados).
-• Horário: Evite exposição direta entre 10h e 16h.
-• Bebês: Menores de 6 meses NÃO devem usar protetor; proteja com roupas e sombra.
-• Hidratação: Beba água constantemente, a insolação age rápido.</w:t>
+        <w:t xml:space="preserve">Defesa contra o câncer de pele:</w:t>
+      </w:r>
+      <w:r>
+        <w:rPr>
+          <w:sz w:val="22"/>
+          <w:szCs w:val="22"/>
+        </w:rPr>
+        <w:br/>
+        <w:t xml:space="preserve">• Protetor: Use FPS 30+ e reaplique a cada 2 horas (mesmo em dias nublados).</w:t>
+      </w:r>
+      <w:r>
+        <w:rPr>
+          <w:sz w:val="22"/>
+          <w:szCs w:val="22"/>
+        </w:rPr>
+        <w:br/>
+        <w:t xml:space="preserve">• Horário: Evite exposição direta entre 10h e 16h.</w:t>
+      </w:r>
+      <w:r>
+        <w:rPr>
+          <w:sz w:val="22"/>
+          <w:szCs w:val="22"/>
+        </w:rPr>
+        <w:br/>
+        <w:t xml:space="preserve">• Bebês: Menores de 6 meses NÃO devem usar protetor; proteja com roupas e sombra.</w:t>
+      </w:r>
+      <w:r>
+        <w:rPr>
+          <w:sz w:val="22"/>
+          <w:szCs w:val="22"/>
+        </w:rPr>
+        <w:br/>
+        <w:t xml:space="preserve">• Hidratação: Beba água constantemente, a insolação age rápido.</w:t>
       </w:r>
     </w:p>
     <w:p>
@@ -6729,14 +7982,63 @@
           <w:sz w:val="22"/>
           <w:szCs w:val="22"/>
         </w:rPr>
-        <w:t xml:space="preserve">Pequenos, letais e comuns no verão:
-1. Aedes aegypti (Dengue)
-2. Escorpião amarelo
-3. Aranha marrom
-4. Viúva negra
-5. Abelhas (Alerta de alergia severa)
-6. Vespas
-Regra básica de ouro: Mantenha o quintal limpo, grama aparada e ralos internos tampados.</w:t>
+        <w:t xml:space="preserve">Pequenos, letais e comuns no verão:</w:t>
+      </w:r>
+      <w:r>
+        <w:rPr>
+          <w:sz w:val="22"/>
+          <w:szCs w:val="22"/>
+        </w:rPr>
+        <w:br/>
+        <w:t xml:space="preserve">1. Aedes aegypti (Dengue)</w:t>
+      </w:r>
+      <w:r>
+        <w:rPr>
+          <w:sz w:val="22"/>
+          <w:szCs w:val="22"/>
+        </w:rPr>
+        <w:br/>
+        <w:t xml:space="preserve">2. Escorpião amarelo</w:t>
+      </w:r>
+      <w:r>
+        <w:rPr>
+          <w:sz w:val="22"/>
+          <w:szCs w:val="22"/>
+        </w:rPr>
+        <w:br/>
+        <w:t xml:space="preserve">3. Aranha marrom</w:t>
+      </w:r>
+      <w:r>
+        <w:rPr>
+          <w:sz w:val="22"/>
+          <w:szCs w:val="22"/>
+        </w:rPr>
+        <w:br/>
+        <w:t xml:space="preserve">4. Viúva negra</w:t>
+      </w:r>
+      <w:r>
+        <w:rPr>
+          <w:sz w:val="22"/>
+          <w:szCs w:val="22"/>
+        </w:rPr>
+        <w:br/>
+        <w:t xml:space="preserve">5. Abelhas (Alerta de alergia severa)</w:t>
+      </w:r>
+      <w:r>
+        <w:rPr>
+          <w:sz w:val="22"/>
+          <w:szCs w:val="22"/>
+        </w:rPr>
+        <w:br/>
+        <w:t xml:space="preserve">6. Vespas</w:t>
+      </w:r>
+      <w:r>
+        <w:rPr>
+          <w:sz w:val="22"/>
+          <w:szCs w:val="22"/>
+        </w:rPr>
+        <w:br/>
+        <w:t xml:space="preserve">Regra básica de ouro: Mantenha o quintal limpo, grama aparada e ralos internos tampados.</w:t>
       </w:r>
     </w:p>
     <w:p>
@@ -21385,12 +22687,63 @@
           <w:sz w:val="22"/>
           <w:szCs w:val="22"/>
         </w:rPr>
-        <w:t xml:space="preserve">Antigamente a gente ouvia falar no "triângulo do fogo", mas hoje a ciência considera quatro elementos essenciais:
-1. Combustível: É o que queima (madeira, papel, gás, álcool).
-2. Comburente: O gás que alimenta a queima (o oxigênio do ar).
-3. Calor: A energia inicial que começa a queima (uma faísca, fósforo ou superaquecimento).
-4. Reação em Cadeia: O processo químico que faz o fogo se sustentar sozinho e crescer.
-Lembre-se: cortar o oxigênio (abafamento) ou esfriar o combustível (resfriamento) apaga o fogo.</w:t>
+        <w:t xml:space="preserve">Antigamente a gente ouvia falar no "triângulo do fogo", mas hoje a ciência considera quatro elementos essenciais:</w:t>
+      </w:r>
+      <w:r>
+        <w:rPr>
+          <w:sz w:val="22"/>
+          <w:szCs w:val="22"/>
+        </w:rPr>
+        <w:br/>
+        <w:t xml:space="preserve"/>
+      </w:r>
+      <w:r>
+        <w:rPr>
+          <w:sz w:val="22"/>
+          <w:szCs w:val="22"/>
+        </w:rPr>
+        <w:br/>
+        <w:t xml:space="preserve">1. Combustível: É o que queima (madeira, papel, gás, álcool).</w:t>
+      </w:r>
+      <w:r>
+        <w:rPr>
+          <w:sz w:val="22"/>
+          <w:szCs w:val="22"/>
+        </w:rPr>
+        <w:br/>
+        <w:t xml:space="preserve">2. Comburente: O gás que alimenta a queima (o oxigênio do ar).</w:t>
+      </w:r>
+      <w:r>
+        <w:rPr>
+          <w:sz w:val="22"/>
+          <w:szCs w:val="22"/>
+        </w:rPr>
+        <w:br/>
+        <w:t xml:space="preserve">3. Calor: A energia inicial que começa a queima (uma faísca, fósforo ou superaquecimento).</w:t>
+      </w:r>
+      <w:r>
+        <w:rPr>
+          <w:sz w:val="22"/>
+          <w:szCs w:val="22"/>
+        </w:rPr>
+        <w:br/>
+        <w:t xml:space="preserve">4. Reação em Cadeia: O processo químico que faz o fogo se sustentar sozinho e crescer.</w:t>
+      </w:r>
+      <w:r>
+        <w:rPr>
+          <w:sz w:val="22"/>
+          <w:szCs w:val="22"/>
+        </w:rPr>
+        <w:br/>
+        <w:t xml:space="preserve"/>
+      </w:r>
+      <w:r>
+        <w:rPr>
+          <w:sz w:val="22"/>
+          <w:szCs w:val="22"/>
+        </w:rPr>
+        <w:br/>
+        <w:t xml:space="preserve">Lembre-se: cortar o oxigênio (abafamento) ou esfriar o combustível (resfriamento) apaga o fogo.</w:t>
       </w:r>
     </w:p>
     <w:p>
@@ -21426,10 +22779,55 @@
           <w:sz w:val="22"/>
           <w:szCs w:val="22"/>
         </w:rPr>
-        <w:t xml:space="preserve">O calor de um incêndio se propaga de três maneiras principais:
-• Condução: O calor passa direto por materiais sólidos. Por exemplo, uma colher de metal que esquenta na panela quente.
-• Convecção: O ar quente sobe e leva o fogo para cima. É por isso que incêndios sobem rápido para os andares superiores de um prédio.
-• Irradiação: O calor viaja pelo espaço através de ondas invisíveis, sem precisar tocar em nada. É a quentura que você sente ao chegar perto de uma fogueira.</w:t>
+        <w:t xml:space="preserve">O calor de um incêndio se propaga de três maneiras principais:</w:t>
+      </w:r>
+      <w:r>
+        <w:rPr>
+          <w:sz w:val="22"/>
+          <w:szCs w:val="22"/>
+        </w:rPr>
+        <w:br/>
+        <w:t xml:space="preserve"/>
+      </w:r>
+      <w:r>
+        <w:rPr>
+          <w:sz w:val="22"/>
+          <w:szCs w:val="22"/>
+        </w:rPr>
+        <w:br/>
+        <w:t xml:space="preserve">• Condução: O calor passa direto por materiais sólidos. Por exemplo, uma colher de metal que esquenta na panela quente.</w:t>
+      </w:r>
+      <w:r>
+        <w:rPr>
+          <w:sz w:val="22"/>
+          <w:szCs w:val="22"/>
+        </w:rPr>
+        <w:br/>
+        <w:t xml:space="preserve"/>
+      </w:r>
+      <w:r>
+        <w:rPr>
+          <w:sz w:val="22"/>
+          <w:szCs w:val="22"/>
+        </w:rPr>
+        <w:br/>
+        <w:t xml:space="preserve">• Convecção: O ar quente sobe e leva o fogo para cima. É por isso que incêndios sobem rápido para os andares superiores de um prédio.</w:t>
+      </w:r>
+      <w:r>
+        <w:rPr>
+          <w:sz w:val="22"/>
+          <w:szCs w:val="22"/>
+        </w:rPr>
+        <w:br/>
+        <w:t xml:space="preserve"/>
+      </w:r>
+      <w:r>
+        <w:rPr>
+          <w:sz w:val="22"/>
+          <w:szCs w:val="22"/>
+        </w:rPr>
+        <w:br/>
+        <w:t xml:space="preserve">• Irradiação: O calor viaja pelo espaço através de ondas invisíveis, sem precisar tocar em nada. É a quentura que você sente ao chegar perto de uma fogueira.</w:t>
       </w:r>
     </w:p>
     <w:p>
@@ -21465,11 +22863,71 @@
           <w:sz w:val="22"/>
           <w:szCs w:val="22"/>
         </w:rPr>
-        <w:t xml:space="preserve">Identificar a classe do fogo é fundamental para não errar no tipo de extintor:
-• Classe A (Sólidos): Madeira, papel, tecidos. Deixam cinzas. Apaga-se com água ou pó químico.
-• Classe B (Líquidos): Gasolina, álcool, óleos. Nunca jogue água, pois ela espalha o líquido queimando. Apague abafando ou com extintor de pó ou CO2.
-• Classe C (Elétricos): Equipamentos e fios ligados na tomada. Jogar água causa choque elétrico fatal. Use extintor de CO2 ou pó químico.
-• Classe K (Frituras): Óleo de cozinha e gordura quente. Exige abafamento com tampa ou pano úmido, ou extintor próprio para classe K.</w:t>
+        <w:t xml:space="preserve">Identificar a classe do fogo é fundamental para não errar no tipo de extintor:</w:t>
+      </w:r>
+      <w:r>
+        <w:rPr>
+          <w:sz w:val="22"/>
+          <w:szCs w:val="22"/>
+        </w:rPr>
+        <w:br/>
+        <w:t xml:space="preserve"/>
+      </w:r>
+      <w:r>
+        <w:rPr>
+          <w:sz w:val="22"/>
+          <w:szCs w:val="22"/>
+        </w:rPr>
+        <w:br/>
+        <w:t xml:space="preserve">• Classe A (Sólidos): Madeira, papel, tecidos. Deixam cinzas. Apaga-se com água ou pó químico.</w:t>
+      </w:r>
+      <w:r>
+        <w:rPr>
+          <w:sz w:val="22"/>
+          <w:szCs w:val="22"/>
+        </w:rPr>
+        <w:br/>
+        <w:t xml:space="preserve"/>
+      </w:r>
+      <w:r>
+        <w:rPr>
+          <w:sz w:val="22"/>
+          <w:szCs w:val="22"/>
+        </w:rPr>
+        <w:br/>
+        <w:t xml:space="preserve">• Classe B (Líquidos): Gasolina, álcool, óleos. Nunca jogue água, pois ela espalha o líquido queimando. Apague abafando ou com extintor de pó ou CO2.</w:t>
+      </w:r>
+      <w:r>
+        <w:rPr>
+          <w:sz w:val="22"/>
+          <w:szCs w:val="22"/>
+        </w:rPr>
+        <w:br/>
+        <w:t xml:space="preserve"/>
+      </w:r>
+      <w:r>
+        <w:rPr>
+          <w:sz w:val="22"/>
+          <w:szCs w:val="22"/>
+        </w:rPr>
+        <w:br/>
+        <w:t xml:space="preserve">• Classe C (Elétricos): Equipamentos e fios ligados na tomada. Jogar água causa choque elétrico fatal. Use extintor de CO2 ou pó químico.</w:t>
+      </w:r>
+      <w:r>
+        <w:rPr>
+          <w:sz w:val="22"/>
+          <w:szCs w:val="22"/>
+        </w:rPr>
+        <w:br/>
+        <w:t xml:space="preserve"/>
+      </w:r>
+      <w:r>
+        <w:rPr>
+          <w:sz w:val="22"/>
+          <w:szCs w:val="22"/>
+        </w:rPr>
+        <w:br/>
+        <w:t xml:space="preserve">• Classe K (Frituras): Óleo de cozinha e gordura quente. Exige abafamento com tampa ou pano úmido, ou extintor próprio para classe K.</w:t>
       </w:r>
     </w:p>
     <w:p>
@@ -21505,9 +22963,23 @@
           <w:sz w:val="22"/>
           <w:szCs w:val="22"/>
         </w:rPr>
-        <w:t xml:space="preserve">1. Fase Inicial: O fogo ainda é um foco pequeno. Esse é o único momento seguro para você usar um extintor doméstico.
-2. Queima Livre: O incêndio cresce, a temperatura sobe muito rápido e o oxigênio começa a faltar.
-3. Queima Lenta: Há muito calor acumulado, mas pouco oxigênio. Atenção: abrir uma porta ou janela agora pode fazer o fogo explodir (fenômeno conhecido como Backdraft).</w:t>
+        <w:t xml:space="preserve">1. Fase Inicial: O fogo ainda é um foco pequeno. Esse é o único momento seguro para você usar um extintor doméstico.</w:t>
+      </w:r>
+      <w:r>
+        <w:rPr>
+          <w:sz w:val="22"/>
+          <w:szCs w:val="22"/>
+        </w:rPr>
+        <w:br/>
+        <w:t xml:space="preserve">2. Queima Livre: O incêndio cresce, a temperatura sobe muito rápido e o oxigênio começa a faltar.</w:t>
+      </w:r>
+      <w:r>
+        <w:rPr>
+          <w:sz w:val="22"/>
+          <w:szCs w:val="22"/>
+        </w:rPr>
+        <w:br/>
+        <w:t xml:space="preserve">3. Queima Lenta: Há muito calor acumulado, mas pouco oxigênio. Atenção: abrir uma porta ou janela agora pode fazer o fogo explodir (fenômeno conhecido como Backdraft).</w:t>
       </w:r>
     </w:p>
     <w:p>
@@ -21552,10 +23024,31 @@
           <w:sz w:val="22"/>
           <w:szCs w:val="22"/>
         </w:rPr>
-        <w:t xml:space="preserve">• Nunca saia de perto de panelas no fogo.
-• Use um alarme ou timer se precisar ir a outro cômodo.
-• Deixe os cabos das panelas sempre virados para dentro.
-• Se o óleo da panela pegar fogo, desligue a boca do fogão e abafe com uma tampa. Nunca jogue água.</w:t>
+        <w:t xml:space="preserve">• Nunca saia de perto de panelas no fogo.</w:t>
+      </w:r>
+      <w:r>
+        <w:rPr>
+          <w:sz w:val="22"/>
+          <w:szCs w:val="22"/>
+        </w:rPr>
+        <w:br/>
+        <w:t xml:space="preserve">• Use um alarme ou timer se precisar ir a outro cômodo.</w:t>
+      </w:r>
+      <w:r>
+        <w:rPr>
+          <w:sz w:val="22"/>
+          <w:szCs w:val="22"/>
+        </w:rPr>
+        <w:br/>
+        <w:t xml:space="preserve">• Deixe os cabos das panelas sempre virados para dentro.</w:t>
+      </w:r>
+      <w:r>
+        <w:rPr>
+          <w:sz w:val="22"/>
+          <w:szCs w:val="22"/>
+        </w:rPr>
+        <w:br/>
+        <w:t xml:space="preserve">• Se o óleo da panela pegar fogo, desligue a boca do fogão e abafe com uma tampa. Nunca jogue água.</w:t>
       </w:r>
     </w:p>
     <w:p>
@@ -21591,9 +23084,23 @@
           <w:sz w:val="22"/>
           <w:szCs w:val="22"/>
         </w:rPr>
-        <w:t xml:space="preserve">• Não ligue vários aparelhos pesados na mesma tomada usando benjamins.
-• Sentiu cheiro de queimado ou fios quentes? Chame um eletricista na hora.
-• Tire aparelhos caros da tomada durante tempestades com raios.</w:t>
+        <w:t xml:space="preserve">• Não ligue vários aparelhos pesados na mesma tomada usando benjamins.</w:t>
+      </w:r>
+      <w:r>
+        <w:rPr>
+          <w:sz w:val="22"/>
+          <w:szCs w:val="22"/>
+        </w:rPr>
+        <w:br/>
+        <w:t xml:space="preserve">• Sentiu cheiro de queimado ou fios quentes? Chame um eletricista na hora.</w:t>
+      </w:r>
+      <w:r>
+        <w:rPr>
+          <w:sz w:val="22"/>
+          <w:szCs w:val="22"/>
+        </w:rPr>
+        <w:br/>
+        <w:t xml:space="preserve">• Tire aparelhos caros da tomada durante tempestades com raios.</w:t>
       </w:r>
     </w:p>
     <w:p>
@@ -21629,9 +23136,23 @@
           <w:sz w:val="22"/>
           <w:szCs w:val="22"/>
         </w:rPr>
-        <w:t xml:space="preserve">• Guarde álcool, solventes e inseticidas longe de fontes de calor.
-• Escolha locais bem ventilados e altos para armazenamento.
-• Nunca descarte restos de inflamáveis no ralo.</w:t>
+        <w:t xml:space="preserve">• Guarde álcool, solventes e inseticidas longe de fontes de calor.</w:t>
+      </w:r>
+      <w:r>
+        <w:rPr>
+          <w:sz w:val="22"/>
+          <w:szCs w:val="22"/>
+        </w:rPr>
+        <w:br/>
+        <w:t xml:space="preserve">• Escolha locais bem ventilados e altos para armazenamento.</w:t>
+      </w:r>
+      <w:r>
+        <w:rPr>
+          <w:sz w:val="22"/>
+          <w:szCs w:val="22"/>
+        </w:rPr>
+        <w:br/>
+        <w:t xml:space="preserve">• Nunca descarte restos de inflamáveis no ralo.</w:t>
       </w:r>
     </w:p>
     <w:p>
@@ -21667,9 +23188,23 @@
           <w:sz w:val="22"/>
           <w:szCs w:val="22"/>
         </w:rPr>
-        <w:t xml:space="preserve">• Coloque velas apenas em pratos ou suportes firmes, longe de cortinas.
-• Apague as velas antes de dormir ou sair de casa.
-• Nunca fume deitado na cama ou se estiver com muito sono.</w:t>
+        <w:t xml:space="preserve">• Coloque velas apenas em pratos ou suportes firmes, longe de cortinas.</w:t>
+      </w:r>
+      <w:r>
+        <w:rPr>
+          <w:sz w:val="22"/>
+          <w:szCs w:val="22"/>
+        </w:rPr>
+        <w:br/>
+        <w:t xml:space="preserve">• Apague as velas antes de dormir ou sair de casa.</w:t>
+      </w:r>
+      <w:r>
+        <w:rPr>
+          <w:sz w:val="22"/>
+          <w:szCs w:val="22"/>
+        </w:rPr>
+        <w:br/>
+        <w:t xml:space="preserve">• Nunca fume deitado na cama ou se estiver com muito sono.</w:t>
       </w:r>
     </w:p>
     <w:p>
@@ -23224,7 +24759,7 @@
           <w:sz w:val="22"/>
           <w:szCs w:val="22"/>
         </w:rPr>
-        <w:t xml:space="preserve">**Contatos Salvos:** {{EMERGENCY_MEDICAL}}, Bombeiros (193), Centro de Intoxicação (CIATOX) e familiares.</w:t>
+        <w:t xml:space="preserve">**Contatos Salvos:** {{EMERGENCY_MEDICAL}}, Bombeiros ({{FIRE_NUMBER}}), {{POISON_CONTROL}} e familiares.</w:t>
       </w:r>
     </w:p>
     <w:p>

--- a/docs/revisao-conteudo/ED-Educacao.docx
+++ b/docs/revisao-conteudo/ED-Educacao.docx
@@ -176,7 +176,7 @@
           <w:sz w:val="20"/>
           <w:szCs w:val="20"/>
         </w:rPr>
-        <w:t xml:space="preserve">676 textos neste documento.</w:t>
+        <w:t xml:space="preserve">677 textos neste documento.</w:t>
       </w:r>
     </w:p>
     <w:p>
@@ -3836,7 +3836,7 @@
           <w:sz w:val="22"/>
           <w:szCs w:val="22"/>
         </w:rPr>
-        <w:t xml:space="preserve">Utilize sempre redes de proteção certificadas (norma INMETRO). O fio da malha da rede deve ter no mínimo 2,5 mm de espessura e malha máxima de 5 cm. A instalação e a verificação por um profissional são obrigatórias. Mesmo onde a lei não exige, muitos condomínios já cobram a instalação nos próprios regulamentos internos, porque crianças até os 12 anos são as mais suscetíveis a acidentes por falta de noção de perigo. O Estatuto da Criança e do Adolescente (ECA) responsabiliza pais e responsáveis pela segurança, com sanções previstas em caso de negligência.</w:t>
+        <w:t xml:space="preserve">Utilize sempre redes de proteção que cumpram {{STANDARDS_BODY}}. O fio da malha da rede deve ter no mínimo 2,5 mm de espessura e malha máxima de 5 cm. A instalação e a verificação por um profissional são obrigatórias. Mesmo onde a lei não exige, muitos condomínios já cobram a instalação nos próprios regulamentos internos, porque crianças até os 12 anos são as mais suscetíveis a acidentes por falta de noção de perigo. O Estatuto da Criança e do Adolescente (ECA) responsabiliza pais e responsáveis pela segurança, com sanções previstas em caso de negligência.</w:t>
       </w:r>
     </w:p>
     <w:p>
@@ -4378,7 +4378,7 @@
           <w:szCs w:val="22"/>
         </w:rPr>
         <w:br/>
-        <w:t xml:space="preserve">5. Aprenda Heimlich: Conheça a manobra para agir rápido em emergências.</w:t>
+        <w:t xml:space="preserve">5. Aprenda o desengasgo: 5 pancadas nas costas alternadas com 5 compressões, para agir rápido.</w:t>
       </w:r>
     </w:p>
     <w:p>
@@ -4548,7 +4548,7 @@
           <w:szCs w:val="22"/>
         </w:rPr>
         <w:br/>
-        <w:t xml:space="preserve">• Especificações: Redes em polietileno com malha máxima de 6 cm e selo INMETRO.</w:t>
+        <w:t xml:space="preserve">• Especificações: Redes em polietileno com malha máxima de 6 cm e {{CERT_SEAL}}.</w:t>
       </w:r>
       <w:r>
         <w:rPr>
@@ -4726,7 +4726,7 @@
           <w:szCs w:val="22"/>
         </w:rPr>
         <w:br/>
-        <w:t xml:space="preserve">• Selo e Idade: Exija certificação do INMETRO e respeite a faixa etária indicada.</w:t>
+        <w:t xml:space="preserve">• Certificação e Idade: Exija {{CERT_SEAL}} e respeite a faixa etária indicada.</w:t>
       </w:r>
       <w:r>
         <w:rPr>
@@ -6502,7 +6502,7 @@
           <w:szCs w:val="22"/>
         </w:rPr>
         <w:br/>
-        <w:t xml:space="preserve">• Compras: Prefira painéis digitais modernos ou selos INMETRO rigorosos.</w:t>
+        <w:t xml:space="preserve">• Compras: Prefira painéis digitais modernos ou produtos com {{CERT_SEAL}}.</w:t>
       </w:r>
     </w:p>
     <w:p>
@@ -6797,7 +6797,7 @@
           <w:szCs w:val="22"/>
         </w:rPr>
         <w:br/>
-        <w:t xml:space="preserve">• Engasgo: Heimlich (adultos) ou tapotagem (bebês).</w:t>
+        <w:t xml:space="preserve">• Engasgo: alterne 5 pancadas nas costas com 5 compressões — abdominais acima de 1 ano, no peito em bebês.</w:t>
       </w:r>
       <w:r>
         <w:rPr>
@@ -7812,7 +7812,7 @@
           <w:szCs w:val="22"/>
         </w:rPr>
         <w:br/>
-        <w:t xml:space="preserve">• Luzes: Exija selo INMETRO. Desligue tudo antes de dormir ou sair.</w:t>
+        <w:t xml:space="preserve">• Luzes: Exija {{CERT_SEAL}}. Desligue tudo antes de dormir ou sair.</w:t>
       </w:r>
       <w:r>
         <w:rPr>
@@ -10216,7 +10216,7 @@
           <w:sz w:val="22"/>
           <w:szCs w:val="22"/>
         </w:rPr>
-        <w:t xml:space="preserve">O protocolo de desengasgo foi atualizado em 2025. Para crianças maiores de 1 ano, a sequência correta agora começa com 5 pancadas entre as escápulas (omoplatas) antes de iniciar as compressões abdominais (Heimlich).</w:t>
+        <w:t xml:space="preserve">As Diretrizes AHA 2025 mudaram a ordem do desengasgo. As pancadas entre as escápulas deixaram de ser alternativa e passaram a ser o PRIMEIRO passo, em qualquer idade — inclusive no adulto, onde antes se ia direto para o Heimlich.</w:t>
       </w:r>
     </w:p>
     <w:p>
@@ -10253,7 +10253,7 @@
           <w:sz w:val="22"/>
           <w:szCs w:val="22"/>
         </w:rPr>
-        <w:t xml:space="preserve">Bebê (&lt; 1 ano): 5 tapas firmes nas costas (inclinado cabeça para baixo) + 5 compressões no peito com 2 dedos.</w:t>
+        <w:t xml:space="preserve">Bebê (&lt; 1 ano): alterne 5 pancadas firmes nas costas (cabeça mais baixa que o tronco) com 5 compressões no centro do peito usando a BASE DE UMA DAS MÃOS — não mais dois dedos. Compressão abdominal é proibida nessa idade.</w:t>
       </w:r>
     </w:p>
     <w:p>
@@ -10274,7 +10274,7 @@
           <w:sz w:val="22"/>
           <w:szCs w:val="22"/>
         </w:rPr>
-        <w:t xml:space="preserve">Criança (&gt; 1 ano): 5 golpes entre as escápulas com a base da palma + Heimlich se necessário.</w:t>
+        <w:t xml:space="preserve">Criança (&gt; 1 ano) e adulto: alterne 5 pancadas entre as escápulas, com a base da mão, com 5 compressões abdominais (Heimlich) logo acima do umbigo. Repita o ciclo até o objeto sair ou a pessoa perder a consciência.</w:t>
       </w:r>
     </w:p>
     <w:p>
@@ -10295,13 +10295,12 @@
           <w:sz w:val="22"/>
           <w:szCs w:val="22"/>
         </w:rPr>
-        <w:t xml:space="preserve">Adulto: Heimlich clássico — mãos acima do umbigo, compressões para dentro e para cima. Chame o {{EMERGENCY_MEDICAL}}.</w:t>
-      </w:r>
-    </w:p>
-    <w:p>
-      <w:pPr>
-        <w:pStyle w:val="Heading2"/>
-        <w:spacing w:after="120" w:before="280"/>
+        <w:t xml:space="preserve">Gestante, ou quando não se consegue abraçar o abdômen: troque as compressões abdominais por 5 compressões no centro do peito.</w:t>
+      </w:r>
+    </w:p>
+    <w:p>
+      <w:pPr>
+        <w:spacing w:after="160" w:line="300"/>
       </w:pPr>
       <w:r>
         <w:rPr>
@@ -10311,6 +10310,28 @@
           <w:szCs w:val="14"/>
         </w:rPr>
         <w:t xml:space="preserve">ED-0292  </w:t>
+      </w:r>
+      <w:r>
+        <w:rPr>
+          <w:sz w:val="22"/>
+          <w:szCs w:val="22"/>
+        </w:rPr>
+        <w:t xml:space="preserve">Se a pessoa perder a consciência, deite-a no chão, ligue para {{EMERGENCY_MEDICAL}} e inicie a RCP.</w:t>
+      </w:r>
+    </w:p>
+    <w:p>
+      <w:pPr>
+        <w:pStyle w:val="Heading2"/>
+        <w:spacing w:after="120" w:before="280"/>
+      </w:pPr>
+      <w:r>
+        <w:rPr>
+          <w:rFonts w:ascii="Consolas" w:cs="Consolas" w:eastAsia="Consolas" w:hAnsi="Consolas"/>
+          <w:color w:val="9AA0A6"/>
+          <w:sz w:val="14"/>
+          <w:szCs w:val="14"/>
+        </w:rPr>
+        <w:t xml:space="preserve">ED-0293  </w:t>
       </w:r>
       <w:r>
         <w:rPr>
@@ -10349,7 +10370,7 @@
           <w:sz w:val="14"/>
           <w:szCs w:val="14"/>
         </w:rPr>
-        <w:t xml:space="preserve">ED-0293  </w:t>
+        <w:t xml:space="preserve">ED-0294  </w:t>
       </w:r>
       <w:r>
         <w:rPr>
@@ -10386,7 +10407,7 @@
           <w:sz w:val="14"/>
           <w:szCs w:val="14"/>
         </w:rPr>
-        <w:t xml:space="preserve">ED-0294  </w:t>
+        <w:t xml:space="preserve">ED-0295  </w:t>
       </w:r>
       <w:r>
         <w:rPr>
@@ -10407,7 +10428,7 @@
           <w:sz w:val="14"/>
           <w:szCs w:val="14"/>
         </w:rPr>
-        <w:t xml:space="preserve">ED-0295  </w:t>
+        <w:t xml:space="preserve">ED-0296  </w:t>
       </w:r>
       <w:r>
         <w:rPr>
@@ -10428,7 +10449,7 @@
           <w:sz w:val="14"/>
           <w:szCs w:val="14"/>
         </w:rPr>
-        <w:t xml:space="preserve">ED-0296  </w:t>
+        <w:t xml:space="preserve">ED-0297  </w:t>
       </w:r>
       <w:r>
         <w:rPr>
@@ -10450,7 +10471,7 @@
           <w:sz w:val="14"/>
           <w:szCs w:val="14"/>
         </w:rPr>
-        <w:t xml:space="preserve">ED-0297  </w:t>
+        <w:t xml:space="preserve">ED-0298  </w:t>
       </w:r>
       <w:r>
         <w:rPr>
@@ -10489,7 +10510,7 @@
           <w:sz w:val="14"/>
           <w:szCs w:val="14"/>
         </w:rPr>
-        <w:t xml:space="preserve">ED-0298  </w:t>
+        <w:t xml:space="preserve">ED-0299  </w:t>
       </w:r>
       <w:r>
         <w:rPr>
@@ -10526,7 +10547,7 @@
           <w:sz w:val="14"/>
           <w:szCs w:val="14"/>
         </w:rPr>
-        <w:t xml:space="preserve">ED-0299  </w:t>
+        <w:t xml:space="preserve">ED-0300  </w:t>
       </w:r>
       <w:r>
         <w:rPr>
@@ -10547,7 +10568,7 @@
           <w:sz w:val="14"/>
           <w:szCs w:val="14"/>
         </w:rPr>
-        <w:t xml:space="preserve">ED-0300  </w:t>
+        <w:t xml:space="preserve">ED-0301  </w:t>
       </w:r>
       <w:r>
         <w:rPr>
@@ -10568,7 +10589,7 @@
           <w:sz w:val="14"/>
           <w:szCs w:val="14"/>
         </w:rPr>
-        <w:t xml:space="preserve">ED-0301  </w:t>
+        <w:t xml:space="preserve">ED-0302  </w:t>
       </w:r>
       <w:r>
         <w:rPr>
@@ -10590,7 +10611,7 @@
           <w:sz w:val="14"/>
           <w:szCs w:val="14"/>
         </w:rPr>
-        <w:t xml:space="preserve">ED-0302  </w:t>
+        <w:t xml:space="preserve">ED-0303  </w:t>
       </w:r>
       <w:r>
         <w:rPr>
@@ -10629,7 +10650,7 @@
           <w:sz w:val="14"/>
           <w:szCs w:val="14"/>
         </w:rPr>
-        <w:t xml:space="preserve">ED-0303  </w:t>
+        <w:t xml:space="preserve">ED-0304  </w:t>
       </w:r>
       <w:r>
         <w:rPr>
@@ -10666,7 +10687,7 @@
           <w:sz w:val="14"/>
           <w:szCs w:val="14"/>
         </w:rPr>
-        <w:t xml:space="preserve">ED-0304  </w:t>
+        <w:t xml:space="preserve">ED-0305  </w:t>
       </w:r>
       <w:r>
         <w:rPr>
@@ -10687,7 +10708,7 @@
           <w:sz w:val="14"/>
           <w:szCs w:val="14"/>
         </w:rPr>
-        <w:t xml:space="preserve">ED-0305  </w:t>
+        <w:t xml:space="preserve">ED-0306  </w:t>
       </w:r>
       <w:r>
         <w:rPr>
@@ -10708,7 +10729,7 @@
           <w:sz w:val="14"/>
           <w:szCs w:val="14"/>
         </w:rPr>
-        <w:t xml:space="preserve">ED-0306  </w:t>
+        <w:t xml:space="preserve">ED-0307  </w:t>
       </w:r>
       <w:r>
         <w:rPr>
@@ -10730,7 +10751,7 @@
           <w:sz w:val="14"/>
           <w:szCs w:val="14"/>
         </w:rPr>
-        <w:t xml:space="preserve">ED-0307  </w:t>
+        <w:t xml:space="preserve">ED-0308  </w:t>
       </w:r>
       <w:r>
         <w:rPr>
@@ -10769,7 +10790,7 @@
           <w:sz w:val="14"/>
           <w:szCs w:val="14"/>
         </w:rPr>
-        <w:t xml:space="preserve">ED-0308  </w:t>
+        <w:t xml:space="preserve">ED-0309  </w:t>
       </w:r>
       <w:r>
         <w:rPr>
@@ -10806,7 +10827,7 @@
           <w:sz w:val="14"/>
           <w:szCs w:val="14"/>
         </w:rPr>
-        <w:t xml:space="preserve">ED-0309  </w:t>
+        <w:t xml:space="preserve">ED-0310  </w:t>
       </w:r>
       <w:r>
         <w:rPr>
@@ -10827,7 +10848,7 @@
           <w:sz w:val="14"/>
           <w:szCs w:val="14"/>
         </w:rPr>
-        <w:t xml:space="preserve">ED-0310  </w:t>
+        <w:t xml:space="preserve">ED-0311  </w:t>
       </w:r>
       <w:r>
         <w:rPr>
@@ -10848,7 +10869,7 @@
           <w:sz w:val="14"/>
           <w:szCs w:val="14"/>
         </w:rPr>
-        <w:t xml:space="preserve">ED-0311  </w:t>
+        <w:t xml:space="preserve">ED-0312  </w:t>
       </w:r>
       <w:r>
         <w:rPr>
@@ -10870,7 +10891,7 @@
           <w:sz w:val="14"/>
           <w:szCs w:val="14"/>
         </w:rPr>
-        <w:t xml:space="preserve">ED-0312  </w:t>
+        <w:t xml:space="preserve">ED-0313  </w:t>
       </w:r>
       <w:r>
         <w:rPr>
@@ -10909,7 +10930,7 @@
           <w:sz w:val="14"/>
           <w:szCs w:val="14"/>
         </w:rPr>
-        <w:t xml:space="preserve">ED-0313  </w:t>
+        <w:t xml:space="preserve">ED-0314  </w:t>
       </w:r>
       <w:r>
         <w:rPr>
@@ -10946,7 +10967,7 @@
           <w:sz w:val="14"/>
           <w:szCs w:val="14"/>
         </w:rPr>
-        <w:t xml:space="preserve">ED-0314  </w:t>
+        <w:t xml:space="preserve">ED-0315  </w:t>
       </w:r>
       <w:r>
         <w:rPr>
@@ -10967,7 +10988,7 @@
           <w:sz w:val="14"/>
           <w:szCs w:val="14"/>
         </w:rPr>
-        <w:t xml:space="preserve">ED-0315  </w:t>
+        <w:t xml:space="preserve">ED-0316  </w:t>
       </w:r>
       <w:r>
         <w:rPr>
@@ -10988,7 +11009,7 @@
           <w:sz w:val="14"/>
           <w:szCs w:val="14"/>
         </w:rPr>
-        <w:t xml:space="preserve">ED-0316  </w:t>
+        <w:t xml:space="preserve">ED-0317  </w:t>
       </w:r>
       <w:r>
         <w:rPr>
@@ -11010,7 +11031,7 @@
           <w:sz w:val="14"/>
           <w:szCs w:val="14"/>
         </w:rPr>
-        <w:t xml:space="preserve">ED-0317  </w:t>
+        <w:t xml:space="preserve">ED-0318  </w:t>
       </w:r>
       <w:r>
         <w:rPr>
@@ -11049,7 +11070,7 @@
           <w:sz w:val="14"/>
           <w:szCs w:val="14"/>
         </w:rPr>
-        <w:t xml:space="preserve">ED-0318  </w:t>
+        <w:t xml:space="preserve">ED-0319  </w:t>
       </w:r>
       <w:r>
         <w:rPr>
@@ -11086,7 +11107,7 @@
           <w:sz w:val="14"/>
           <w:szCs w:val="14"/>
         </w:rPr>
-        <w:t xml:space="preserve">ED-0319  </w:t>
+        <w:t xml:space="preserve">ED-0320  </w:t>
       </w:r>
       <w:r>
         <w:rPr>
@@ -11107,7 +11128,7 @@
           <w:sz w:val="14"/>
           <w:szCs w:val="14"/>
         </w:rPr>
-        <w:t xml:space="preserve">ED-0320  </w:t>
+        <w:t xml:space="preserve">ED-0321  </w:t>
       </w:r>
       <w:r>
         <w:rPr>
@@ -11128,7 +11149,7 @@
           <w:sz w:val="14"/>
           <w:szCs w:val="14"/>
         </w:rPr>
-        <w:t xml:space="preserve">ED-0321  </w:t>
+        <w:t xml:space="preserve">ED-0322  </w:t>
       </w:r>
       <w:r>
         <w:rPr>
@@ -11150,7 +11171,7 @@
           <w:sz w:val="14"/>
           <w:szCs w:val="14"/>
         </w:rPr>
-        <w:t xml:space="preserve">ED-0322  </w:t>
+        <w:t xml:space="preserve">ED-0323  </w:t>
       </w:r>
       <w:r>
         <w:rPr>
@@ -11189,7 +11210,7 @@
           <w:sz w:val="14"/>
           <w:szCs w:val="14"/>
         </w:rPr>
-        <w:t xml:space="preserve">ED-0323  </w:t>
+        <w:t xml:space="preserve">ED-0324  </w:t>
       </w:r>
       <w:r>
         <w:rPr>
@@ -11226,7 +11247,7 @@
           <w:sz w:val="14"/>
           <w:szCs w:val="14"/>
         </w:rPr>
-        <w:t xml:space="preserve">ED-0324  </w:t>
+        <w:t xml:space="preserve">ED-0325  </w:t>
       </w:r>
       <w:r>
         <w:rPr>
@@ -11247,7 +11268,7 @@
           <w:sz w:val="14"/>
           <w:szCs w:val="14"/>
         </w:rPr>
-        <w:t xml:space="preserve">ED-0325  </w:t>
+        <w:t xml:space="preserve">ED-0326  </w:t>
       </w:r>
       <w:r>
         <w:rPr>
@@ -11268,7 +11289,7 @@
           <w:sz w:val="14"/>
           <w:szCs w:val="14"/>
         </w:rPr>
-        <w:t xml:space="preserve">ED-0326  </w:t>
+        <w:t xml:space="preserve">ED-0327  </w:t>
       </w:r>
       <w:r>
         <w:rPr>
@@ -11290,7 +11311,7 @@
           <w:sz w:val="14"/>
           <w:szCs w:val="14"/>
         </w:rPr>
-        <w:t xml:space="preserve">ED-0327  </w:t>
+        <w:t xml:space="preserve">ED-0328  </w:t>
       </w:r>
       <w:r>
         <w:rPr>
@@ -11329,7 +11350,7 @@
           <w:sz w:val="14"/>
           <w:szCs w:val="14"/>
         </w:rPr>
-        <w:t xml:space="preserve">ED-0328  </w:t>
+        <w:t xml:space="preserve">ED-0329  </w:t>
       </w:r>
       <w:r>
         <w:rPr>
@@ -11366,7 +11387,7 @@
           <w:sz w:val="14"/>
           <w:szCs w:val="14"/>
         </w:rPr>
-        <w:t xml:space="preserve">ED-0329  </w:t>
+        <w:t xml:space="preserve">ED-0330  </w:t>
       </w:r>
       <w:r>
         <w:rPr>
@@ -11387,7 +11408,7 @@
           <w:sz w:val="14"/>
           <w:szCs w:val="14"/>
         </w:rPr>
-        <w:t xml:space="preserve">ED-0330  </w:t>
+        <w:t xml:space="preserve">ED-0331  </w:t>
       </w:r>
       <w:r>
         <w:rPr>
@@ -11408,7 +11429,7 @@
           <w:sz w:val="14"/>
           <w:szCs w:val="14"/>
         </w:rPr>
-        <w:t xml:space="preserve">ED-0331  </w:t>
+        <w:t xml:space="preserve">ED-0332  </w:t>
       </w:r>
       <w:r>
         <w:rPr>
@@ -11430,7 +11451,7 @@
           <w:sz w:val="14"/>
           <w:szCs w:val="14"/>
         </w:rPr>
-        <w:t xml:space="preserve">ED-0332  </w:t>
+        <w:t xml:space="preserve">ED-0333  </w:t>
       </w:r>
       <w:r>
         <w:rPr>
@@ -11469,7 +11490,7 @@
           <w:sz w:val="14"/>
           <w:szCs w:val="14"/>
         </w:rPr>
-        <w:t xml:space="preserve">ED-0333  </w:t>
+        <w:t xml:space="preserve">ED-0334  </w:t>
       </w:r>
       <w:r>
         <w:rPr>
@@ -11506,7 +11527,7 @@
           <w:sz w:val="14"/>
           <w:szCs w:val="14"/>
         </w:rPr>
-        <w:t xml:space="preserve">ED-0334  </w:t>
+        <w:t xml:space="preserve">ED-0335  </w:t>
       </w:r>
       <w:r>
         <w:rPr>
@@ -11527,7 +11548,7 @@
           <w:sz w:val="14"/>
           <w:szCs w:val="14"/>
         </w:rPr>
-        <w:t xml:space="preserve">ED-0335  </w:t>
+        <w:t xml:space="preserve">ED-0336  </w:t>
       </w:r>
       <w:r>
         <w:rPr>
@@ -11548,7 +11569,7 @@
           <w:sz w:val="14"/>
           <w:szCs w:val="14"/>
         </w:rPr>
-        <w:t xml:space="preserve">ED-0336  </w:t>
+        <w:t xml:space="preserve">ED-0337  </w:t>
       </w:r>
       <w:r>
         <w:rPr>
@@ -11570,7 +11591,7 @@
           <w:sz w:val="14"/>
           <w:szCs w:val="14"/>
         </w:rPr>
-        <w:t xml:space="preserve">ED-0337  </w:t>
+        <w:t xml:space="preserve">ED-0338  </w:t>
       </w:r>
       <w:r>
         <w:rPr>
@@ -11609,7 +11630,7 @@
           <w:sz w:val="14"/>
           <w:szCs w:val="14"/>
         </w:rPr>
-        <w:t xml:space="preserve">ED-0338  </w:t>
+        <w:t xml:space="preserve">ED-0339  </w:t>
       </w:r>
       <w:r>
         <w:rPr>
@@ -11646,7 +11667,7 @@
           <w:sz w:val="14"/>
           <w:szCs w:val="14"/>
         </w:rPr>
-        <w:t xml:space="preserve">ED-0339  </w:t>
+        <w:t xml:space="preserve">ED-0340  </w:t>
       </w:r>
       <w:r>
         <w:rPr>
@@ -11667,7 +11688,7 @@
           <w:sz w:val="14"/>
           <w:szCs w:val="14"/>
         </w:rPr>
-        <w:t xml:space="preserve">ED-0340  </w:t>
+        <w:t xml:space="preserve">ED-0341  </w:t>
       </w:r>
       <w:r>
         <w:rPr>
@@ -11688,7 +11709,7 @@
           <w:sz w:val="14"/>
           <w:szCs w:val="14"/>
         </w:rPr>
-        <w:t xml:space="preserve">ED-0341  </w:t>
+        <w:t xml:space="preserve">ED-0342  </w:t>
       </w:r>
       <w:r>
         <w:rPr>
@@ -11710,7 +11731,7 @@
           <w:sz w:val="14"/>
           <w:szCs w:val="14"/>
         </w:rPr>
-        <w:t xml:space="preserve">ED-0342  </w:t>
+        <w:t xml:space="preserve">ED-0343  </w:t>
       </w:r>
       <w:r>
         <w:rPr>
@@ -11749,7 +11770,7 @@
           <w:sz w:val="14"/>
           <w:szCs w:val="14"/>
         </w:rPr>
-        <w:t xml:space="preserve">ED-0343  </w:t>
+        <w:t xml:space="preserve">ED-0344  </w:t>
       </w:r>
       <w:r>
         <w:rPr>
@@ -11786,7 +11807,7 @@
           <w:sz w:val="14"/>
           <w:szCs w:val="14"/>
         </w:rPr>
-        <w:t xml:space="preserve">ED-0344  </w:t>
+        <w:t xml:space="preserve">ED-0345  </w:t>
       </w:r>
       <w:r>
         <w:rPr>
@@ -11807,7 +11828,7 @@
           <w:sz w:val="14"/>
           <w:szCs w:val="14"/>
         </w:rPr>
-        <w:t xml:space="preserve">ED-0345  </w:t>
+        <w:t xml:space="preserve">ED-0346  </w:t>
       </w:r>
       <w:r>
         <w:rPr>
@@ -11828,7 +11849,7 @@
           <w:sz w:val="14"/>
           <w:szCs w:val="14"/>
         </w:rPr>
-        <w:t xml:space="preserve">ED-0346  </w:t>
+        <w:t xml:space="preserve">ED-0347  </w:t>
       </w:r>
       <w:r>
         <w:rPr>
@@ -11850,7 +11871,7 @@
           <w:sz w:val="14"/>
           <w:szCs w:val="14"/>
         </w:rPr>
-        <w:t xml:space="preserve">ED-0347  </w:t>
+        <w:t xml:space="preserve">ED-0348  </w:t>
       </w:r>
       <w:r>
         <w:rPr>
@@ -11889,7 +11910,7 @@
           <w:sz w:val="14"/>
           <w:szCs w:val="14"/>
         </w:rPr>
-        <w:t xml:space="preserve">ED-0348  </w:t>
+        <w:t xml:space="preserve">ED-0349  </w:t>
       </w:r>
       <w:r>
         <w:rPr>
@@ -11926,7 +11947,7 @@
           <w:sz w:val="14"/>
           <w:szCs w:val="14"/>
         </w:rPr>
-        <w:t xml:space="preserve">ED-0349  </w:t>
+        <w:t xml:space="preserve">ED-0350  </w:t>
       </w:r>
       <w:r>
         <w:rPr>
@@ -11947,7 +11968,7 @@
           <w:sz w:val="14"/>
           <w:szCs w:val="14"/>
         </w:rPr>
-        <w:t xml:space="preserve">ED-0350  </w:t>
+        <w:t xml:space="preserve">ED-0351  </w:t>
       </w:r>
       <w:r>
         <w:rPr>
@@ -11968,7 +11989,7 @@
           <w:sz w:val="14"/>
           <w:szCs w:val="14"/>
         </w:rPr>
-        <w:t xml:space="preserve">ED-0351  </w:t>
+        <w:t xml:space="preserve">ED-0352  </w:t>
       </w:r>
       <w:r>
         <w:rPr>
@@ -11990,7 +12011,7 @@
           <w:sz w:val="14"/>
           <w:szCs w:val="14"/>
         </w:rPr>
-        <w:t xml:space="preserve">ED-0352  </w:t>
+        <w:t xml:space="preserve">ED-0353  </w:t>
       </w:r>
       <w:r>
         <w:rPr>
@@ -12029,7 +12050,7 @@
           <w:sz w:val="14"/>
           <w:szCs w:val="14"/>
         </w:rPr>
-        <w:t xml:space="preserve">ED-0353  </w:t>
+        <w:t xml:space="preserve">ED-0354  </w:t>
       </w:r>
       <w:r>
         <w:rPr>
@@ -12066,7 +12087,7 @@
           <w:sz w:val="14"/>
           <w:szCs w:val="14"/>
         </w:rPr>
-        <w:t xml:space="preserve">ED-0354  </w:t>
+        <w:t xml:space="preserve">ED-0355  </w:t>
       </w:r>
       <w:r>
         <w:rPr>
@@ -12087,7 +12108,7 @@
           <w:sz w:val="14"/>
           <w:szCs w:val="14"/>
         </w:rPr>
-        <w:t xml:space="preserve">ED-0355  </w:t>
+        <w:t xml:space="preserve">ED-0356  </w:t>
       </w:r>
       <w:r>
         <w:rPr>
@@ -12108,7 +12129,7 @@
           <w:sz w:val="14"/>
           <w:szCs w:val="14"/>
         </w:rPr>
-        <w:t xml:space="preserve">ED-0356  </w:t>
+        <w:t xml:space="preserve">ED-0357  </w:t>
       </w:r>
       <w:r>
         <w:rPr>
@@ -12130,7 +12151,7 @@
           <w:sz w:val="14"/>
           <w:szCs w:val="14"/>
         </w:rPr>
-        <w:t xml:space="preserve">ED-0357  </w:t>
+        <w:t xml:space="preserve">ED-0358  </w:t>
       </w:r>
       <w:r>
         <w:rPr>
@@ -12169,7 +12190,7 @@
           <w:sz w:val="14"/>
           <w:szCs w:val="14"/>
         </w:rPr>
-        <w:t xml:space="preserve">ED-0358  </w:t>
+        <w:t xml:space="preserve">ED-0359  </w:t>
       </w:r>
       <w:r>
         <w:rPr>
@@ -12206,7 +12227,7 @@
           <w:sz w:val="14"/>
           <w:szCs w:val="14"/>
         </w:rPr>
-        <w:t xml:space="preserve">ED-0359  </w:t>
+        <w:t xml:space="preserve">ED-0360  </w:t>
       </w:r>
       <w:r>
         <w:rPr>
@@ -12227,7 +12248,7 @@
           <w:sz w:val="14"/>
           <w:szCs w:val="14"/>
         </w:rPr>
-        <w:t xml:space="preserve">ED-0360  </w:t>
+        <w:t xml:space="preserve">ED-0361  </w:t>
       </w:r>
       <w:r>
         <w:rPr>
@@ -12248,7 +12269,7 @@
           <w:sz w:val="14"/>
           <w:szCs w:val="14"/>
         </w:rPr>
-        <w:t xml:space="preserve">ED-0361  </w:t>
+        <w:t xml:space="preserve">ED-0362  </w:t>
       </w:r>
       <w:r>
         <w:rPr>
@@ -12270,7 +12291,7 @@
           <w:sz w:val="14"/>
           <w:szCs w:val="14"/>
         </w:rPr>
-        <w:t xml:space="preserve">ED-0362  </w:t>
+        <w:t xml:space="preserve">ED-0363  </w:t>
       </w:r>
       <w:r>
         <w:rPr>
@@ -12309,7 +12330,7 @@
           <w:sz w:val="14"/>
           <w:szCs w:val="14"/>
         </w:rPr>
-        <w:t xml:space="preserve">ED-0363  </w:t>
+        <w:t xml:space="preserve">ED-0364  </w:t>
       </w:r>
       <w:r>
         <w:rPr>
@@ -12346,7 +12367,7 @@
           <w:sz w:val="14"/>
           <w:szCs w:val="14"/>
         </w:rPr>
-        <w:t xml:space="preserve">ED-0364  </w:t>
+        <w:t xml:space="preserve">ED-0365  </w:t>
       </w:r>
       <w:r>
         <w:rPr>
@@ -12367,7 +12388,7 @@
           <w:sz w:val="14"/>
           <w:szCs w:val="14"/>
         </w:rPr>
-        <w:t xml:space="preserve">ED-0365  </w:t>
+        <w:t xml:space="preserve">ED-0366  </w:t>
       </w:r>
       <w:r>
         <w:rPr>
@@ -12388,7 +12409,7 @@
           <w:sz w:val="14"/>
           <w:szCs w:val="14"/>
         </w:rPr>
-        <w:t xml:space="preserve">ED-0366  </w:t>
+        <w:t xml:space="preserve">ED-0367  </w:t>
       </w:r>
       <w:r>
         <w:rPr>
@@ -12410,7 +12431,7 @@
           <w:sz w:val="14"/>
           <w:szCs w:val="14"/>
         </w:rPr>
-        <w:t xml:space="preserve">ED-0367  </w:t>
+        <w:t xml:space="preserve">ED-0368  </w:t>
       </w:r>
       <w:r>
         <w:rPr>
@@ -12449,7 +12470,7 @@
           <w:sz w:val="14"/>
           <w:szCs w:val="14"/>
         </w:rPr>
-        <w:t xml:space="preserve">ED-0368  </w:t>
+        <w:t xml:space="preserve">ED-0369  </w:t>
       </w:r>
       <w:r>
         <w:rPr>
@@ -12486,7 +12507,7 @@
           <w:sz w:val="14"/>
           <w:szCs w:val="14"/>
         </w:rPr>
-        <w:t xml:space="preserve">ED-0369  </w:t>
+        <w:t xml:space="preserve">ED-0370  </w:t>
       </w:r>
       <w:r>
         <w:rPr>
@@ -12507,7 +12528,7 @@
           <w:sz w:val="14"/>
           <w:szCs w:val="14"/>
         </w:rPr>
-        <w:t xml:space="preserve">ED-0370  </w:t>
+        <w:t xml:space="preserve">ED-0371  </w:t>
       </w:r>
       <w:r>
         <w:rPr>
@@ -12528,7 +12549,7 @@
           <w:sz w:val="14"/>
           <w:szCs w:val="14"/>
         </w:rPr>
-        <w:t xml:space="preserve">ED-0371  </w:t>
+        <w:t xml:space="preserve">ED-0372  </w:t>
       </w:r>
       <w:r>
         <w:rPr>
@@ -12550,7 +12571,7 @@
           <w:sz w:val="14"/>
           <w:szCs w:val="14"/>
         </w:rPr>
-        <w:t xml:space="preserve">ED-0372  </w:t>
+        <w:t xml:space="preserve">ED-0373  </w:t>
       </w:r>
       <w:r>
         <w:rPr>
@@ -12589,7 +12610,7 @@
           <w:sz w:val="14"/>
           <w:szCs w:val="14"/>
         </w:rPr>
-        <w:t xml:space="preserve">ED-0373  </w:t>
+        <w:t xml:space="preserve">ED-0374  </w:t>
       </w:r>
       <w:r>
         <w:rPr>
@@ -12626,7 +12647,7 @@
           <w:sz w:val="14"/>
           <w:szCs w:val="14"/>
         </w:rPr>
-        <w:t xml:space="preserve">ED-0374  </w:t>
+        <w:t xml:space="preserve">ED-0375  </w:t>
       </w:r>
       <w:r>
         <w:rPr>
@@ -12647,7 +12668,7 @@
           <w:sz w:val="14"/>
           <w:szCs w:val="14"/>
         </w:rPr>
-        <w:t xml:space="preserve">ED-0375  </w:t>
+        <w:t xml:space="preserve">ED-0376  </w:t>
       </w:r>
       <w:r>
         <w:rPr>
@@ -12668,7 +12689,7 @@
           <w:sz w:val="14"/>
           <w:szCs w:val="14"/>
         </w:rPr>
-        <w:t xml:space="preserve">ED-0376  </w:t>
+        <w:t xml:space="preserve">ED-0377  </w:t>
       </w:r>
       <w:r>
         <w:rPr>
@@ -12690,7 +12711,7 @@
           <w:sz w:val="14"/>
           <w:szCs w:val="14"/>
         </w:rPr>
-        <w:t xml:space="preserve">ED-0377  </w:t>
+        <w:t xml:space="preserve">ED-0378  </w:t>
       </w:r>
       <w:r>
         <w:rPr>
@@ -12729,7 +12750,7 @@
           <w:sz w:val="14"/>
           <w:szCs w:val="14"/>
         </w:rPr>
-        <w:t xml:space="preserve">ED-0378  </w:t>
+        <w:t xml:space="preserve">ED-0379  </w:t>
       </w:r>
       <w:r>
         <w:rPr>
@@ -12766,7 +12787,7 @@
           <w:sz w:val="14"/>
           <w:szCs w:val="14"/>
         </w:rPr>
-        <w:t xml:space="preserve">ED-0379  </w:t>
+        <w:t xml:space="preserve">ED-0380  </w:t>
       </w:r>
       <w:r>
         <w:rPr>
@@ -12787,7 +12808,7 @@
           <w:sz w:val="14"/>
           <w:szCs w:val="14"/>
         </w:rPr>
-        <w:t xml:space="preserve">ED-0380  </w:t>
+        <w:t xml:space="preserve">ED-0381  </w:t>
       </w:r>
       <w:r>
         <w:rPr>
@@ -12808,7 +12829,7 @@
           <w:sz w:val="14"/>
           <w:szCs w:val="14"/>
         </w:rPr>
-        <w:t xml:space="preserve">ED-0381  </w:t>
+        <w:t xml:space="preserve">ED-0382  </w:t>
       </w:r>
       <w:r>
         <w:rPr>
@@ -12830,7 +12851,7 @@
           <w:sz w:val="14"/>
           <w:szCs w:val="14"/>
         </w:rPr>
-        <w:t xml:space="preserve">ED-0382  </w:t>
+        <w:t xml:space="preserve">ED-0383  </w:t>
       </w:r>
       <w:r>
         <w:rPr>
@@ -12869,7 +12890,7 @@
           <w:sz w:val="14"/>
           <w:szCs w:val="14"/>
         </w:rPr>
-        <w:t xml:space="preserve">ED-0383  </w:t>
+        <w:t xml:space="preserve">ED-0384  </w:t>
       </w:r>
       <w:r>
         <w:rPr>
@@ -12906,7 +12927,7 @@
           <w:sz w:val="14"/>
           <w:szCs w:val="14"/>
         </w:rPr>
-        <w:t xml:space="preserve">ED-0384  </w:t>
+        <w:t xml:space="preserve">ED-0385  </w:t>
       </w:r>
       <w:r>
         <w:rPr>
@@ -12927,7 +12948,7 @@
           <w:sz w:val="14"/>
           <w:szCs w:val="14"/>
         </w:rPr>
-        <w:t xml:space="preserve">ED-0385  </w:t>
+        <w:t xml:space="preserve">ED-0386  </w:t>
       </w:r>
       <w:r>
         <w:rPr>
@@ -12948,7 +12969,7 @@
           <w:sz w:val="14"/>
           <w:szCs w:val="14"/>
         </w:rPr>
-        <w:t xml:space="preserve">ED-0386  </w:t>
+        <w:t xml:space="preserve">ED-0387  </w:t>
       </w:r>
       <w:r>
         <w:rPr>
@@ -13017,7 +13038,7 @@
           <w:sz w:val="14"/>
           <w:szCs w:val="14"/>
         </w:rPr>
-        <w:t xml:space="preserve">ED-0387  </w:t>
+        <w:t xml:space="preserve">ED-0388  </w:t>
       </w:r>
       <w:r>
         <w:rPr>
@@ -13054,7 +13075,7 @@
           <w:sz w:val="14"/>
           <w:szCs w:val="14"/>
         </w:rPr>
-        <w:t xml:space="preserve">ED-0388  </w:t>
+        <w:t xml:space="preserve">ED-0389  </w:t>
       </w:r>
       <w:r>
         <w:rPr>
@@ -13106,7 +13127,7 @@
           <w:sz w:val="14"/>
           <w:szCs w:val="14"/>
         </w:rPr>
-        <w:t xml:space="preserve">ED-0389  </w:t>
+        <w:t xml:space="preserve">ED-0390  </w:t>
       </w:r>
       <w:r>
         <w:rPr>
@@ -13143,7 +13164,7 @@
           <w:sz w:val="14"/>
           <w:szCs w:val="14"/>
         </w:rPr>
-        <w:t xml:space="preserve">ED-0390  </w:t>
+        <w:t xml:space="preserve">ED-0391  </w:t>
       </w:r>
       <w:r>
         <w:rPr>
@@ -13180,7 +13201,7 @@
           <w:sz w:val="14"/>
           <w:szCs w:val="14"/>
         </w:rPr>
-        <w:t xml:space="preserve">ED-0391  </w:t>
+        <w:t xml:space="preserve">ED-0392  </w:t>
       </w:r>
       <w:r>
         <w:rPr>
@@ -13201,7 +13222,7 @@
           <w:sz w:val="14"/>
           <w:szCs w:val="14"/>
         </w:rPr>
-        <w:t xml:space="preserve">ED-0392  </w:t>
+        <w:t xml:space="preserve">ED-0393  </w:t>
       </w:r>
       <w:r>
         <w:rPr>
@@ -13222,7 +13243,7 @@
           <w:sz w:val="14"/>
           <w:szCs w:val="14"/>
         </w:rPr>
-        <w:t xml:space="preserve">ED-0393  </w:t>
+        <w:t xml:space="preserve">ED-0394  </w:t>
       </w:r>
       <w:r>
         <w:rPr>
@@ -13274,7 +13295,7 @@
           <w:sz w:val="14"/>
           <w:szCs w:val="14"/>
         </w:rPr>
-        <w:t xml:space="preserve">ED-0394  </w:t>
+        <w:t xml:space="preserve">ED-0395  </w:t>
       </w:r>
       <w:r>
         <w:rPr>
@@ -13311,7 +13332,7 @@
           <w:sz w:val="14"/>
           <w:szCs w:val="14"/>
         </w:rPr>
-        <w:t xml:space="preserve">ED-0395  </w:t>
+        <w:t xml:space="preserve">ED-0396  </w:t>
       </w:r>
       <w:r>
         <w:rPr>
@@ -13348,7 +13369,7 @@
           <w:sz w:val="14"/>
           <w:szCs w:val="14"/>
         </w:rPr>
-        <w:t xml:space="preserve">ED-0396  </w:t>
+        <w:t xml:space="preserve">ED-0397  </w:t>
       </w:r>
       <w:r>
         <w:rPr>
@@ -13369,7 +13390,7 @@
           <w:sz w:val="14"/>
           <w:szCs w:val="14"/>
         </w:rPr>
-        <w:t xml:space="preserve">ED-0397  </w:t>
+        <w:t xml:space="preserve">ED-0398  </w:t>
       </w:r>
       <w:r>
         <w:rPr>
@@ -13390,7 +13411,7 @@
           <w:sz w:val="14"/>
           <w:szCs w:val="14"/>
         </w:rPr>
-        <w:t xml:space="preserve">ED-0398  </w:t>
+        <w:t xml:space="preserve">ED-0399  </w:t>
       </w:r>
       <w:r>
         <w:rPr>
@@ -13459,7 +13480,7 @@
           <w:sz w:val="14"/>
           <w:szCs w:val="14"/>
         </w:rPr>
-        <w:t xml:space="preserve">ED-0399  </w:t>
+        <w:t xml:space="preserve">ED-0400  </w:t>
       </w:r>
       <w:r>
         <w:rPr>
@@ -13496,7 +13517,7 @@
           <w:sz w:val="14"/>
           <w:szCs w:val="14"/>
         </w:rPr>
-        <w:t xml:space="preserve">ED-0400  </w:t>
+        <w:t xml:space="preserve">ED-0401  </w:t>
       </w:r>
       <w:r>
         <w:rPr>
@@ -13548,7 +13569,7 @@
           <w:sz w:val="14"/>
           <w:szCs w:val="14"/>
         </w:rPr>
-        <w:t xml:space="preserve">ED-0401  </w:t>
+        <w:t xml:space="preserve">ED-0402  </w:t>
       </w:r>
       <w:r>
         <w:rPr>
@@ -13585,7 +13606,7 @@
           <w:sz w:val="14"/>
           <w:szCs w:val="14"/>
         </w:rPr>
-        <w:t xml:space="preserve">ED-0402  </w:t>
+        <w:t xml:space="preserve">ED-0403  </w:t>
       </w:r>
       <w:r>
         <w:rPr>
@@ -13637,7 +13658,7 @@
           <w:sz w:val="14"/>
           <w:szCs w:val="14"/>
         </w:rPr>
-        <w:t xml:space="preserve">ED-0403  </w:t>
+        <w:t xml:space="preserve">ED-0404  </w:t>
       </w:r>
       <w:r>
         <w:rPr>
@@ -13674,7 +13695,7 @@
           <w:sz w:val="14"/>
           <w:szCs w:val="14"/>
         </w:rPr>
-        <w:t xml:space="preserve">ED-0404  </w:t>
+        <w:t xml:space="preserve">ED-0405  </w:t>
       </w:r>
       <w:r>
         <w:rPr>
@@ -13711,7 +13732,7 @@
           <w:sz w:val="14"/>
           <w:szCs w:val="14"/>
         </w:rPr>
-        <w:t xml:space="preserve">ED-0405  </w:t>
+        <w:t xml:space="preserve">ED-0406  </w:t>
       </w:r>
       <w:r>
         <w:rPr>
@@ -13748,7 +13769,7 @@
           <w:sz w:val="14"/>
           <w:szCs w:val="14"/>
         </w:rPr>
-        <w:t xml:space="preserve">ED-0406  </w:t>
+        <w:t xml:space="preserve">ED-0407  </w:t>
       </w:r>
       <w:r>
         <w:rPr>
@@ -13769,7 +13790,7 @@
           <w:sz w:val="14"/>
           <w:szCs w:val="14"/>
         </w:rPr>
-        <w:t xml:space="preserve">ED-0407  </w:t>
+        <w:t xml:space="preserve">ED-0408  </w:t>
       </w:r>
       <w:r>
         <w:rPr>
@@ -13790,7 +13811,7 @@
           <w:sz w:val="14"/>
           <w:szCs w:val="14"/>
         </w:rPr>
-        <w:t xml:space="preserve">ED-0408  </w:t>
+        <w:t xml:space="preserve">ED-0409  </w:t>
       </w:r>
       <w:r>
         <w:rPr>
@@ -13842,7 +13863,7 @@
           <w:sz w:val="14"/>
           <w:szCs w:val="14"/>
         </w:rPr>
-        <w:t xml:space="preserve">ED-0409  </w:t>
+        <w:t xml:space="preserve">ED-0410  </w:t>
       </w:r>
       <w:r>
         <w:rPr>
@@ -13879,7 +13900,7 @@
           <w:sz w:val="14"/>
           <w:szCs w:val="14"/>
         </w:rPr>
-        <w:t xml:space="preserve">ED-0410  </w:t>
+        <w:t xml:space="preserve">ED-0411  </w:t>
       </w:r>
       <w:r>
         <w:rPr>
@@ -13916,7 +13937,7 @@
           <w:sz w:val="14"/>
           <w:szCs w:val="14"/>
         </w:rPr>
-        <w:t xml:space="preserve">ED-0411  </w:t>
+        <w:t xml:space="preserve">ED-0412  </w:t>
       </w:r>
       <w:r>
         <w:rPr>
@@ -13937,7 +13958,7 @@
           <w:sz w:val="14"/>
           <w:szCs w:val="14"/>
         </w:rPr>
-        <w:t xml:space="preserve">ED-0412  </w:t>
+        <w:t xml:space="preserve">ED-0413  </w:t>
       </w:r>
       <w:r>
         <w:rPr>
@@ -13958,7 +13979,7 @@
           <w:sz w:val="14"/>
           <w:szCs w:val="14"/>
         </w:rPr>
-        <w:t xml:space="preserve">ED-0413  </w:t>
+        <w:t xml:space="preserve">ED-0414  </w:t>
       </w:r>
       <w:r>
         <w:rPr>
@@ -14010,7 +14031,7 @@
           <w:sz w:val="14"/>
           <w:szCs w:val="14"/>
         </w:rPr>
-        <w:t xml:space="preserve">ED-0414  </w:t>
+        <w:t xml:space="preserve">ED-0415  </w:t>
       </w:r>
       <w:r>
         <w:rPr>
@@ -14047,7 +14068,7 @@
           <w:sz w:val="14"/>
           <w:szCs w:val="14"/>
         </w:rPr>
-        <w:t xml:space="preserve">ED-0415  </w:t>
+        <w:t xml:space="preserve">ED-0416  </w:t>
       </w:r>
       <w:r>
         <w:rPr>
@@ -14068,7 +14089,7 @@
           <w:sz w:val="14"/>
           <w:szCs w:val="14"/>
         </w:rPr>
-        <w:t xml:space="preserve">ED-0416  </w:t>
+        <w:t xml:space="preserve">ED-0417  </w:t>
       </w:r>
       <w:r>
         <w:rPr>
@@ -14089,7 +14110,7 @@
           <w:sz w:val="14"/>
           <w:szCs w:val="14"/>
         </w:rPr>
-        <w:t xml:space="preserve">ED-0417  </w:t>
+        <w:t xml:space="preserve">ED-0418  </w:t>
       </w:r>
       <w:r>
         <w:rPr>
@@ -14158,7 +14179,7 @@
           <w:sz w:val="14"/>
           <w:szCs w:val="14"/>
         </w:rPr>
-        <w:t xml:space="preserve">ED-0418  </w:t>
+        <w:t xml:space="preserve">ED-0419  </w:t>
       </w:r>
       <w:r>
         <w:rPr>
@@ -14195,7 +14216,7 @@
           <w:sz w:val="14"/>
           <w:szCs w:val="14"/>
         </w:rPr>
-        <w:t xml:space="preserve">ED-0419  </w:t>
+        <w:t xml:space="preserve">ED-0420  </w:t>
       </w:r>
       <w:r>
         <w:rPr>
@@ -14216,7 +14237,7 @@
           <w:sz w:val="14"/>
           <w:szCs w:val="14"/>
         </w:rPr>
-        <w:t xml:space="preserve">ED-0420  </w:t>
+        <w:t xml:space="preserve">ED-0421  </w:t>
       </w:r>
       <w:r>
         <w:rPr>
@@ -14237,7 +14258,7 @@
           <w:sz w:val="14"/>
           <w:szCs w:val="14"/>
         </w:rPr>
-        <w:t xml:space="preserve">ED-0421  </w:t>
+        <w:t xml:space="preserve">ED-0422  </w:t>
       </w:r>
       <w:r>
         <w:rPr>
@@ -14258,7 +14279,7 @@
           <w:sz w:val="14"/>
           <w:szCs w:val="14"/>
         </w:rPr>
-        <w:t xml:space="preserve">ED-0422  </w:t>
+        <w:t xml:space="preserve">ED-0423  </w:t>
       </w:r>
       <w:r>
         <w:rPr>
@@ -14279,7 +14300,7 @@
           <w:sz w:val="14"/>
           <w:szCs w:val="14"/>
         </w:rPr>
-        <w:t xml:space="preserve">ED-0423  </w:t>
+        <w:t xml:space="preserve">ED-0424  </w:t>
       </w:r>
       <w:r>
         <w:rPr>
@@ -14300,7 +14321,7 @@
           <w:sz w:val="14"/>
           <w:szCs w:val="14"/>
         </w:rPr>
-        <w:t xml:space="preserve">ED-0424  </w:t>
+        <w:t xml:space="preserve">ED-0425  </w:t>
       </w:r>
       <w:r>
         <w:rPr>
@@ -14321,7 +14342,7 @@
           <w:sz w:val="14"/>
           <w:szCs w:val="14"/>
         </w:rPr>
-        <w:t xml:space="preserve">ED-0425  </w:t>
+        <w:t xml:space="preserve">ED-0426  </w:t>
       </w:r>
       <w:r>
         <w:rPr>
@@ -14342,7 +14363,7 @@
           <w:sz w:val="14"/>
           <w:szCs w:val="14"/>
         </w:rPr>
-        <w:t xml:space="preserve">ED-0426  </w:t>
+        <w:t xml:space="preserve">ED-0427  </w:t>
       </w:r>
       <w:r>
         <w:rPr>
@@ -14379,14 +14400,14 @@
           <w:sz w:val="14"/>
           <w:szCs w:val="14"/>
         </w:rPr>
-        <w:t xml:space="preserve">ED-0427  </w:t>
-      </w:r>
-      <w:r>
-        <w:rPr>
-          <w:sz w:val="22"/>
-          <w:szCs w:val="22"/>
-        </w:rPr>
-        <w:t xml:space="preserve">Engasgo: Manobra de Heimlich para bebês. Queda: Observar vômito/sonolência e ir ao PS.</w:t>
+        <w:t xml:space="preserve">ED-0428  </w:t>
+      </w:r>
+      <w:r>
+        <w:rPr>
+          <w:sz w:val="22"/>
+          <w:szCs w:val="22"/>
+        </w:rPr>
+        <w:t xml:space="preserve">Engasgo em bebê: 5 pancadas nas costas + 5 compressões no peito, alternando. NUNCA Heimlich. Queda: observar vômito/sonolência e ir ao PS.</w:t>
       </w:r>
     </w:p>
     <w:p>
@@ -14416,7 +14437,7 @@
           <w:sz w:val="14"/>
           <w:szCs w:val="14"/>
         </w:rPr>
-        <w:t xml:space="preserve">ED-0428  </w:t>
+        <w:t xml:space="preserve">ED-0429  </w:t>
       </w:r>
       <w:r>
         <w:rPr>
@@ -14437,7 +14458,7 @@
           <w:sz w:val="14"/>
           <w:szCs w:val="14"/>
         </w:rPr>
-        <w:t xml:space="preserve">ED-0429  </w:t>
+        <w:t xml:space="preserve">ED-0430  </w:t>
       </w:r>
       <w:r>
         <w:rPr>
@@ -14458,7 +14479,7 @@
           <w:sz w:val="14"/>
           <w:szCs w:val="14"/>
         </w:rPr>
-        <w:t xml:space="preserve">ED-0430  </w:t>
+        <w:t xml:space="preserve">ED-0431  </w:t>
       </w:r>
       <w:r>
         <w:rPr>
@@ -14510,7 +14531,7 @@
           <w:sz w:val="14"/>
           <w:szCs w:val="14"/>
         </w:rPr>
-        <w:t xml:space="preserve">ED-0431  </w:t>
+        <w:t xml:space="preserve">ED-0432  </w:t>
       </w:r>
       <w:r>
         <w:rPr>
@@ -14547,7 +14568,7 @@
           <w:sz w:val="14"/>
           <w:szCs w:val="14"/>
         </w:rPr>
-        <w:t xml:space="preserve">ED-0432  </w:t>
+        <w:t xml:space="preserve">ED-0433  </w:t>
       </w:r>
       <w:r>
         <w:rPr>
@@ -14584,7 +14605,7 @@
           <w:sz w:val="14"/>
           <w:szCs w:val="14"/>
         </w:rPr>
-        <w:t xml:space="preserve">ED-0433  </w:t>
+        <w:t xml:space="preserve">ED-0434  </w:t>
       </w:r>
       <w:r>
         <w:rPr>
@@ -14605,7 +14626,7 @@
           <w:sz w:val="14"/>
           <w:szCs w:val="14"/>
         </w:rPr>
-        <w:t xml:space="preserve">ED-0434  </w:t>
+        <w:t xml:space="preserve">ED-0435  </w:t>
       </w:r>
       <w:r>
         <w:rPr>
@@ -14626,7 +14647,7 @@
           <w:sz w:val="14"/>
           <w:szCs w:val="14"/>
         </w:rPr>
-        <w:t xml:space="preserve">ED-0435  </w:t>
+        <w:t xml:space="preserve">ED-0436  </w:t>
       </w:r>
       <w:r>
         <w:rPr>
@@ -14663,7 +14684,7 @@
           <w:sz w:val="14"/>
           <w:szCs w:val="14"/>
         </w:rPr>
-        <w:t xml:space="preserve">ED-0436  </w:t>
+        <w:t xml:space="preserve">ED-0437  </w:t>
       </w:r>
       <w:r>
         <w:rPr>
@@ -14684,7 +14705,7 @@
           <w:sz w:val="14"/>
           <w:szCs w:val="14"/>
         </w:rPr>
-        <w:t xml:space="preserve">ED-0437  </w:t>
+        <w:t xml:space="preserve">ED-0438  </w:t>
       </w:r>
       <w:r>
         <w:rPr>
@@ -14705,7 +14726,7 @@
           <w:sz w:val="14"/>
           <w:szCs w:val="14"/>
         </w:rPr>
-        <w:t xml:space="preserve">ED-0438  </w:t>
+        <w:t xml:space="preserve">ED-0439  </w:t>
       </w:r>
       <w:r>
         <w:rPr>
@@ -14742,7 +14763,7 @@
           <w:sz w:val="14"/>
           <w:szCs w:val="14"/>
         </w:rPr>
-        <w:t xml:space="preserve">ED-0439  </w:t>
+        <w:t xml:space="preserve">ED-0440  </w:t>
       </w:r>
       <w:r>
         <w:rPr>
@@ -14794,7 +14815,7 @@
           <w:sz w:val="14"/>
           <w:szCs w:val="14"/>
         </w:rPr>
-        <w:t xml:space="preserve">ED-0440  </w:t>
+        <w:t xml:space="preserve">ED-0441  </w:t>
       </w:r>
       <w:r>
         <w:rPr>
@@ -14831,7 +14852,7 @@
           <w:sz w:val="14"/>
           <w:szCs w:val="14"/>
         </w:rPr>
-        <w:t xml:space="preserve">ED-0441  </w:t>
+        <w:t xml:space="preserve">ED-0442  </w:t>
       </w:r>
       <w:r>
         <w:rPr>
@@ -14852,7 +14873,7 @@
           <w:sz w:val="14"/>
           <w:szCs w:val="14"/>
         </w:rPr>
-        <w:t xml:space="preserve">ED-0442  </w:t>
+        <w:t xml:space="preserve">ED-0443  </w:t>
       </w:r>
       <w:r>
         <w:rPr>
@@ -14873,7 +14894,7 @@
           <w:sz w:val="14"/>
           <w:szCs w:val="14"/>
         </w:rPr>
-        <w:t xml:space="preserve">ED-0443  </w:t>
+        <w:t xml:space="preserve">ED-0444  </w:t>
       </w:r>
       <w:r>
         <w:rPr>
@@ -14894,7 +14915,7 @@
           <w:sz w:val="14"/>
           <w:szCs w:val="14"/>
         </w:rPr>
-        <w:t xml:space="preserve">ED-0444  </w:t>
+        <w:t xml:space="preserve">ED-0445  </w:t>
       </w:r>
       <w:r>
         <w:rPr>
@@ -14915,7 +14936,7 @@
           <w:sz w:val="14"/>
           <w:szCs w:val="14"/>
         </w:rPr>
-        <w:t xml:space="preserve">ED-0445  </w:t>
+        <w:t xml:space="preserve">ED-0446  </w:t>
       </w:r>
       <w:r>
         <w:rPr>
@@ -14936,7 +14957,7 @@
           <w:sz w:val="14"/>
           <w:szCs w:val="14"/>
         </w:rPr>
-        <w:t xml:space="preserve">ED-0446  </w:t>
+        <w:t xml:space="preserve">ED-0447  </w:t>
       </w:r>
       <w:r>
         <w:rPr>
@@ -14957,28 +14978,28 @@
           <w:sz w:val="14"/>
           <w:szCs w:val="14"/>
         </w:rPr>
-        <w:t xml:space="preserve">ED-0447  </w:t>
-      </w:r>
-      <w:r>
-        <w:rPr>
-          <w:sz w:val="22"/>
-          <w:szCs w:val="22"/>
-        </w:rPr>
-        <w:t xml:space="preserve">Brinquedos adequados à faixa etária (selo INMETRO)</w:t>
-      </w:r>
-    </w:p>
-    <w:p>
-      <w:pPr>
-        <w:spacing w:after="160" w:line="300"/>
-      </w:pPr>
-      <w:r>
-        <w:rPr>
-          <w:rFonts w:ascii="Consolas" w:cs="Consolas" w:eastAsia="Consolas" w:hAnsi="Consolas"/>
-          <w:color w:val="9AA0A6"/>
-          <w:sz w:val="14"/>
-          <w:szCs w:val="14"/>
-        </w:rPr>
         <w:t xml:space="preserve">ED-0448  </w:t>
+      </w:r>
+      <w:r>
+        <w:rPr>
+          <w:sz w:val="22"/>
+          <w:szCs w:val="22"/>
+        </w:rPr>
+        <w:t xml:space="preserve">Brinquedos adequados à faixa etária, com {{CERT_SEAL}}</w:t>
+      </w:r>
+    </w:p>
+    <w:p>
+      <w:pPr>
+        <w:spacing w:after="160" w:line="300"/>
+      </w:pPr>
+      <w:r>
+        <w:rPr>
+          <w:rFonts w:ascii="Consolas" w:cs="Consolas" w:eastAsia="Consolas" w:hAnsi="Consolas"/>
+          <w:color w:val="9AA0A6"/>
+          <w:sz w:val="14"/>
+          <w:szCs w:val="14"/>
+        </w:rPr>
+        <w:t xml:space="preserve">ED-0449  </w:t>
       </w:r>
       <w:r>
         <w:rPr>
@@ -15015,7 +15036,7 @@
           <w:sz w:val="14"/>
           <w:szCs w:val="14"/>
         </w:rPr>
-        <w:t xml:space="preserve">ED-0449  </w:t>
+        <w:t xml:space="preserve">ED-0450  </w:t>
       </w:r>
       <w:r>
         <w:rPr>
@@ -15036,7 +15057,7 @@
           <w:sz w:val="14"/>
           <w:szCs w:val="14"/>
         </w:rPr>
-        <w:t xml:space="preserve">ED-0450  </w:t>
+        <w:t xml:space="preserve">ED-0451  </w:t>
       </w:r>
       <w:r>
         <w:rPr>
@@ -15057,7 +15078,7 @@
           <w:sz w:val="14"/>
           <w:szCs w:val="14"/>
         </w:rPr>
-        <w:t xml:space="preserve">ED-0451  </w:t>
+        <w:t xml:space="preserve">ED-0452  </w:t>
       </w:r>
       <w:r>
         <w:rPr>
@@ -15109,7 +15130,7 @@
           <w:sz w:val="14"/>
           <w:szCs w:val="14"/>
         </w:rPr>
-        <w:t xml:space="preserve">ED-0452  </w:t>
+        <w:t xml:space="preserve">ED-0453  </w:t>
       </w:r>
       <w:r>
         <w:rPr>
@@ -15146,7 +15167,7 @@
           <w:sz w:val="14"/>
           <w:szCs w:val="14"/>
         </w:rPr>
-        <w:t xml:space="preserve">ED-0453  </w:t>
+        <w:t xml:space="preserve">ED-0454  </w:t>
       </w:r>
       <w:r>
         <w:rPr>
@@ -15183,7 +15204,7 @@
           <w:sz w:val="14"/>
           <w:szCs w:val="14"/>
         </w:rPr>
-        <w:t xml:space="preserve">ED-0454  </w:t>
+        <w:t xml:space="preserve">ED-0455  </w:t>
       </w:r>
       <w:r>
         <w:rPr>
@@ -15204,7 +15225,7 @@
           <w:sz w:val="14"/>
           <w:szCs w:val="14"/>
         </w:rPr>
-        <w:t xml:space="preserve">ED-0455  </w:t>
+        <w:t xml:space="preserve">ED-0456  </w:t>
       </w:r>
       <w:r>
         <w:rPr>
@@ -15225,7 +15246,7 @@
           <w:sz w:val="14"/>
           <w:szCs w:val="14"/>
         </w:rPr>
-        <w:t xml:space="preserve">ED-0456  </w:t>
+        <w:t xml:space="preserve">ED-0457  </w:t>
       </w:r>
       <w:r>
         <w:rPr>
@@ -15246,7 +15267,7 @@
           <w:sz w:val="14"/>
           <w:szCs w:val="14"/>
         </w:rPr>
-        <w:t xml:space="preserve">ED-0457  </w:t>
+        <w:t xml:space="preserve">ED-0458  </w:t>
       </w:r>
       <w:r>
         <w:rPr>
@@ -15283,7 +15304,7 @@
           <w:sz w:val="14"/>
           <w:szCs w:val="14"/>
         </w:rPr>
-        <w:t xml:space="preserve">ED-0458  </w:t>
+        <w:t xml:space="preserve">ED-0459  </w:t>
       </w:r>
       <w:r>
         <w:rPr>
@@ -15304,7 +15325,7 @@
           <w:sz w:val="14"/>
           <w:szCs w:val="14"/>
         </w:rPr>
-        <w:t xml:space="preserve">ED-0459  </w:t>
+        <w:t xml:space="preserve">ED-0460  </w:t>
       </w:r>
       <w:r>
         <w:rPr>
@@ -15325,7 +15346,7 @@
           <w:sz w:val="14"/>
           <w:szCs w:val="14"/>
         </w:rPr>
-        <w:t xml:space="preserve">ED-0460  </w:t>
+        <w:t xml:space="preserve">ED-0461  </w:t>
       </w:r>
       <w:r>
         <w:rPr>
@@ -15377,7 +15398,7 @@
           <w:sz w:val="14"/>
           <w:szCs w:val="14"/>
         </w:rPr>
-        <w:t xml:space="preserve">ED-0461  </w:t>
+        <w:t xml:space="preserve">ED-0462  </w:t>
       </w:r>
       <w:r>
         <w:rPr>
@@ -15414,7 +15435,7 @@
           <w:sz w:val="14"/>
           <w:szCs w:val="14"/>
         </w:rPr>
-        <w:t xml:space="preserve">ED-0462  </w:t>
+        <w:t xml:space="preserve">ED-0463  </w:t>
       </w:r>
       <w:r>
         <w:rPr>
@@ -15435,7 +15456,7 @@
           <w:sz w:val="14"/>
           <w:szCs w:val="14"/>
         </w:rPr>
-        <w:t xml:space="preserve">ED-0463  </w:t>
+        <w:t xml:space="preserve">ED-0464  </w:t>
       </w:r>
       <w:r>
         <w:rPr>
@@ -15456,7 +15477,7 @@
           <w:sz w:val="14"/>
           <w:szCs w:val="14"/>
         </w:rPr>
-        <w:t xml:space="preserve">ED-0464  </w:t>
+        <w:t xml:space="preserve">ED-0465  </w:t>
       </w:r>
       <w:r>
         <w:rPr>
@@ -15477,7 +15498,7 @@
           <w:sz w:val="14"/>
           <w:szCs w:val="14"/>
         </w:rPr>
-        <w:t xml:space="preserve">ED-0465  </w:t>
+        <w:t xml:space="preserve">ED-0466  </w:t>
       </w:r>
       <w:r>
         <w:rPr>
@@ -15514,7 +15535,7 @@
           <w:sz w:val="14"/>
           <w:szCs w:val="14"/>
         </w:rPr>
-        <w:t xml:space="preserve">ED-0466  </w:t>
+        <w:t xml:space="preserve">ED-0467  </w:t>
       </w:r>
       <w:r>
         <w:rPr>
@@ -15535,7 +15556,7 @@
           <w:sz w:val="14"/>
           <w:szCs w:val="14"/>
         </w:rPr>
-        <w:t xml:space="preserve">ED-0467  </w:t>
+        <w:t xml:space="preserve">ED-0468  </w:t>
       </w:r>
       <w:r>
         <w:rPr>
@@ -15556,7 +15577,7 @@
           <w:sz w:val="14"/>
           <w:szCs w:val="14"/>
         </w:rPr>
-        <w:t xml:space="preserve">ED-0468  </w:t>
+        <w:t xml:space="preserve">ED-0469  </w:t>
       </w:r>
       <w:r>
         <w:rPr>
@@ -15578,7 +15599,7 @@
           <w:sz w:val="14"/>
           <w:szCs w:val="14"/>
         </w:rPr>
-        <w:t xml:space="preserve">ED-0469  </w:t>
+        <w:t xml:space="preserve">ED-0470  </w:t>
       </w:r>
       <w:r>
         <w:rPr>
@@ -15617,7 +15638,7 @@
           <w:sz w:val="14"/>
           <w:szCs w:val="14"/>
         </w:rPr>
-        <w:t xml:space="preserve">ED-0470  </w:t>
+        <w:t xml:space="preserve">ED-0471  </w:t>
       </w:r>
       <w:r>
         <w:rPr>
@@ -15654,7 +15675,7 @@
           <w:sz w:val="14"/>
           <w:szCs w:val="14"/>
         </w:rPr>
-        <w:t xml:space="preserve">ED-0471  </w:t>
+        <w:t xml:space="preserve">ED-0472  </w:t>
       </w:r>
       <w:r>
         <w:rPr>
@@ -15675,7 +15696,7 @@
           <w:sz w:val="14"/>
           <w:szCs w:val="14"/>
         </w:rPr>
-        <w:t xml:space="preserve">ED-0472  </w:t>
+        <w:t xml:space="preserve">ED-0473  </w:t>
       </w:r>
       <w:r>
         <w:rPr>
@@ -15696,7 +15717,7 @@
           <w:sz w:val="14"/>
           <w:szCs w:val="14"/>
         </w:rPr>
-        <w:t xml:space="preserve">ED-0473  </w:t>
+        <w:t xml:space="preserve">ED-0474  </w:t>
       </w:r>
       <w:r>
         <w:rPr>
@@ -15717,7 +15738,7 @@
           <w:sz w:val="14"/>
           <w:szCs w:val="14"/>
         </w:rPr>
-        <w:t xml:space="preserve">ED-0474  </w:t>
+        <w:t xml:space="preserve">ED-0475  </w:t>
       </w:r>
       <w:r>
         <w:rPr>
@@ -15738,7 +15759,7 @@
           <w:sz w:val="14"/>
           <w:szCs w:val="14"/>
         </w:rPr>
-        <w:t xml:space="preserve">ED-0475  </w:t>
+        <w:t xml:space="preserve">ED-0476  </w:t>
       </w:r>
       <w:r>
         <w:rPr>
@@ -15759,7 +15780,7 @@
           <w:sz w:val="14"/>
           <w:szCs w:val="14"/>
         </w:rPr>
-        <w:t xml:space="preserve">ED-0476  </w:t>
+        <w:t xml:space="preserve">ED-0477  </w:t>
       </w:r>
       <w:r>
         <w:rPr>
@@ -15796,7 +15817,7 @@
           <w:sz w:val="14"/>
           <w:szCs w:val="14"/>
         </w:rPr>
-        <w:t xml:space="preserve">ED-0477  </w:t>
+        <w:t xml:space="preserve">ED-0478  </w:t>
       </w:r>
       <w:r>
         <w:rPr>
@@ -15817,7 +15838,7 @@
           <w:sz w:val="14"/>
           <w:szCs w:val="14"/>
         </w:rPr>
-        <w:t xml:space="preserve">ED-0478  </w:t>
+        <w:t xml:space="preserve">ED-0479  </w:t>
       </w:r>
       <w:r>
         <w:rPr>
@@ -15869,7 +15890,7 @@
           <w:sz w:val="14"/>
           <w:szCs w:val="14"/>
         </w:rPr>
-        <w:t xml:space="preserve">ED-0479  </w:t>
+        <w:t xml:space="preserve">ED-0480  </w:t>
       </w:r>
       <w:r>
         <w:rPr>
@@ -15906,7 +15927,7 @@
           <w:sz w:val="14"/>
           <w:szCs w:val="14"/>
         </w:rPr>
-        <w:t xml:space="preserve">ED-0480  </w:t>
+        <w:t xml:space="preserve">ED-0481  </w:t>
       </w:r>
       <w:r>
         <w:rPr>
@@ -15927,7 +15948,7 @@
           <w:sz w:val="14"/>
           <w:szCs w:val="14"/>
         </w:rPr>
-        <w:t xml:space="preserve">ED-0481  </w:t>
+        <w:t xml:space="preserve">ED-0482  </w:t>
       </w:r>
       <w:r>
         <w:rPr>
@@ -15948,7 +15969,7 @@
           <w:sz w:val="14"/>
           <w:szCs w:val="14"/>
         </w:rPr>
-        <w:t xml:space="preserve">ED-0482  </w:t>
+        <w:t xml:space="preserve">ED-0483  </w:t>
       </w:r>
       <w:r>
         <w:rPr>
@@ -15969,7 +15990,7 @@
           <w:sz w:val="14"/>
           <w:szCs w:val="14"/>
         </w:rPr>
-        <w:t xml:space="preserve">ED-0483  </w:t>
+        <w:t xml:space="preserve">ED-0484  </w:t>
       </w:r>
       <w:r>
         <w:rPr>
@@ -15990,7 +16011,7 @@
           <w:sz w:val="14"/>
           <w:szCs w:val="14"/>
         </w:rPr>
-        <w:t xml:space="preserve">ED-0484  </w:t>
+        <w:t xml:space="preserve">ED-0485  </w:t>
       </w:r>
       <w:r>
         <w:rPr>
@@ -16011,7 +16032,7 @@
           <w:sz w:val="14"/>
           <w:szCs w:val="14"/>
         </w:rPr>
-        <w:t xml:space="preserve">ED-0485  </w:t>
+        <w:t xml:space="preserve">ED-0486  </w:t>
       </w:r>
       <w:r>
         <w:rPr>
@@ -16032,7 +16053,7 @@
           <w:sz w:val="14"/>
           <w:szCs w:val="14"/>
         </w:rPr>
-        <w:t xml:space="preserve">ED-0486  </w:t>
+        <w:t xml:space="preserve">ED-0487  </w:t>
       </w:r>
       <w:r>
         <w:rPr>
@@ -16069,7 +16090,7 @@
           <w:sz w:val="14"/>
           <w:szCs w:val="14"/>
         </w:rPr>
-        <w:t xml:space="preserve">ED-0487  </w:t>
+        <w:t xml:space="preserve">ED-0488  </w:t>
       </w:r>
       <w:r>
         <w:rPr>
@@ -16090,7 +16111,7 @@
           <w:sz w:val="14"/>
           <w:szCs w:val="14"/>
         </w:rPr>
-        <w:t xml:space="preserve">ED-0488  </w:t>
+        <w:t xml:space="preserve">ED-0489  </w:t>
       </w:r>
       <w:r>
         <w:rPr>
@@ -16142,7 +16163,7 @@
           <w:sz w:val="14"/>
           <w:szCs w:val="14"/>
         </w:rPr>
-        <w:t xml:space="preserve">ED-0489  </w:t>
+        <w:t xml:space="preserve">ED-0490  </w:t>
       </w:r>
       <w:r>
         <w:rPr>
@@ -16163,7 +16184,7 @@
           <w:sz w:val="14"/>
           <w:szCs w:val="14"/>
         </w:rPr>
-        <w:t xml:space="preserve">ED-0490  </w:t>
+        <w:t xml:space="preserve">ED-0491  </w:t>
       </w:r>
       <w:r>
         <w:rPr>
@@ -16184,7 +16205,7 @@
           <w:sz w:val="14"/>
           <w:szCs w:val="14"/>
         </w:rPr>
-        <w:t xml:space="preserve">ED-0491  </w:t>
+        <w:t xml:space="preserve">ED-0492  </w:t>
       </w:r>
       <w:r>
         <w:rPr>
@@ -16236,7 +16257,7 @@
           <w:sz w:val="14"/>
           <w:szCs w:val="14"/>
         </w:rPr>
-        <w:t xml:space="preserve">ED-0492  </w:t>
+        <w:t xml:space="preserve">ED-0493  </w:t>
       </w:r>
       <w:r>
         <w:rPr>
@@ -16273,7 +16294,7 @@
           <w:sz w:val="14"/>
           <w:szCs w:val="14"/>
         </w:rPr>
-        <w:t xml:space="preserve">ED-0493  </w:t>
+        <w:t xml:space="preserve">ED-0494  </w:t>
       </w:r>
       <w:r>
         <w:rPr>
@@ -16294,7 +16315,7 @@
           <w:sz w:val="14"/>
           <w:szCs w:val="14"/>
         </w:rPr>
-        <w:t xml:space="preserve">ED-0494  </w:t>
+        <w:t xml:space="preserve">ED-0495  </w:t>
       </w:r>
       <w:r>
         <w:rPr>
@@ -16315,7 +16336,7 @@
           <w:sz w:val="14"/>
           <w:szCs w:val="14"/>
         </w:rPr>
-        <w:t xml:space="preserve">ED-0495  </w:t>
+        <w:t xml:space="preserve">ED-0496  </w:t>
       </w:r>
       <w:r>
         <w:rPr>
@@ -16336,7 +16357,7 @@
           <w:sz w:val="14"/>
           <w:szCs w:val="14"/>
         </w:rPr>
-        <w:t xml:space="preserve">ED-0496  </w:t>
+        <w:t xml:space="preserve">ED-0497  </w:t>
       </w:r>
       <w:r>
         <w:rPr>
@@ -16357,7 +16378,7 @@
           <w:sz w:val="14"/>
           <w:szCs w:val="14"/>
         </w:rPr>
-        <w:t xml:space="preserve">ED-0497  </w:t>
+        <w:t xml:space="preserve">ED-0498  </w:t>
       </w:r>
       <w:r>
         <w:rPr>
@@ -16378,7 +16399,7 @@
           <w:sz w:val="14"/>
           <w:szCs w:val="14"/>
         </w:rPr>
-        <w:t xml:space="preserve">ED-0498  </w:t>
+        <w:t xml:space="preserve">ED-0499  </w:t>
       </w:r>
       <w:r>
         <w:rPr>
@@ -16399,7 +16420,7 @@
           <w:sz w:val="14"/>
           <w:szCs w:val="14"/>
         </w:rPr>
-        <w:t xml:space="preserve">ED-0499  </w:t>
+        <w:t xml:space="preserve">ED-0500  </w:t>
       </w:r>
       <w:r>
         <w:rPr>
@@ -16436,7 +16457,7 @@
           <w:sz w:val="14"/>
           <w:szCs w:val="14"/>
         </w:rPr>
-        <w:t xml:space="preserve">ED-0500  </w:t>
+        <w:t xml:space="preserve">ED-0501  </w:t>
       </w:r>
       <w:r>
         <w:rPr>
@@ -16457,7 +16478,7 @@
           <w:sz w:val="14"/>
           <w:szCs w:val="14"/>
         </w:rPr>
-        <w:t xml:space="preserve">ED-0501  </w:t>
+        <w:t xml:space="preserve">ED-0502  </w:t>
       </w:r>
       <w:r>
         <w:rPr>
@@ -16496,7 +16517,7 @@
           <w:sz w:val="14"/>
           <w:szCs w:val="14"/>
         </w:rPr>
-        <w:t xml:space="preserve">ED-0502  </w:t>
+        <w:t xml:space="preserve">ED-0503  </w:t>
       </w:r>
       <w:r>
         <w:rPr>
@@ -16535,7 +16556,7 @@
           <w:sz w:val="14"/>
           <w:szCs w:val="14"/>
         </w:rPr>
-        <w:t xml:space="preserve">ED-0503  </w:t>
+        <w:t xml:space="preserve">ED-0504  </w:t>
       </w:r>
       <w:r>
         <w:rPr>
@@ -16557,7 +16578,7 @@
           <w:sz w:val="14"/>
           <w:szCs w:val="14"/>
         </w:rPr>
-        <w:t xml:space="preserve">ED-0504  </w:t>
+        <w:t xml:space="preserve">ED-0505  </w:t>
       </w:r>
       <w:r>
         <w:rPr>
@@ -16596,7 +16617,7 @@
           <w:sz w:val="14"/>
           <w:szCs w:val="14"/>
         </w:rPr>
-        <w:t xml:space="preserve">ED-0505  </w:t>
+        <w:t xml:space="preserve">ED-0506  </w:t>
       </w:r>
       <w:r>
         <w:rPr>
@@ -16648,7 +16669,7 @@
           <w:sz w:val="14"/>
           <w:szCs w:val="14"/>
         </w:rPr>
-        <w:t xml:space="preserve">ED-0506  </w:t>
+        <w:t xml:space="preserve">ED-0507  </w:t>
       </w:r>
       <w:r>
         <w:rPr>
@@ -16670,7 +16691,7 @@
           <w:sz w:val="14"/>
           <w:szCs w:val="14"/>
         </w:rPr>
-        <w:t xml:space="preserve">ED-0507  </w:t>
+        <w:t xml:space="preserve">ED-0508  </w:t>
       </w:r>
       <w:r>
         <w:rPr>
@@ -16709,7 +16730,7 @@
           <w:sz w:val="14"/>
           <w:szCs w:val="14"/>
         </w:rPr>
-        <w:t xml:space="preserve">ED-0508  </w:t>
+        <w:t xml:space="preserve">ED-0509  </w:t>
       </w:r>
       <w:r>
         <w:rPr>
@@ -16731,7 +16752,7 @@
           <w:sz w:val="14"/>
           <w:szCs w:val="14"/>
         </w:rPr>
-        <w:t xml:space="preserve">ED-0509  </w:t>
+        <w:t xml:space="preserve">ED-0510  </w:t>
       </w:r>
       <w:r>
         <w:rPr>
@@ -16770,7 +16791,7 @@
           <w:sz w:val="14"/>
           <w:szCs w:val="14"/>
         </w:rPr>
-        <w:t xml:space="preserve">ED-0510  </w:t>
+        <w:t xml:space="preserve">ED-0511  </w:t>
       </w:r>
       <w:r>
         <w:rPr>
@@ -16792,7 +16813,7 @@
           <w:sz w:val="14"/>
           <w:szCs w:val="14"/>
         </w:rPr>
-        <w:t xml:space="preserve">ED-0511  </w:t>
+        <w:t xml:space="preserve">ED-0512  </w:t>
       </w:r>
       <w:r>
         <w:rPr>
@@ -16831,7 +16852,7 @@
           <w:sz w:val="14"/>
           <w:szCs w:val="14"/>
         </w:rPr>
-        <w:t xml:space="preserve">ED-0512  </w:t>
+        <w:t xml:space="preserve">ED-0513  </w:t>
       </w:r>
       <w:r>
         <w:rPr>
@@ -16883,7 +16904,7 @@
           <w:sz w:val="14"/>
           <w:szCs w:val="14"/>
         </w:rPr>
-        <w:t xml:space="preserve">ED-0513  </w:t>
+        <w:t xml:space="preserve">ED-0514  </w:t>
       </w:r>
       <w:r>
         <w:rPr>
@@ -16905,7 +16926,7 @@
           <w:sz w:val="14"/>
           <w:szCs w:val="14"/>
         </w:rPr>
-        <w:t xml:space="preserve">ED-0514  </w:t>
+        <w:t xml:space="preserve">ED-0515  </w:t>
       </w:r>
       <w:r>
         <w:rPr>
@@ -16944,7 +16965,7 @@
           <w:sz w:val="14"/>
           <w:szCs w:val="14"/>
         </w:rPr>
-        <w:t xml:space="preserve">ED-0515  </w:t>
+        <w:t xml:space="preserve">ED-0516  </w:t>
       </w:r>
       <w:r>
         <w:rPr>
@@ -16996,7 +17017,7 @@
           <w:sz w:val="14"/>
           <w:szCs w:val="14"/>
         </w:rPr>
-        <w:t xml:space="preserve">ED-0516  </w:t>
+        <w:t xml:space="preserve">ED-0517  </w:t>
       </w:r>
       <w:r>
         <w:rPr>
@@ -17018,7 +17039,7 @@
           <w:sz w:val="14"/>
           <w:szCs w:val="14"/>
         </w:rPr>
-        <w:t xml:space="preserve">ED-0517  </w:t>
+        <w:t xml:space="preserve">ED-0518  </w:t>
       </w:r>
       <w:r>
         <w:rPr>
@@ -17057,7 +17078,7 @@
           <w:sz w:val="14"/>
           <w:szCs w:val="14"/>
         </w:rPr>
-        <w:t xml:space="preserve">ED-0518  </w:t>
+        <w:t xml:space="preserve">ED-0519  </w:t>
       </w:r>
       <w:r>
         <w:rPr>
@@ -17079,7 +17100,7 @@
           <w:sz w:val="14"/>
           <w:szCs w:val="14"/>
         </w:rPr>
-        <w:t xml:space="preserve">ED-0519  </w:t>
+        <w:t xml:space="preserve">ED-0520  </w:t>
       </w:r>
       <w:r>
         <w:rPr>
@@ -17118,7 +17139,7 @@
           <w:sz w:val="14"/>
           <w:szCs w:val="14"/>
         </w:rPr>
-        <w:t xml:space="preserve">ED-0520  </w:t>
+        <w:t xml:space="preserve">ED-0521  </w:t>
       </w:r>
       <w:r>
         <w:rPr>
@@ -17140,7 +17161,7 @@
           <w:sz w:val="14"/>
           <w:szCs w:val="14"/>
         </w:rPr>
-        <w:t xml:space="preserve">ED-0521  </w:t>
+        <w:t xml:space="preserve">ED-0522  </w:t>
       </w:r>
       <w:r>
         <w:rPr>
@@ -17179,7 +17200,7 @@
           <w:sz w:val="14"/>
           <w:szCs w:val="14"/>
         </w:rPr>
-        <w:t xml:space="preserve">ED-0522  </w:t>
+        <w:t xml:space="preserve">ED-0523  </w:t>
       </w:r>
       <w:r>
         <w:rPr>
@@ -17201,7 +17222,7 @@
           <w:sz w:val="14"/>
           <w:szCs w:val="14"/>
         </w:rPr>
-        <w:t xml:space="preserve">ED-0523  </w:t>
+        <w:t xml:space="preserve">ED-0524  </w:t>
       </w:r>
       <w:r>
         <w:rPr>
@@ -17240,7 +17261,7 @@
           <w:sz w:val="14"/>
           <w:szCs w:val="14"/>
         </w:rPr>
-        <w:t xml:space="preserve">ED-0524  </w:t>
+        <w:t xml:space="preserve">ED-0525  </w:t>
       </w:r>
       <w:r>
         <w:rPr>
@@ -17262,7 +17283,7 @@
           <w:sz w:val="14"/>
           <w:szCs w:val="14"/>
         </w:rPr>
-        <w:t xml:space="preserve">ED-0525  </w:t>
+        <w:t xml:space="preserve">ED-0526  </w:t>
       </w:r>
       <w:r>
         <w:rPr>
@@ -17301,7 +17322,7 @@
           <w:sz w:val="14"/>
           <w:szCs w:val="14"/>
         </w:rPr>
-        <w:t xml:space="preserve">ED-0526  </w:t>
+        <w:t xml:space="preserve">ED-0527  </w:t>
       </w:r>
       <w:r>
         <w:rPr>
@@ -17323,7 +17344,7 @@
           <w:sz w:val="14"/>
           <w:szCs w:val="14"/>
         </w:rPr>
-        <w:t xml:space="preserve">ED-0527  </w:t>
+        <w:t xml:space="preserve">ED-0528  </w:t>
       </w:r>
       <w:r>
         <w:rPr>
@@ -17362,7 +17383,7 @@
           <w:sz w:val="14"/>
           <w:szCs w:val="14"/>
         </w:rPr>
-        <w:t xml:space="preserve">ED-0528  </w:t>
+        <w:t xml:space="preserve">ED-0529  </w:t>
       </w:r>
       <w:r>
         <w:rPr>
@@ -17384,7 +17405,7 @@
           <w:sz w:val="14"/>
           <w:szCs w:val="14"/>
         </w:rPr>
-        <w:t xml:space="preserve">ED-0529  </w:t>
+        <w:t xml:space="preserve">ED-0530  </w:t>
       </w:r>
       <w:r>
         <w:rPr>
@@ -17423,7 +17444,7 @@
           <w:sz w:val="14"/>
           <w:szCs w:val="14"/>
         </w:rPr>
-        <w:t xml:space="preserve">ED-0530  </w:t>
+        <w:t xml:space="preserve">ED-0531  </w:t>
       </w:r>
       <w:r>
         <w:rPr>
@@ -17445,7 +17466,7 @@
           <w:sz w:val="14"/>
           <w:szCs w:val="14"/>
         </w:rPr>
-        <w:t xml:space="preserve">ED-0531  </w:t>
+        <w:t xml:space="preserve">ED-0532  </w:t>
       </w:r>
       <w:r>
         <w:rPr>
@@ -17484,7 +17505,7 @@
           <w:sz w:val="14"/>
           <w:szCs w:val="14"/>
         </w:rPr>
-        <w:t xml:space="preserve">ED-0532  </w:t>
+        <w:t xml:space="preserve">ED-0533  </w:t>
       </w:r>
       <w:r>
         <w:rPr>
@@ -17506,7 +17527,7 @@
           <w:sz w:val="14"/>
           <w:szCs w:val="14"/>
         </w:rPr>
-        <w:t xml:space="preserve">ED-0533  </w:t>
+        <w:t xml:space="preserve">ED-0534  </w:t>
       </w:r>
       <w:r>
         <w:rPr>
@@ -17545,7 +17566,7 @@
           <w:sz w:val="14"/>
           <w:szCs w:val="14"/>
         </w:rPr>
-        <w:t xml:space="preserve">ED-0534  </w:t>
+        <w:t xml:space="preserve">ED-0535  </w:t>
       </w:r>
       <w:r>
         <w:rPr>
@@ -17614,7 +17635,7 @@
           <w:sz w:val="14"/>
           <w:szCs w:val="14"/>
         </w:rPr>
-        <w:t xml:space="preserve">ED-0535  </w:t>
+        <w:t xml:space="preserve">ED-0536  </w:t>
       </w:r>
       <w:r>
         <w:rPr>
@@ -17666,7 +17687,7 @@
           <w:sz w:val="14"/>
           <w:szCs w:val="14"/>
         </w:rPr>
-        <w:t xml:space="preserve">ED-0536  </w:t>
+        <w:t xml:space="preserve">ED-0537  </w:t>
       </w:r>
       <w:r>
         <w:rPr>
@@ -17687,7 +17708,7 @@
           <w:sz w:val="14"/>
           <w:szCs w:val="14"/>
         </w:rPr>
-        <w:t xml:space="preserve">ED-0537  </w:t>
+        <w:t xml:space="preserve">ED-0538  </w:t>
       </w:r>
       <w:r>
         <w:rPr>
@@ -17708,7 +17729,7 @@
           <w:sz w:val="14"/>
           <w:szCs w:val="14"/>
         </w:rPr>
-        <w:t xml:space="preserve">ED-0538  </w:t>
+        <w:t xml:space="preserve">ED-0539  </w:t>
       </w:r>
       <w:r>
         <w:rPr>
@@ -17729,7 +17750,7 @@
           <w:sz w:val="14"/>
           <w:szCs w:val="14"/>
         </w:rPr>
-        <w:t xml:space="preserve">ED-0539  </w:t>
+        <w:t xml:space="preserve">ED-0540  </w:t>
       </w:r>
       <w:r>
         <w:rPr>
@@ -17750,7 +17771,7 @@
           <w:sz w:val="14"/>
           <w:szCs w:val="14"/>
         </w:rPr>
-        <w:t xml:space="preserve">ED-0540  </w:t>
+        <w:t xml:space="preserve">ED-0541  </w:t>
       </w:r>
       <w:r>
         <w:rPr>
@@ -17802,7 +17823,7 @@
           <w:sz w:val="14"/>
           <w:szCs w:val="14"/>
         </w:rPr>
-        <w:t xml:space="preserve">ED-0541  </w:t>
+        <w:t xml:space="preserve">ED-0542  </w:t>
       </w:r>
       <w:r>
         <w:rPr>
@@ -17823,7 +17844,7 @@
           <w:sz w:val="14"/>
           <w:szCs w:val="14"/>
         </w:rPr>
-        <w:t xml:space="preserve">ED-0542  </w:t>
+        <w:t xml:space="preserve">ED-0543  </w:t>
       </w:r>
       <w:r>
         <w:rPr>
@@ -17844,7 +17865,7 @@
           <w:sz w:val="14"/>
           <w:szCs w:val="14"/>
         </w:rPr>
-        <w:t xml:space="preserve">ED-0543  </w:t>
+        <w:t xml:space="preserve">ED-0544  </w:t>
       </w:r>
       <w:r>
         <w:rPr>
@@ -17865,7 +17886,7 @@
           <w:sz w:val="14"/>
           <w:szCs w:val="14"/>
         </w:rPr>
-        <w:t xml:space="preserve">ED-0544  </w:t>
+        <w:t xml:space="preserve">ED-0545  </w:t>
       </w:r>
       <w:r>
         <w:rPr>
@@ -17886,7 +17907,7 @@
           <w:sz w:val="14"/>
           <w:szCs w:val="14"/>
         </w:rPr>
-        <w:t xml:space="preserve">ED-0545  </w:t>
+        <w:t xml:space="preserve">ED-0546  </w:t>
       </w:r>
       <w:r>
         <w:rPr>
@@ -17938,7 +17959,7 @@
           <w:sz w:val="14"/>
           <w:szCs w:val="14"/>
         </w:rPr>
-        <w:t xml:space="preserve">ED-0546  </w:t>
+        <w:t xml:space="preserve">ED-0547  </w:t>
       </w:r>
       <w:r>
         <w:rPr>
@@ -17959,7 +17980,7 @@
           <w:sz w:val="14"/>
           <w:szCs w:val="14"/>
         </w:rPr>
-        <w:t xml:space="preserve">ED-0547  </w:t>
+        <w:t xml:space="preserve">ED-0548  </w:t>
       </w:r>
       <w:r>
         <w:rPr>
@@ -17980,7 +18001,7 @@
           <w:sz w:val="14"/>
           <w:szCs w:val="14"/>
         </w:rPr>
-        <w:t xml:space="preserve">ED-0548  </w:t>
+        <w:t xml:space="preserve">ED-0549  </w:t>
       </w:r>
       <w:r>
         <w:rPr>
@@ -18001,7 +18022,7 @@
           <w:sz w:val="14"/>
           <w:szCs w:val="14"/>
         </w:rPr>
-        <w:t xml:space="preserve">ED-0549  </w:t>
+        <w:t xml:space="preserve">ED-0550  </w:t>
       </w:r>
       <w:r>
         <w:rPr>
@@ -18022,7 +18043,7 @@
           <w:sz w:val="14"/>
           <w:szCs w:val="14"/>
         </w:rPr>
-        <w:t xml:space="preserve">ED-0550  </w:t>
+        <w:t xml:space="preserve">ED-0551  </w:t>
       </w:r>
       <w:r>
         <w:rPr>
@@ -18074,7 +18095,7 @@
           <w:sz w:val="14"/>
           <w:szCs w:val="14"/>
         </w:rPr>
-        <w:t xml:space="preserve">ED-0551  </w:t>
+        <w:t xml:space="preserve">ED-0552  </w:t>
       </w:r>
       <w:r>
         <w:rPr>
@@ -18095,7 +18116,7 @@
           <w:sz w:val="14"/>
           <w:szCs w:val="14"/>
         </w:rPr>
-        <w:t xml:space="preserve">ED-0552  </w:t>
+        <w:t xml:space="preserve">ED-0553  </w:t>
       </w:r>
       <w:r>
         <w:rPr>
@@ -18116,7 +18137,7 @@
           <w:sz w:val="14"/>
           <w:szCs w:val="14"/>
         </w:rPr>
-        <w:t xml:space="preserve">ED-0553  </w:t>
+        <w:t xml:space="preserve">ED-0554  </w:t>
       </w:r>
       <w:r>
         <w:rPr>
@@ -18137,7 +18158,7 @@
           <w:sz w:val="14"/>
           <w:szCs w:val="14"/>
         </w:rPr>
-        <w:t xml:space="preserve">ED-0554  </w:t>
+        <w:t xml:space="preserve">ED-0555  </w:t>
       </w:r>
       <w:r>
         <w:rPr>
@@ -18158,7 +18179,7 @@
           <w:sz w:val="14"/>
           <w:szCs w:val="14"/>
         </w:rPr>
-        <w:t xml:space="preserve">ED-0555  </w:t>
+        <w:t xml:space="preserve">ED-0556  </w:t>
       </w:r>
       <w:r>
         <w:rPr>
@@ -18180,7 +18201,7 @@
           <w:sz w:val="14"/>
           <w:szCs w:val="14"/>
         </w:rPr>
-        <w:t xml:space="preserve">ED-0556  </w:t>
+        <w:t xml:space="preserve">ED-0557  </w:t>
       </w:r>
       <w:r>
         <w:rPr>
@@ -18219,7 +18240,7 @@
           <w:sz w:val="14"/>
           <w:szCs w:val="14"/>
         </w:rPr>
-        <w:t xml:space="preserve">ED-0557  </w:t>
+        <w:t xml:space="preserve">ED-0558  </w:t>
       </w:r>
       <w:r>
         <w:rPr>
@@ -18240,7 +18261,7 @@
           <w:sz w:val="14"/>
           <w:szCs w:val="14"/>
         </w:rPr>
-        <w:t xml:space="preserve">ED-0558  </w:t>
+        <w:t xml:space="preserve">ED-0559  </w:t>
       </w:r>
       <w:r>
         <w:rPr>
@@ -18261,7 +18282,7 @@
           <w:sz w:val="14"/>
           <w:szCs w:val="14"/>
         </w:rPr>
-        <w:t xml:space="preserve">ED-0559  </w:t>
+        <w:t xml:space="preserve">ED-0560  </w:t>
       </w:r>
       <w:r>
         <w:rPr>
@@ -18282,7 +18303,7 @@
           <w:sz w:val="14"/>
           <w:szCs w:val="14"/>
         </w:rPr>
-        <w:t xml:space="preserve">ED-0560  </w:t>
+        <w:t xml:space="preserve">ED-0561  </w:t>
       </w:r>
       <w:r>
         <w:rPr>
@@ -18334,7 +18355,7 @@
           <w:sz w:val="14"/>
           <w:szCs w:val="14"/>
         </w:rPr>
-        <w:t xml:space="preserve">ED-0561  </w:t>
+        <w:t xml:space="preserve">ED-0562  </w:t>
       </w:r>
       <w:r>
         <w:rPr>
@@ -18355,7 +18376,7 @@
           <w:sz w:val="14"/>
           <w:szCs w:val="14"/>
         </w:rPr>
-        <w:t xml:space="preserve">ED-0562  </w:t>
+        <w:t xml:space="preserve">ED-0563  </w:t>
       </w:r>
       <w:r>
         <w:rPr>
@@ -18376,7 +18397,7 @@
           <w:sz w:val="14"/>
           <w:szCs w:val="14"/>
         </w:rPr>
-        <w:t xml:space="preserve">ED-0563  </w:t>
+        <w:t xml:space="preserve">ED-0564  </w:t>
       </w:r>
       <w:r>
         <w:rPr>
@@ -18397,7 +18418,7 @@
           <w:sz w:val="14"/>
           <w:szCs w:val="14"/>
         </w:rPr>
-        <w:t xml:space="preserve">ED-0564  </w:t>
+        <w:t xml:space="preserve">ED-0565  </w:t>
       </w:r>
       <w:r>
         <w:rPr>
@@ -18449,7 +18470,7 @@
           <w:sz w:val="14"/>
           <w:szCs w:val="14"/>
         </w:rPr>
-        <w:t xml:space="preserve">ED-0565  </w:t>
+        <w:t xml:space="preserve">ED-0566  </w:t>
       </w:r>
       <w:r>
         <w:rPr>
@@ -18470,7 +18491,7 @@
           <w:sz w:val="14"/>
           <w:szCs w:val="14"/>
         </w:rPr>
-        <w:t xml:space="preserve">ED-0566  </w:t>
+        <w:t xml:space="preserve">ED-0567  </w:t>
       </w:r>
       <w:r>
         <w:rPr>
@@ -18491,7 +18512,7 @@
           <w:sz w:val="14"/>
           <w:szCs w:val="14"/>
         </w:rPr>
-        <w:t xml:space="preserve">ED-0567  </w:t>
+        <w:t xml:space="preserve">ED-0568  </w:t>
       </w:r>
       <w:r>
         <w:rPr>
@@ -18512,7 +18533,7 @@
           <w:sz w:val="14"/>
           <w:szCs w:val="14"/>
         </w:rPr>
-        <w:t xml:space="preserve">ED-0568  </w:t>
+        <w:t xml:space="preserve">ED-0569  </w:t>
       </w:r>
       <w:r>
         <w:rPr>
@@ -18533,7 +18554,7 @@
           <w:sz w:val="14"/>
           <w:szCs w:val="14"/>
         </w:rPr>
-        <w:t xml:space="preserve">ED-0569  </w:t>
+        <w:t xml:space="preserve">ED-0570  </w:t>
       </w:r>
       <w:r>
         <w:rPr>
@@ -18554,7 +18575,7 @@
           <w:sz w:val="14"/>
           <w:szCs w:val="14"/>
         </w:rPr>
-        <w:t xml:space="preserve">ED-0570  </w:t>
+        <w:t xml:space="preserve">ED-0571  </w:t>
       </w:r>
       <w:r>
         <w:rPr>
@@ -18590,7 +18611,7 @@
           <w:sz w:val="14"/>
           <w:szCs w:val="14"/>
         </w:rPr>
-        <w:t xml:space="preserve">ED-0571  </w:t>
+        <w:t xml:space="preserve">ED-0572  </w:t>
       </w:r>
       <w:r>
         <w:rPr>
@@ -18642,7 +18663,7 @@
           <w:sz w:val="14"/>
           <w:szCs w:val="14"/>
         </w:rPr>
-        <w:t xml:space="preserve">ED-0572  </w:t>
+        <w:t xml:space="preserve">ED-0573  </w:t>
       </w:r>
       <w:r>
         <w:rPr>
@@ -18664,7 +18685,7 @@
           <w:sz w:val="14"/>
           <w:szCs w:val="14"/>
         </w:rPr>
-        <w:t xml:space="preserve">ED-0573  </w:t>
+        <w:t xml:space="preserve">ED-0574  </w:t>
       </w:r>
       <w:r>
         <w:rPr>
@@ -18703,7 +18724,7 @@
           <w:sz w:val="14"/>
           <w:szCs w:val="14"/>
         </w:rPr>
-        <w:t xml:space="preserve">ED-0574  </w:t>
+        <w:t xml:space="preserve">ED-0575  </w:t>
       </w:r>
       <w:r>
         <w:rPr>
@@ -18724,7 +18745,7 @@
           <w:sz w:val="14"/>
           <w:szCs w:val="14"/>
         </w:rPr>
-        <w:t xml:space="preserve">ED-0575  </w:t>
+        <w:t xml:space="preserve">ED-0576  </w:t>
       </w:r>
       <w:r>
         <w:rPr>
@@ -18745,7 +18766,7 @@
           <w:sz w:val="14"/>
           <w:szCs w:val="14"/>
         </w:rPr>
-        <w:t xml:space="preserve">ED-0576  </w:t>
+        <w:t xml:space="preserve">ED-0577  </w:t>
       </w:r>
       <w:r>
         <w:rPr>
@@ -18766,7 +18787,7 @@
           <w:sz w:val="14"/>
           <w:szCs w:val="14"/>
         </w:rPr>
-        <w:t xml:space="preserve">ED-0577  </w:t>
+        <w:t xml:space="preserve">ED-0578  </w:t>
       </w:r>
       <w:r>
         <w:rPr>
@@ -18788,7 +18809,7 @@
           <w:sz w:val="14"/>
           <w:szCs w:val="14"/>
         </w:rPr>
-        <w:t xml:space="preserve">ED-0578  </w:t>
+        <w:t xml:space="preserve">ED-0579  </w:t>
       </w:r>
       <w:r>
         <w:rPr>
@@ -18827,7 +18848,7 @@
           <w:sz w:val="14"/>
           <w:szCs w:val="14"/>
         </w:rPr>
-        <w:t xml:space="preserve">ED-0579  </w:t>
+        <w:t xml:space="preserve">ED-0580  </w:t>
       </w:r>
       <w:r>
         <w:rPr>
@@ -18848,7 +18869,7 @@
           <w:sz w:val="14"/>
           <w:szCs w:val="14"/>
         </w:rPr>
-        <w:t xml:space="preserve">ED-0580  </w:t>
+        <w:t xml:space="preserve">ED-0581  </w:t>
       </w:r>
       <w:r>
         <w:rPr>
@@ -18869,7 +18890,7 @@
           <w:sz w:val="14"/>
           <w:szCs w:val="14"/>
         </w:rPr>
-        <w:t xml:space="preserve">ED-0581  </w:t>
+        <w:t xml:space="preserve">ED-0582  </w:t>
       </w:r>
       <w:r>
         <w:rPr>
@@ -18890,7 +18911,7 @@
           <w:sz w:val="14"/>
           <w:szCs w:val="14"/>
         </w:rPr>
-        <w:t xml:space="preserve">ED-0582  </w:t>
+        <w:t xml:space="preserve">ED-0583  </w:t>
       </w:r>
       <w:r>
         <w:rPr>
@@ -18911,7 +18932,7 @@
           <w:sz w:val="14"/>
           <w:szCs w:val="14"/>
         </w:rPr>
-        <w:t xml:space="preserve">ED-0583  </w:t>
+        <w:t xml:space="preserve">ED-0584  </w:t>
       </w:r>
       <w:r>
         <w:rPr>
@@ -18932,7 +18953,7 @@
           <w:sz w:val="14"/>
           <w:szCs w:val="14"/>
         </w:rPr>
-        <w:t xml:space="preserve">ED-0584  </w:t>
+        <w:t xml:space="preserve">ED-0585  </w:t>
       </w:r>
       <w:r>
         <w:rPr>
@@ -18953,7 +18974,7 @@
           <w:sz w:val="14"/>
           <w:szCs w:val="14"/>
         </w:rPr>
-        <w:t xml:space="preserve">ED-0585  </w:t>
+        <w:t xml:space="preserve">ED-0586  </w:t>
       </w:r>
       <w:r>
         <w:rPr>
@@ -18975,7 +18996,7 @@
           <w:sz w:val="14"/>
           <w:szCs w:val="14"/>
         </w:rPr>
-        <w:t xml:space="preserve">ED-0586  </w:t>
+        <w:t xml:space="preserve">ED-0587  </w:t>
       </w:r>
       <w:r>
         <w:rPr>
@@ -19014,7 +19035,7 @@
           <w:sz w:val="14"/>
           <w:szCs w:val="14"/>
         </w:rPr>
-        <w:t xml:space="preserve">ED-0587  </w:t>
+        <w:t xml:space="preserve">ED-0588  </w:t>
       </w:r>
       <w:r>
         <w:rPr>
@@ -19035,7 +19056,7 @@
           <w:sz w:val="14"/>
           <w:szCs w:val="14"/>
         </w:rPr>
-        <w:t xml:space="preserve">ED-0588  </w:t>
+        <w:t xml:space="preserve">ED-0589  </w:t>
       </w:r>
       <w:r>
         <w:rPr>
@@ -19056,7 +19077,7 @@
           <w:sz w:val="14"/>
           <w:szCs w:val="14"/>
         </w:rPr>
-        <w:t xml:space="preserve">ED-0589  </w:t>
+        <w:t xml:space="preserve">ED-0590  </w:t>
       </w:r>
       <w:r>
         <w:rPr>
@@ -19077,7 +19098,7 @@
           <w:sz w:val="14"/>
           <w:szCs w:val="14"/>
         </w:rPr>
-        <w:t xml:space="preserve">ED-0590  </w:t>
+        <w:t xml:space="preserve">ED-0591  </w:t>
       </w:r>
       <w:r>
         <w:rPr>
@@ -19098,7 +19119,7 @@
           <w:sz w:val="14"/>
           <w:szCs w:val="14"/>
         </w:rPr>
-        <w:t xml:space="preserve">ED-0591  </w:t>
+        <w:t xml:space="preserve">ED-0592  </w:t>
       </w:r>
       <w:r>
         <w:rPr>
@@ -19119,7 +19140,7 @@
           <w:sz w:val="14"/>
           <w:szCs w:val="14"/>
         </w:rPr>
-        <w:t xml:space="preserve">ED-0592  </w:t>
+        <w:t xml:space="preserve">ED-0593  </w:t>
       </w:r>
       <w:r>
         <w:rPr>
@@ -19140,7 +19161,7 @@
           <w:sz w:val="14"/>
           <w:szCs w:val="14"/>
         </w:rPr>
-        <w:t xml:space="preserve">ED-0593  </w:t>
+        <w:t xml:space="preserve">ED-0594  </w:t>
       </w:r>
       <w:r>
         <w:rPr>
@@ -19161,7 +19182,7 @@
           <w:sz w:val="14"/>
           <w:szCs w:val="14"/>
         </w:rPr>
-        <w:t xml:space="preserve">ED-0594  </w:t>
+        <w:t xml:space="preserve">ED-0595  </w:t>
       </w:r>
       <w:r>
         <w:rPr>
@@ -19183,7 +19204,7 @@
           <w:sz w:val="14"/>
           <w:szCs w:val="14"/>
         </w:rPr>
-        <w:t xml:space="preserve">ED-0595  </w:t>
+        <w:t xml:space="preserve">ED-0596  </w:t>
       </w:r>
       <w:r>
         <w:rPr>
@@ -19222,7 +19243,7 @@
           <w:sz w:val="14"/>
           <w:szCs w:val="14"/>
         </w:rPr>
-        <w:t xml:space="preserve">ED-0596  </w:t>
+        <w:t xml:space="preserve">ED-0597  </w:t>
       </w:r>
       <w:r>
         <w:rPr>
@@ -19243,7 +19264,7 @@
           <w:sz w:val="14"/>
           <w:szCs w:val="14"/>
         </w:rPr>
-        <w:t xml:space="preserve">ED-0597  </w:t>
+        <w:t xml:space="preserve">ED-0598  </w:t>
       </w:r>
       <w:r>
         <w:rPr>
@@ -19264,7 +19285,7 @@
           <w:sz w:val="14"/>
           <w:szCs w:val="14"/>
         </w:rPr>
-        <w:t xml:space="preserve">ED-0598  </w:t>
+        <w:t xml:space="preserve">ED-0599  </w:t>
       </w:r>
       <w:r>
         <w:rPr>
@@ -19285,7 +19306,7 @@
           <w:sz w:val="14"/>
           <w:szCs w:val="14"/>
         </w:rPr>
-        <w:t xml:space="preserve">ED-0599  </w:t>
+        <w:t xml:space="preserve">ED-0600  </w:t>
       </w:r>
       <w:r>
         <w:rPr>
@@ -19306,7 +19327,7 @@
           <w:sz w:val="14"/>
           <w:szCs w:val="14"/>
         </w:rPr>
-        <w:t xml:space="preserve">ED-0600  </w:t>
+        <w:t xml:space="preserve">ED-0601  </w:t>
       </w:r>
       <w:r>
         <w:rPr>
@@ -19327,7 +19348,7 @@
           <w:sz w:val="14"/>
           <w:szCs w:val="14"/>
         </w:rPr>
-        <w:t xml:space="preserve">ED-0601  </w:t>
+        <w:t xml:space="preserve">ED-0602  </w:t>
       </w:r>
       <w:r>
         <w:rPr>
@@ -19363,7 +19384,7 @@
           <w:sz w:val="14"/>
           <w:szCs w:val="14"/>
         </w:rPr>
-        <w:t xml:space="preserve">ED-0602  </w:t>
+        <w:t xml:space="preserve">ED-0603  </w:t>
       </w:r>
       <w:r>
         <w:rPr>
@@ -19415,7 +19436,7 @@
           <w:sz w:val="14"/>
           <w:szCs w:val="14"/>
         </w:rPr>
-        <w:t xml:space="preserve">ED-0603  </w:t>
+        <w:t xml:space="preserve">ED-0604  </w:t>
       </w:r>
       <w:r>
         <w:rPr>
@@ -19437,7 +19458,7 @@
           <w:sz w:val="14"/>
           <w:szCs w:val="14"/>
         </w:rPr>
-        <w:t xml:space="preserve">ED-0604  </w:t>
+        <w:t xml:space="preserve">ED-0605  </w:t>
       </w:r>
       <w:r>
         <w:rPr>
@@ -19476,7 +19497,7 @@
           <w:sz w:val="14"/>
           <w:szCs w:val="14"/>
         </w:rPr>
-        <w:t xml:space="preserve">ED-0605  </w:t>
+        <w:t xml:space="preserve">ED-0606  </w:t>
       </w:r>
       <w:r>
         <w:rPr>
@@ -19497,7 +19518,7 @@
           <w:sz w:val="14"/>
           <w:szCs w:val="14"/>
         </w:rPr>
-        <w:t xml:space="preserve">ED-0606  </w:t>
+        <w:t xml:space="preserve">ED-0607  </w:t>
       </w:r>
       <w:r>
         <w:rPr>
@@ -19518,7 +19539,7 @@
           <w:sz w:val="14"/>
           <w:szCs w:val="14"/>
         </w:rPr>
-        <w:t xml:space="preserve">ED-0607  </w:t>
+        <w:t xml:space="preserve">ED-0608  </w:t>
       </w:r>
       <w:r>
         <w:rPr>
@@ -19539,7 +19560,7 @@
           <w:sz w:val="14"/>
           <w:szCs w:val="14"/>
         </w:rPr>
-        <w:t xml:space="preserve">ED-0608  </w:t>
+        <w:t xml:space="preserve">ED-0609  </w:t>
       </w:r>
       <w:r>
         <w:rPr>
@@ -19560,7 +19581,7 @@
           <w:sz w:val="14"/>
           <w:szCs w:val="14"/>
         </w:rPr>
-        <w:t xml:space="preserve">ED-0609  </w:t>
+        <w:t xml:space="preserve">ED-0610  </w:t>
       </w:r>
       <w:r>
         <w:rPr>
@@ -19582,7 +19603,7 @@
           <w:sz w:val="14"/>
           <w:szCs w:val="14"/>
         </w:rPr>
-        <w:t xml:space="preserve">ED-0610  </w:t>
+        <w:t xml:space="preserve">ED-0611  </w:t>
       </w:r>
       <w:r>
         <w:rPr>
@@ -19621,7 +19642,7 @@
           <w:sz w:val="14"/>
           <w:szCs w:val="14"/>
         </w:rPr>
-        <w:t xml:space="preserve">ED-0611  </w:t>
+        <w:t xml:space="preserve">ED-0612  </w:t>
       </w:r>
       <w:r>
         <w:rPr>
@@ -19642,7 +19663,7 @@
           <w:sz w:val="14"/>
           <w:szCs w:val="14"/>
         </w:rPr>
-        <w:t xml:space="preserve">ED-0612  </w:t>
+        <w:t xml:space="preserve">ED-0613  </w:t>
       </w:r>
       <w:r>
         <w:rPr>
@@ -19663,7 +19684,7 @@
           <w:sz w:val="14"/>
           <w:szCs w:val="14"/>
         </w:rPr>
-        <w:t xml:space="preserve">ED-0613  </w:t>
+        <w:t xml:space="preserve">ED-0614  </w:t>
       </w:r>
       <w:r>
         <w:rPr>
@@ -19684,7 +19705,7 @@
           <w:sz w:val="14"/>
           <w:szCs w:val="14"/>
         </w:rPr>
-        <w:t xml:space="preserve">ED-0614  </w:t>
+        <w:t xml:space="preserve">ED-0615  </w:t>
       </w:r>
       <w:r>
         <w:rPr>
@@ -19705,7 +19726,7 @@
           <w:sz w:val="14"/>
           <w:szCs w:val="14"/>
         </w:rPr>
-        <w:t xml:space="preserve">ED-0615  </w:t>
+        <w:t xml:space="preserve">ED-0616  </w:t>
       </w:r>
       <w:r>
         <w:rPr>
@@ -19727,7 +19748,7 @@
           <w:sz w:val="14"/>
           <w:szCs w:val="14"/>
         </w:rPr>
-        <w:t xml:space="preserve">ED-0616  </w:t>
+        <w:t xml:space="preserve">ED-0617  </w:t>
       </w:r>
       <w:r>
         <w:rPr>
@@ -19766,7 +19787,7 @@
           <w:sz w:val="14"/>
           <w:szCs w:val="14"/>
         </w:rPr>
-        <w:t xml:space="preserve">ED-0617  </w:t>
+        <w:t xml:space="preserve">ED-0618  </w:t>
       </w:r>
       <w:r>
         <w:rPr>
@@ -19787,7 +19808,7 @@
           <w:sz w:val="14"/>
           <w:szCs w:val="14"/>
         </w:rPr>
-        <w:t xml:space="preserve">ED-0618  </w:t>
+        <w:t xml:space="preserve">ED-0619  </w:t>
       </w:r>
       <w:r>
         <w:rPr>
@@ -19808,7 +19829,7 @@
           <w:sz w:val="14"/>
           <w:szCs w:val="14"/>
         </w:rPr>
-        <w:t xml:space="preserve">ED-0619  </w:t>
+        <w:t xml:space="preserve">ED-0620  </w:t>
       </w:r>
       <w:r>
         <w:rPr>
@@ -19829,7 +19850,7 @@
           <w:sz w:val="14"/>
           <w:szCs w:val="14"/>
         </w:rPr>
-        <w:t xml:space="preserve">ED-0620  </w:t>
+        <w:t xml:space="preserve">ED-0621  </w:t>
       </w:r>
       <w:r>
         <w:rPr>
@@ -19850,7 +19871,7 @@
           <w:sz w:val="14"/>
           <w:szCs w:val="14"/>
         </w:rPr>
-        <w:t xml:space="preserve">ED-0621  </w:t>
+        <w:t xml:space="preserve">ED-0622  </w:t>
       </w:r>
       <w:r>
         <w:rPr>
@@ -19872,7 +19893,7 @@
           <w:sz w:val="14"/>
           <w:szCs w:val="14"/>
         </w:rPr>
-        <w:t xml:space="preserve">ED-0622  </w:t>
+        <w:t xml:space="preserve">ED-0623  </w:t>
       </w:r>
       <w:r>
         <w:rPr>
@@ -19895,7 +19916,7 @@
           <w:sz w:val="14"/>
           <w:szCs w:val="14"/>
         </w:rPr>
-        <w:t xml:space="preserve">ED-0623  </w:t>
+        <w:t xml:space="preserve">ED-0624  </w:t>
       </w:r>
       <w:r>
         <w:rPr>
@@ -19947,7 +19968,7 @@
           <w:sz w:val="14"/>
           <w:szCs w:val="14"/>
         </w:rPr>
-        <w:t xml:space="preserve">ED-0624  </w:t>
+        <w:t xml:space="preserve">ED-0625  </w:t>
       </w:r>
       <w:r>
         <w:rPr>
@@ -19999,7 +20020,7 @@
           <w:sz w:val="14"/>
           <w:szCs w:val="14"/>
         </w:rPr>
-        <w:t xml:space="preserve">ED-0625  </w:t>
+        <w:t xml:space="preserve">ED-0626  </w:t>
       </w:r>
       <w:r>
         <w:rPr>
@@ -20020,7 +20041,7 @@
           <w:sz w:val="14"/>
           <w:szCs w:val="14"/>
         </w:rPr>
-        <w:t xml:space="preserve">ED-0626  </w:t>
+        <w:t xml:space="preserve">ED-0627  </w:t>
       </w:r>
       <w:r>
         <w:rPr>
@@ -20041,7 +20062,7 @@
           <w:sz w:val="14"/>
           <w:szCs w:val="14"/>
         </w:rPr>
-        <w:t xml:space="preserve">ED-0627  </w:t>
+        <w:t xml:space="preserve">ED-0628  </w:t>
       </w:r>
       <w:r>
         <w:rPr>
@@ -20062,7 +20083,7 @@
           <w:sz w:val="14"/>
           <w:szCs w:val="14"/>
         </w:rPr>
-        <w:t xml:space="preserve">ED-0628  </w:t>
+        <w:t xml:space="preserve">ED-0629  </w:t>
       </w:r>
       <w:r>
         <w:rPr>
@@ -20114,7 +20135,7 @@
           <w:sz w:val="14"/>
           <w:szCs w:val="14"/>
         </w:rPr>
-        <w:t xml:space="preserve">ED-0629  </w:t>
+        <w:t xml:space="preserve">ED-0630  </w:t>
       </w:r>
       <w:r>
         <w:rPr>
@@ -20135,7 +20156,7 @@
           <w:sz w:val="14"/>
           <w:szCs w:val="14"/>
         </w:rPr>
-        <w:t xml:space="preserve">ED-0630  </w:t>
+        <w:t xml:space="preserve">ED-0631  </w:t>
       </w:r>
       <w:r>
         <w:rPr>
@@ -20156,7 +20177,7 @@
           <w:sz w:val="14"/>
           <w:szCs w:val="14"/>
         </w:rPr>
-        <w:t xml:space="preserve">ED-0631  </w:t>
+        <w:t xml:space="preserve">ED-0632  </w:t>
       </w:r>
       <w:r>
         <w:rPr>
@@ -20177,7 +20198,7 @@
           <w:sz w:val="14"/>
           <w:szCs w:val="14"/>
         </w:rPr>
-        <w:t xml:space="preserve">ED-0632  </w:t>
+        <w:t xml:space="preserve">ED-0633  </w:t>
       </w:r>
       <w:r>
         <w:rPr>
@@ -20198,7 +20219,7 @@
           <w:sz w:val="14"/>
           <w:szCs w:val="14"/>
         </w:rPr>
-        <w:t xml:space="preserve">ED-0633  </w:t>
+        <w:t xml:space="preserve">ED-0634  </w:t>
       </w:r>
       <w:r>
         <w:rPr>
@@ -20220,7 +20241,7 @@
           <w:sz w:val="14"/>
           <w:szCs w:val="14"/>
         </w:rPr>
-        <w:t xml:space="preserve">ED-0634  </w:t>
+        <w:t xml:space="preserve">ED-0635  </w:t>
       </w:r>
       <w:r>
         <w:rPr>
@@ -20259,7 +20280,7 @@
           <w:sz w:val="14"/>
           <w:szCs w:val="14"/>
         </w:rPr>
-        <w:t xml:space="preserve">ED-0635  </w:t>
+        <w:t xml:space="preserve">ED-0636  </w:t>
       </w:r>
       <w:r>
         <w:rPr>
@@ -20280,7 +20301,7 @@
           <w:sz w:val="14"/>
           <w:szCs w:val="14"/>
         </w:rPr>
-        <w:t xml:space="preserve">ED-0636  </w:t>
+        <w:t xml:space="preserve">ED-0637  </w:t>
       </w:r>
       <w:r>
         <w:rPr>
@@ -20301,7 +20322,7 @@
           <w:sz w:val="14"/>
           <w:szCs w:val="14"/>
         </w:rPr>
-        <w:t xml:space="preserve">ED-0637  </w:t>
+        <w:t xml:space="preserve">ED-0638  </w:t>
       </w:r>
       <w:r>
         <w:rPr>
@@ -20322,7 +20343,7 @@
           <w:sz w:val="14"/>
           <w:szCs w:val="14"/>
         </w:rPr>
-        <w:t xml:space="preserve">ED-0638  </w:t>
+        <w:t xml:space="preserve">ED-0639  </w:t>
       </w:r>
       <w:r>
         <w:rPr>
@@ -20344,7 +20365,7 @@
           <w:sz w:val="14"/>
           <w:szCs w:val="14"/>
         </w:rPr>
-        <w:t xml:space="preserve">ED-0639  </w:t>
+        <w:t xml:space="preserve">ED-0640  </w:t>
       </w:r>
       <w:r>
         <w:rPr>
@@ -20383,7 +20404,7 @@
           <w:sz w:val="14"/>
           <w:szCs w:val="14"/>
         </w:rPr>
-        <w:t xml:space="preserve">ED-0640  </w:t>
+        <w:t xml:space="preserve">ED-0641  </w:t>
       </w:r>
       <w:r>
         <w:rPr>
@@ -20404,7 +20425,7 @@
           <w:sz w:val="14"/>
           <w:szCs w:val="14"/>
         </w:rPr>
-        <w:t xml:space="preserve">ED-0641  </w:t>
+        <w:t xml:space="preserve">ED-0642  </w:t>
       </w:r>
       <w:r>
         <w:rPr>
@@ -20425,28 +20446,28 @@
           <w:sz w:val="14"/>
           <w:szCs w:val="14"/>
         </w:rPr>
-        <w:t xml:space="preserve">ED-0642  </w:t>
-      </w:r>
-      <w:r>
-        <w:rPr>
-          <w:sz w:val="22"/>
-          <w:szCs w:val="22"/>
-        </w:rPr>
-        <w:t xml:space="preserve">Engasgo (Criança/Adulto): se não conseguir tossir ou falar, faça a manobra de Heimlich por trás</w:t>
-      </w:r>
-    </w:p>
-    <w:p>
-      <w:pPr>
-        <w:spacing w:after="160" w:line="300"/>
-      </w:pPr>
-      <w:r>
-        <w:rPr>
-          <w:rFonts w:ascii="Consolas" w:cs="Consolas" w:eastAsia="Consolas" w:hAnsi="Consolas"/>
-          <w:color w:val="9AA0A6"/>
-          <w:sz w:val="14"/>
-          <w:szCs w:val="14"/>
-        </w:rPr>
         <w:t xml:space="preserve">ED-0643  </w:t>
+      </w:r>
+      <w:r>
+        <w:rPr>
+          <w:sz w:val="22"/>
+          <w:szCs w:val="22"/>
+        </w:rPr>
+        <w:t xml:space="preserve">Engasgo (Criança/Adulto): se não conseguir tossir ou falar, alterne 5 pancadas entre as escápulas com 5 compressões abdominais</w:t>
+      </w:r>
+    </w:p>
+    <w:p>
+      <w:pPr>
+        <w:spacing w:after="160" w:line="300"/>
+      </w:pPr>
+      <w:r>
+        <w:rPr>
+          <w:rFonts w:ascii="Consolas" w:cs="Consolas" w:eastAsia="Consolas" w:hAnsi="Consolas"/>
+          <w:color w:val="9AA0A6"/>
+          <w:sz w:val="14"/>
+          <w:szCs w:val="14"/>
+        </w:rPr>
+        <w:t xml:space="preserve">ED-0644  </w:t>
       </w:r>
       <w:r>
         <w:rPr>
@@ -20498,7 +20519,7 @@
           <w:sz w:val="14"/>
           <w:szCs w:val="14"/>
         </w:rPr>
-        <w:t xml:space="preserve">ED-0644  </w:t>
+        <w:t xml:space="preserve">ED-0645  </w:t>
       </w:r>
       <w:r>
         <w:rPr>
@@ -20520,7 +20541,7 @@
           <w:sz w:val="14"/>
           <w:szCs w:val="14"/>
         </w:rPr>
-        <w:t xml:space="preserve">ED-0645  </w:t>
+        <w:t xml:space="preserve">ED-0646  </w:t>
       </w:r>
       <w:r>
         <w:rPr>
@@ -20559,7 +20580,7 @@
           <w:sz w:val="14"/>
           <w:szCs w:val="14"/>
         </w:rPr>
-        <w:t xml:space="preserve">ED-0646  </w:t>
+        <w:t xml:space="preserve">ED-0647  </w:t>
       </w:r>
       <w:r>
         <w:rPr>
@@ -20580,7 +20601,7 @@
           <w:sz w:val="14"/>
           <w:szCs w:val="14"/>
         </w:rPr>
-        <w:t xml:space="preserve">ED-0647  </w:t>
+        <w:t xml:space="preserve">ED-0648  </w:t>
       </w:r>
       <w:r>
         <w:rPr>
@@ -20601,7 +20622,7 @@
           <w:sz w:val="14"/>
           <w:szCs w:val="14"/>
         </w:rPr>
-        <w:t xml:space="preserve">ED-0648  </w:t>
+        <w:t xml:space="preserve">ED-0649  </w:t>
       </w:r>
       <w:r>
         <w:rPr>
@@ -20622,7 +20643,7 @@
           <w:sz w:val="14"/>
           <w:szCs w:val="14"/>
         </w:rPr>
-        <w:t xml:space="preserve">ED-0649  </w:t>
+        <w:t xml:space="preserve">ED-0650  </w:t>
       </w:r>
       <w:r>
         <w:rPr>
@@ -20644,7 +20665,7 @@
           <w:sz w:val="14"/>
           <w:szCs w:val="14"/>
         </w:rPr>
-        <w:t xml:space="preserve">ED-0650  </w:t>
+        <w:t xml:space="preserve">ED-0651  </w:t>
       </w:r>
       <w:r>
         <w:rPr>
@@ -20683,7 +20704,7 @@
           <w:sz w:val="14"/>
           <w:szCs w:val="14"/>
         </w:rPr>
-        <w:t xml:space="preserve">ED-0651  </w:t>
+        <w:t xml:space="preserve">ED-0652  </w:t>
       </w:r>
       <w:r>
         <w:rPr>
@@ -20704,7 +20725,7 @@
           <w:sz w:val="14"/>
           <w:szCs w:val="14"/>
         </w:rPr>
-        <w:t xml:space="preserve">ED-0652  </w:t>
+        <w:t xml:space="preserve">ED-0653  </w:t>
       </w:r>
       <w:r>
         <w:rPr>
@@ -20725,7 +20746,7 @@
           <w:sz w:val="14"/>
           <w:szCs w:val="14"/>
         </w:rPr>
-        <w:t xml:space="preserve">ED-0653  </w:t>
+        <w:t xml:space="preserve">ED-0654  </w:t>
       </w:r>
       <w:r>
         <w:rPr>
@@ -20746,7 +20767,7 @@
           <w:sz w:val="14"/>
           <w:szCs w:val="14"/>
         </w:rPr>
-        <w:t xml:space="preserve">ED-0654  </w:t>
+        <w:t xml:space="preserve">ED-0655  </w:t>
       </w:r>
       <w:r>
         <w:rPr>
@@ -20767,7 +20788,7 @@
           <w:sz w:val="14"/>
           <w:szCs w:val="14"/>
         </w:rPr>
-        <w:t xml:space="preserve">ED-0655  </w:t>
+        <w:t xml:space="preserve">ED-0656  </w:t>
       </w:r>
       <w:r>
         <w:rPr>
@@ -20819,7 +20840,7 @@
           <w:sz w:val="14"/>
           <w:szCs w:val="14"/>
         </w:rPr>
-        <w:t xml:space="preserve">ED-0656  </w:t>
+        <w:t xml:space="preserve">ED-0657  </w:t>
       </w:r>
       <w:r>
         <w:rPr>
@@ -20840,7 +20861,7 @@
           <w:sz w:val="14"/>
           <w:szCs w:val="14"/>
         </w:rPr>
-        <w:t xml:space="preserve">ED-0657  </w:t>
+        <w:t xml:space="preserve">ED-0658  </w:t>
       </w:r>
       <w:r>
         <w:rPr>
@@ -20861,7 +20882,7 @@
           <w:sz w:val="14"/>
           <w:szCs w:val="14"/>
         </w:rPr>
-        <w:t xml:space="preserve">ED-0658  </w:t>
+        <w:t xml:space="preserve">ED-0659  </w:t>
       </w:r>
       <w:r>
         <w:rPr>
@@ -20882,7 +20903,7 @@
           <w:sz w:val="14"/>
           <w:szCs w:val="14"/>
         </w:rPr>
-        <w:t xml:space="preserve">ED-0659  </w:t>
+        <w:t xml:space="preserve">ED-0660  </w:t>
       </w:r>
       <w:r>
         <w:rPr>
@@ -20903,7 +20924,7 @@
           <w:sz w:val="14"/>
           <w:szCs w:val="14"/>
         </w:rPr>
-        <w:t xml:space="preserve">ED-0660  </w:t>
+        <w:t xml:space="preserve">ED-0661  </w:t>
       </w:r>
       <w:r>
         <w:rPr>
@@ -20924,7 +20945,7 @@
           <w:sz w:val="14"/>
           <w:szCs w:val="14"/>
         </w:rPr>
-        <w:t xml:space="preserve">ED-0661  </w:t>
+        <w:t xml:space="preserve">ED-0662  </w:t>
       </w:r>
       <w:r>
         <w:rPr>
@@ -20976,7 +20997,7 @@
           <w:sz w:val="14"/>
           <w:szCs w:val="14"/>
         </w:rPr>
-        <w:t xml:space="preserve">ED-0662  </w:t>
+        <w:t xml:space="preserve">ED-0663  </w:t>
       </w:r>
       <w:r>
         <w:rPr>
@@ -20997,7 +21018,7 @@
           <w:sz w:val="14"/>
           <w:szCs w:val="14"/>
         </w:rPr>
-        <w:t xml:space="preserve">ED-0663  </w:t>
+        <w:t xml:space="preserve">ED-0664  </w:t>
       </w:r>
       <w:r>
         <w:rPr>
@@ -21018,7 +21039,7 @@
           <w:sz w:val="14"/>
           <w:szCs w:val="14"/>
         </w:rPr>
-        <w:t xml:space="preserve">ED-0664  </w:t>
+        <w:t xml:space="preserve">ED-0665  </w:t>
       </w:r>
       <w:r>
         <w:rPr>
@@ -21039,7 +21060,7 @@
           <w:sz w:val="14"/>
           <w:szCs w:val="14"/>
         </w:rPr>
-        <w:t xml:space="preserve">ED-0665  </w:t>
+        <w:t xml:space="preserve">ED-0666  </w:t>
       </w:r>
       <w:r>
         <w:rPr>
@@ -21060,7 +21081,7 @@
           <w:sz w:val="14"/>
           <w:szCs w:val="14"/>
         </w:rPr>
-        <w:t xml:space="preserve">ED-0666  </w:t>
+        <w:t xml:space="preserve">ED-0667  </w:t>
       </w:r>
       <w:r>
         <w:rPr>
@@ -21082,7 +21103,7 @@
           <w:sz w:val="14"/>
           <w:szCs w:val="14"/>
         </w:rPr>
-        <w:t xml:space="preserve">ED-0667  </w:t>
+        <w:t xml:space="preserve">ED-0668  </w:t>
       </w:r>
       <w:r>
         <w:rPr>
@@ -21121,7 +21142,7 @@
           <w:sz w:val="14"/>
           <w:szCs w:val="14"/>
         </w:rPr>
-        <w:t xml:space="preserve">ED-0668  </w:t>
+        <w:t xml:space="preserve">ED-0669  </w:t>
       </w:r>
       <w:r>
         <w:rPr>
@@ -21142,7 +21163,7 @@
           <w:sz w:val="14"/>
           <w:szCs w:val="14"/>
         </w:rPr>
-        <w:t xml:space="preserve">ED-0669  </w:t>
+        <w:t xml:space="preserve">ED-0670  </w:t>
       </w:r>
       <w:r>
         <w:rPr>
@@ -21163,7 +21184,7 @@
           <w:sz w:val="14"/>
           <w:szCs w:val="14"/>
         </w:rPr>
-        <w:t xml:space="preserve">ED-0670  </w:t>
+        <w:t xml:space="preserve">ED-0671  </w:t>
       </w:r>
       <w:r>
         <w:rPr>
@@ -21184,7 +21205,7 @@
           <w:sz w:val="14"/>
           <w:szCs w:val="14"/>
         </w:rPr>
-        <w:t xml:space="preserve">ED-0671  </w:t>
+        <w:t xml:space="preserve">ED-0672  </w:t>
       </w:r>
       <w:r>
         <w:rPr>
@@ -21205,7 +21226,7 @@
           <w:sz w:val="14"/>
           <w:szCs w:val="14"/>
         </w:rPr>
-        <w:t xml:space="preserve">ED-0672  </w:t>
+        <w:t xml:space="preserve">ED-0673  </w:t>
       </w:r>
       <w:r>
         <w:rPr>
@@ -21226,7 +21247,7 @@
           <w:sz w:val="14"/>
           <w:szCs w:val="14"/>
         </w:rPr>
-        <w:t xml:space="preserve">ED-0673  </w:t>
+        <w:t xml:space="preserve">ED-0674  </w:t>
       </w:r>
       <w:r>
         <w:rPr>
@@ -21262,7 +21283,7 @@
           <w:sz w:val="14"/>
           <w:szCs w:val="14"/>
         </w:rPr>
-        <w:t xml:space="preserve">ED-0674  </w:t>
+        <w:t xml:space="preserve">ED-0675  </w:t>
       </w:r>
       <w:r>
         <w:rPr>
@@ -21314,7 +21335,7 @@
           <w:sz w:val="14"/>
           <w:szCs w:val="14"/>
         </w:rPr>
-        <w:t xml:space="preserve">ED-0675  </w:t>
+        <w:t xml:space="preserve">ED-0676  </w:t>
       </w:r>
       <w:r>
         <w:rPr>
@@ -21366,7 +21387,7 @@
           <w:sz w:val="14"/>
           <w:szCs w:val="14"/>
         </w:rPr>
-        <w:t xml:space="preserve">ED-0676  </w:t>
+        <w:t xml:space="preserve">ED-0677  </w:t>
       </w:r>
       <w:r>
         <w:rPr>
@@ -21387,7 +21408,7 @@
           <w:sz w:val="14"/>
           <w:szCs w:val="14"/>
         </w:rPr>
-        <w:t xml:space="preserve">ED-0677  </w:t>
+        <w:t xml:space="preserve">ED-0678  </w:t>
       </w:r>
       <w:r>
         <w:rPr>
@@ -21408,7 +21429,7 @@
           <w:sz w:val="14"/>
           <w:szCs w:val="14"/>
         </w:rPr>
-        <w:t xml:space="preserve">ED-0678  </w:t>
+        <w:t xml:space="preserve">ED-0679  </w:t>
       </w:r>
       <w:r>
         <w:rPr>
@@ -21429,7 +21450,7 @@
           <w:sz w:val="14"/>
           <w:szCs w:val="14"/>
         </w:rPr>
-        <w:t xml:space="preserve">ED-0679  </w:t>
+        <w:t xml:space="preserve">ED-0680  </w:t>
       </w:r>
       <w:r>
         <w:rPr>
@@ -21450,7 +21471,7 @@
           <w:sz w:val="14"/>
           <w:szCs w:val="14"/>
         </w:rPr>
-        <w:t xml:space="preserve">ED-0680  </w:t>
+        <w:t xml:space="preserve">ED-0681  </w:t>
       </w:r>
       <w:r>
         <w:rPr>
@@ -21502,7 +21523,7 @@
           <w:sz w:val="14"/>
           <w:szCs w:val="14"/>
         </w:rPr>
-        <w:t xml:space="preserve">ED-0681  </w:t>
+        <w:t xml:space="preserve">ED-0682  </w:t>
       </w:r>
       <w:r>
         <w:rPr>
@@ -21523,7 +21544,7 @@
           <w:sz w:val="14"/>
           <w:szCs w:val="14"/>
         </w:rPr>
-        <w:t xml:space="preserve">ED-0682  </w:t>
+        <w:t xml:space="preserve">ED-0683  </w:t>
       </w:r>
       <w:r>
         <w:rPr>
@@ -21544,7 +21565,7 @@
           <w:sz w:val="14"/>
           <w:szCs w:val="14"/>
         </w:rPr>
-        <w:t xml:space="preserve">ED-0683  </w:t>
+        <w:t xml:space="preserve">ED-0684  </w:t>
       </w:r>
       <w:r>
         <w:rPr>
@@ -21565,7 +21586,7 @@
           <w:sz w:val="14"/>
           <w:szCs w:val="14"/>
         </w:rPr>
-        <w:t xml:space="preserve">ED-0684  </w:t>
+        <w:t xml:space="preserve">ED-0685  </w:t>
       </w:r>
       <w:r>
         <w:rPr>
@@ -21586,7 +21607,7 @@
           <w:sz w:val="14"/>
           <w:szCs w:val="14"/>
         </w:rPr>
-        <w:t xml:space="preserve">ED-0685  </w:t>
+        <w:t xml:space="preserve">ED-0686  </w:t>
       </w:r>
       <w:r>
         <w:rPr>
@@ -21607,7 +21628,7 @@
           <w:sz w:val="14"/>
           <w:szCs w:val="14"/>
         </w:rPr>
-        <w:t xml:space="preserve">ED-0686  </w:t>
+        <w:t xml:space="preserve">ED-0687  </w:t>
       </w:r>
       <w:r>
         <w:rPr>
@@ -21659,7 +21680,7 @@
           <w:sz w:val="14"/>
           <w:szCs w:val="14"/>
         </w:rPr>
-        <w:t xml:space="preserve">ED-0687  </w:t>
+        <w:t xml:space="preserve">ED-0688  </w:t>
       </w:r>
       <w:r>
         <w:rPr>
@@ -21680,7 +21701,7 @@
           <w:sz w:val="14"/>
           <w:szCs w:val="14"/>
         </w:rPr>
-        <w:t xml:space="preserve">ED-0688  </w:t>
+        <w:t xml:space="preserve">ED-0689  </w:t>
       </w:r>
       <w:r>
         <w:rPr>
@@ -21701,7 +21722,7 @@
           <w:sz w:val="14"/>
           <w:szCs w:val="14"/>
         </w:rPr>
-        <w:t xml:space="preserve">ED-0689  </w:t>
+        <w:t xml:space="preserve">ED-0690  </w:t>
       </w:r>
       <w:r>
         <w:rPr>
@@ -21722,7 +21743,7 @@
           <w:sz w:val="14"/>
           <w:szCs w:val="14"/>
         </w:rPr>
-        <w:t xml:space="preserve">ED-0690  </w:t>
+        <w:t xml:space="preserve">ED-0691  </w:t>
       </w:r>
       <w:r>
         <w:rPr>
@@ -21774,7 +21795,7 @@
           <w:sz w:val="14"/>
           <w:szCs w:val="14"/>
         </w:rPr>
-        <w:t xml:space="preserve">ED-0691  </w:t>
+        <w:t xml:space="preserve">ED-0692  </w:t>
       </w:r>
       <w:r>
         <w:rPr>
@@ -21795,7 +21816,7 @@
           <w:sz w:val="14"/>
           <w:szCs w:val="14"/>
         </w:rPr>
-        <w:t xml:space="preserve">ED-0692  </w:t>
+        <w:t xml:space="preserve">ED-0693  </w:t>
       </w:r>
       <w:r>
         <w:rPr>
@@ -21816,7 +21837,7 @@
           <w:sz w:val="14"/>
           <w:szCs w:val="14"/>
         </w:rPr>
-        <w:t xml:space="preserve">ED-0693  </w:t>
+        <w:t xml:space="preserve">ED-0694  </w:t>
       </w:r>
       <w:r>
         <w:rPr>
@@ -21837,7 +21858,7 @@
           <w:sz w:val="14"/>
           <w:szCs w:val="14"/>
         </w:rPr>
-        <w:t xml:space="preserve">ED-0694  </w:t>
+        <w:t xml:space="preserve">ED-0695  </w:t>
       </w:r>
       <w:r>
         <w:rPr>
@@ -21859,7 +21880,7 @@
           <w:sz w:val="14"/>
           <w:szCs w:val="14"/>
         </w:rPr>
-        <w:t xml:space="preserve">ED-0695  </w:t>
+        <w:t xml:space="preserve">ED-0696  </w:t>
       </w:r>
       <w:r>
         <w:rPr>
@@ -21898,7 +21919,7 @@
           <w:sz w:val="14"/>
           <w:szCs w:val="14"/>
         </w:rPr>
-        <w:t xml:space="preserve">ED-0696  </w:t>
+        <w:t xml:space="preserve">ED-0697  </w:t>
       </w:r>
       <w:r>
         <w:rPr>
@@ -21919,7 +21940,7 @@
           <w:sz w:val="14"/>
           <w:szCs w:val="14"/>
         </w:rPr>
-        <w:t xml:space="preserve">ED-0697  </w:t>
+        <w:t xml:space="preserve">ED-0698  </w:t>
       </w:r>
       <w:r>
         <w:rPr>
@@ -21940,7 +21961,7 @@
           <w:sz w:val="14"/>
           <w:szCs w:val="14"/>
         </w:rPr>
-        <w:t xml:space="preserve">ED-0698  </w:t>
+        <w:t xml:space="preserve">ED-0699  </w:t>
       </w:r>
       <w:r>
         <w:rPr>
@@ -21961,7 +21982,7 @@
           <w:sz w:val="14"/>
           <w:szCs w:val="14"/>
         </w:rPr>
-        <w:t xml:space="preserve">ED-0699  </w:t>
+        <w:t xml:space="preserve">ED-0700  </w:t>
       </w:r>
       <w:r>
         <w:rPr>
@@ -21982,7 +22003,7 @@
           <w:sz w:val="14"/>
           <w:szCs w:val="14"/>
         </w:rPr>
-        <w:t xml:space="preserve">ED-0700  </w:t>
+        <w:t xml:space="preserve">ED-0701  </w:t>
       </w:r>
       <w:r>
         <w:rPr>
@@ -22034,7 +22055,7 @@
           <w:sz w:val="14"/>
           <w:szCs w:val="14"/>
         </w:rPr>
-        <w:t xml:space="preserve">ED-0701  </w:t>
+        <w:t xml:space="preserve">ED-0702  </w:t>
       </w:r>
       <w:r>
         <w:rPr>
@@ -22055,7 +22076,7 @@
           <w:sz w:val="14"/>
           <w:szCs w:val="14"/>
         </w:rPr>
-        <w:t xml:space="preserve">ED-0702  </w:t>
+        <w:t xml:space="preserve">ED-0703  </w:t>
       </w:r>
       <w:r>
         <w:rPr>
@@ -22076,7 +22097,7 @@
           <w:sz w:val="14"/>
           <w:szCs w:val="14"/>
         </w:rPr>
-        <w:t xml:space="preserve">ED-0703  </w:t>
+        <w:t xml:space="preserve">ED-0704  </w:t>
       </w:r>
       <w:r>
         <w:rPr>
@@ -22097,7 +22118,7 @@
           <w:sz w:val="14"/>
           <w:szCs w:val="14"/>
         </w:rPr>
-        <w:t xml:space="preserve">ED-0704  </w:t>
+        <w:t xml:space="preserve">ED-0705  </w:t>
       </w:r>
       <w:r>
         <w:rPr>
@@ -22133,7 +22154,7 @@
           <w:sz w:val="14"/>
           <w:szCs w:val="14"/>
         </w:rPr>
-        <w:t xml:space="preserve">ED-0705  </w:t>
+        <w:t xml:space="preserve">ED-0706  </w:t>
       </w:r>
       <w:r>
         <w:rPr>
@@ -22171,7 +22192,7 @@
           <w:sz w:val="14"/>
           <w:szCs w:val="14"/>
         </w:rPr>
-        <w:t xml:space="preserve">ED-0706  </w:t>
+        <w:t xml:space="preserve">ED-0707  </w:t>
       </w:r>
       <w:r>
         <w:rPr>
@@ -22192,7 +22213,7 @@
           <w:sz w:val="14"/>
           <w:szCs w:val="14"/>
         </w:rPr>
-        <w:t xml:space="preserve">ED-0707  </w:t>
+        <w:t xml:space="preserve">ED-0708  </w:t>
       </w:r>
       <w:r>
         <w:rPr>
@@ -22213,7 +22234,7 @@
           <w:sz w:val="14"/>
           <w:szCs w:val="14"/>
         </w:rPr>
-        <w:t xml:space="preserve">ED-0708  </w:t>
+        <w:t xml:space="preserve">ED-0709  </w:t>
       </w:r>
       <w:r>
         <w:rPr>
@@ -22234,7 +22255,7 @@
           <w:sz w:val="14"/>
           <w:szCs w:val="14"/>
         </w:rPr>
-        <w:t xml:space="preserve">ED-0709  </w:t>
+        <w:t xml:space="preserve">ED-0710  </w:t>
       </w:r>
       <w:r>
         <w:rPr>
@@ -22255,7 +22276,7 @@
           <w:sz w:val="14"/>
           <w:szCs w:val="14"/>
         </w:rPr>
-        <w:t xml:space="preserve">ED-0710  </w:t>
+        <w:t xml:space="preserve">ED-0711  </w:t>
       </w:r>
       <w:r>
         <w:rPr>
@@ -22276,7 +22297,7 @@
           <w:sz w:val="14"/>
           <w:szCs w:val="14"/>
         </w:rPr>
-        <w:t xml:space="preserve">ED-0711  </w:t>
+        <w:t xml:space="preserve">ED-0712  </w:t>
       </w:r>
       <w:r>
         <w:rPr>
@@ -22297,7 +22318,7 @@
           <w:sz w:val="14"/>
           <w:szCs w:val="14"/>
         </w:rPr>
-        <w:t xml:space="preserve">ED-0712  </w:t>
+        <w:t xml:space="preserve">ED-0713  </w:t>
       </w:r>
       <w:r>
         <w:rPr>
@@ -22318,7 +22339,7 @@
           <w:sz w:val="14"/>
           <w:szCs w:val="14"/>
         </w:rPr>
-        <w:t xml:space="preserve">ED-0713  </w:t>
+        <w:t xml:space="preserve">ED-0714  </w:t>
       </w:r>
       <w:r>
         <w:rPr>
@@ -22339,7 +22360,7 @@
           <w:sz w:val="14"/>
           <w:szCs w:val="14"/>
         </w:rPr>
-        <w:t xml:space="preserve">ED-0714  </w:t>
+        <w:t xml:space="preserve">ED-0715  </w:t>
       </w:r>
       <w:r>
         <w:rPr>
@@ -22360,7 +22381,7 @@
           <w:sz w:val="14"/>
           <w:szCs w:val="14"/>
         </w:rPr>
-        <w:t xml:space="preserve">ED-0715  </w:t>
+        <w:t xml:space="preserve">ED-0716  </w:t>
       </w:r>
       <w:r>
         <w:rPr>
@@ -22381,7 +22402,7 @@
           <w:sz w:val="14"/>
           <w:szCs w:val="14"/>
         </w:rPr>
-        <w:t xml:space="preserve">ED-0716  </w:t>
+        <w:t xml:space="preserve">ED-0717  </w:t>
       </w:r>
       <w:r>
         <w:rPr>
@@ -22402,7 +22423,7 @@
           <w:sz w:val="14"/>
           <w:szCs w:val="14"/>
         </w:rPr>
-        <w:t xml:space="preserve">ED-0717  </w:t>
+        <w:t xml:space="preserve">ED-0718  </w:t>
       </w:r>
       <w:r>
         <w:rPr>
@@ -22423,7 +22444,7 @@
           <w:sz w:val="14"/>
           <w:szCs w:val="14"/>
         </w:rPr>
-        <w:t xml:space="preserve">ED-0718  </w:t>
+        <w:t xml:space="preserve">ED-0719  </w:t>
       </w:r>
       <w:r>
         <w:rPr>
@@ -22444,7 +22465,7 @@
           <w:sz w:val="14"/>
           <w:szCs w:val="14"/>
         </w:rPr>
-        <w:t xml:space="preserve">ED-0719  </w:t>
+        <w:t xml:space="preserve">ED-0720  </w:t>
       </w:r>
       <w:r>
         <w:rPr>
@@ -22465,7 +22486,7 @@
           <w:sz w:val="14"/>
           <w:szCs w:val="14"/>
         </w:rPr>
-        <w:t xml:space="preserve">ED-0720  </w:t>
+        <w:t xml:space="preserve">ED-0721  </w:t>
       </w:r>
       <w:r>
         <w:rPr>
@@ -22486,7 +22507,7 @@
           <w:sz w:val="14"/>
           <w:szCs w:val="14"/>
         </w:rPr>
-        <w:t xml:space="preserve">ED-0721  </w:t>
+        <w:t xml:space="preserve">ED-0722  </w:t>
       </w:r>
       <w:r>
         <w:rPr>
@@ -22507,7 +22528,7 @@
           <w:sz w:val="14"/>
           <w:szCs w:val="14"/>
         </w:rPr>
-        <w:t xml:space="preserve">ED-0722  </w:t>
+        <w:t xml:space="preserve">ED-0723  </w:t>
       </w:r>
       <w:r>
         <w:rPr>
@@ -22528,7 +22549,7 @@
           <w:sz w:val="14"/>
           <w:szCs w:val="14"/>
         </w:rPr>
-        <w:t xml:space="preserve">ED-0723  </w:t>
+        <w:t xml:space="preserve">ED-0724  </w:t>
       </w:r>
       <w:r>
         <w:rPr>
@@ -22549,7 +22570,7 @@
           <w:sz w:val="14"/>
           <w:szCs w:val="14"/>
         </w:rPr>
-        <w:t xml:space="preserve">ED-0724  </w:t>
+        <w:t xml:space="preserve">ED-0725  </w:t>
       </w:r>
       <w:r>
         <w:rPr>
@@ -22570,7 +22591,7 @@
           <w:sz w:val="14"/>
           <w:szCs w:val="14"/>
         </w:rPr>
-        <w:t xml:space="preserve">ED-0725  </w:t>
+        <w:t xml:space="preserve">ED-0726  </w:t>
       </w:r>
       <w:r>
         <w:rPr>
@@ -22591,7 +22612,7 @@
           <w:sz w:val="14"/>
           <w:szCs w:val="14"/>
         </w:rPr>
-        <w:t xml:space="preserve">ED-0726  </w:t>
+        <w:t xml:space="preserve">ED-0727  </w:t>
       </w:r>
       <w:r>
         <w:rPr>
@@ -22644,7 +22665,7 @@
           <w:sz w:val="14"/>
           <w:szCs w:val="14"/>
         </w:rPr>
-        <w:t xml:space="preserve">ED-0727  </w:t>
+        <w:t xml:space="preserve">ED-0728  </w:t>
       </w:r>
       <w:r>
         <w:rPr>
@@ -22680,7 +22701,7 @@
           <w:sz w:val="14"/>
           <w:szCs w:val="14"/>
         </w:rPr>
-        <w:t xml:space="preserve">ED-0728  </w:t>
+        <w:t xml:space="preserve">ED-0729  </w:t>
       </w:r>
       <w:r>
         <w:rPr>
@@ -22772,7 +22793,7 @@
           <w:sz w:val="14"/>
           <w:szCs w:val="14"/>
         </w:rPr>
-        <w:t xml:space="preserve">ED-0729  </w:t>
+        <w:t xml:space="preserve">ED-0730  </w:t>
       </w:r>
       <w:r>
         <w:rPr>
@@ -22856,7 +22877,7 @@
           <w:sz w:val="14"/>
           <w:szCs w:val="14"/>
         </w:rPr>
-        <w:t xml:space="preserve">ED-0730  </w:t>
+        <w:t xml:space="preserve">ED-0731  </w:t>
       </w:r>
       <w:r>
         <w:rPr>
@@ -22956,7 +22977,7 @@
           <w:sz w:val="14"/>
           <w:szCs w:val="14"/>
         </w:rPr>
-        <w:t xml:space="preserve">ED-0731  </w:t>
+        <w:t xml:space="preserve">ED-0732  </w:t>
       </w:r>
       <w:r>
         <w:rPr>
@@ -22994,7 +23015,7 @@
           <w:sz w:val="14"/>
           <w:szCs w:val="14"/>
         </w:rPr>
-        <w:t xml:space="preserve">ED-0732  </w:t>
+        <w:t xml:space="preserve">ED-0733  </w:t>
       </w:r>
       <w:r>
         <w:rPr>
@@ -23017,7 +23038,7 @@
           <w:sz w:val="14"/>
           <w:szCs w:val="14"/>
         </w:rPr>
-        <w:t xml:space="preserve">ED-0733  </w:t>
+        <w:t xml:space="preserve">ED-0734  </w:t>
       </w:r>
       <w:r>
         <w:rPr>
@@ -23077,7 +23098,7 @@
           <w:sz w:val="14"/>
           <w:szCs w:val="14"/>
         </w:rPr>
-        <w:t xml:space="preserve">ED-0734  </w:t>
+        <w:t xml:space="preserve">ED-0735  </w:t>
       </w:r>
       <w:r>
         <w:rPr>
@@ -23129,7 +23150,7 @@
           <w:sz w:val="14"/>
           <w:szCs w:val="14"/>
         </w:rPr>
-        <w:t xml:space="preserve">ED-0735  </w:t>
+        <w:t xml:space="preserve">ED-0736  </w:t>
       </w:r>
       <w:r>
         <w:rPr>
@@ -23181,7 +23202,7 @@
           <w:sz w:val="14"/>
           <w:szCs w:val="14"/>
         </w:rPr>
-        <w:t xml:space="preserve">ED-0736  </w:t>
+        <w:t xml:space="preserve">ED-0737  </w:t>
       </w:r>
       <w:r>
         <w:rPr>
@@ -23219,7 +23240,7 @@
           <w:sz w:val="14"/>
           <w:szCs w:val="14"/>
         </w:rPr>
-        <w:t xml:space="preserve">ED-0737  </w:t>
+        <w:t xml:space="preserve">ED-0738  </w:t>
       </w:r>
       <w:r>
         <w:rPr>
@@ -23257,7 +23278,7 @@
           <w:sz w:val="14"/>
           <w:szCs w:val="14"/>
         </w:rPr>
-        <w:t xml:space="preserve">ED-0738  </w:t>
+        <w:t xml:space="preserve">ED-0739  </w:t>
       </w:r>
       <w:r>
         <w:rPr>
@@ -23293,7 +23314,7 @@
           <w:sz w:val="14"/>
           <w:szCs w:val="14"/>
         </w:rPr>
-        <w:t xml:space="preserve">ED-0739  </w:t>
+        <w:t xml:space="preserve">ED-0740  </w:t>
       </w:r>
       <w:r>
         <w:rPr>
@@ -23329,7 +23350,7 @@
           <w:sz w:val="14"/>
           <w:szCs w:val="14"/>
         </w:rPr>
-        <w:t xml:space="preserve">ED-0740  </w:t>
+        <w:t xml:space="preserve">ED-0741  </w:t>
       </w:r>
       <w:r>
         <w:rPr>
@@ -23381,7 +23402,7 @@
           <w:sz w:val="14"/>
           <w:szCs w:val="14"/>
         </w:rPr>
-        <w:t xml:space="preserve">ED-0741  </w:t>
+        <w:t xml:space="preserve">ED-0742  </w:t>
       </w:r>
       <w:r>
         <w:rPr>
@@ -23402,7 +23423,7 @@
           <w:sz w:val="14"/>
           <w:szCs w:val="14"/>
         </w:rPr>
-        <w:t xml:space="preserve">ED-0742  </w:t>
+        <w:t xml:space="preserve">ED-0743  </w:t>
       </w:r>
       <w:r>
         <w:rPr>
@@ -23423,7 +23444,7 @@
           <w:sz w:val="14"/>
           <w:szCs w:val="14"/>
         </w:rPr>
-        <w:t xml:space="preserve">ED-0743  </w:t>
+        <w:t xml:space="preserve">ED-0744  </w:t>
       </w:r>
       <w:r>
         <w:rPr>
@@ -23444,7 +23465,7 @@
           <w:sz w:val="14"/>
           <w:szCs w:val="14"/>
         </w:rPr>
-        <w:t xml:space="preserve">ED-0744  </w:t>
+        <w:t xml:space="preserve">ED-0745  </w:t>
       </w:r>
       <w:r>
         <w:rPr>
@@ -23465,7 +23486,7 @@
           <w:sz w:val="14"/>
           <w:szCs w:val="14"/>
         </w:rPr>
-        <w:t xml:space="preserve">ED-0745  </w:t>
+        <w:t xml:space="preserve">ED-0746  </w:t>
       </w:r>
       <w:r>
         <w:rPr>
@@ -23486,7 +23507,7 @@
           <w:sz w:val="14"/>
           <w:szCs w:val="14"/>
         </w:rPr>
-        <w:t xml:space="preserve">ED-0746  </w:t>
+        <w:t xml:space="preserve">ED-0747  </w:t>
       </w:r>
       <w:r>
         <w:rPr>
@@ -23507,7 +23528,7 @@
           <w:sz w:val="14"/>
           <w:szCs w:val="14"/>
         </w:rPr>
-        <w:t xml:space="preserve">ED-0747  </w:t>
+        <w:t xml:space="preserve">ED-0748  </w:t>
       </w:r>
       <w:r>
         <w:rPr>
@@ -23546,7 +23567,7 @@
           <w:sz w:val="14"/>
           <w:szCs w:val="14"/>
         </w:rPr>
-        <w:t xml:space="preserve">ED-0748  </w:t>
+        <w:t xml:space="preserve">ED-0749  </w:t>
       </w:r>
       <w:r>
         <w:rPr>
@@ -23585,7 +23606,7 @@
           <w:sz w:val="14"/>
           <w:szCs w:val="14"/>
         </w:rPr>
-        <w:t xml:space="preserve">ED-0749  </w:t>
+        <w:t xml:space="preserve">ED-0750  </w:t>
       </w:r>
       <w:r>
         <w:rPr>
@@ -23621,7 +23642,7 @@
           <w:sz w:val="14"/>
           <w:szCs w:val="14"/>
         </w:rPr>
-        <w:t xml:space="preserve">ED-0750  </w:t>
+        <w:t xml:space="preserve">ED-0751  </w:t>
       </w:r>
       <w:r>
         <w:rPr>
@@ -23642,7 +23663,7 @@
           <w:sz w:val="14"/>
           <w:szCs w:val="14"/>
         </w:rPr>
-        <w:t xml:space="preserve">ED-0751  </w:t>
+        <w:t xml:space="preserve">ED-0752  </w:t>
       </w:r>
       <w:r>
         <w:rPr>
@@ -23678,7 +23699,7 @@
           <w:sz w:val="14"/>
           <w:szCs w:val="14"/>
         </w:rPr>
-        <w:t xml:space="preserve">ED-0752  </w:t>
+        <w:t xml:space="preserve">ED-0753  </w:t>
       </w:r>
       <w:r>
         <w:rPr>
@@ -23699,7 +23720,7 @@
           <w:sz w:val="14"/>
           <w:szCs w:val="14"/>
         </w:rPr>
-        <w:t xml:space="preserve">ED-0753  </w:t>
+        <w:t xml:space="preserve">ED-0754  </w:t>
       </w:r>
       <w:r>
         <w:rPr>
@@ -23720,7 +23741,7 @@
           <w:sz w:val="14"/>
           <w:szCs w:val="14"/>
         </w:rPr>
-        <w:t xml:space="preserve">ED-0754  </w:t>
+        <w:t xml:space="preserve">ED-0755  </w:t>
       </w:r>
       <w:r>
         <w:rPr>
@@ -23756,7 +23777,7 @@
           <w:sz w:val="14"/>
           <w:szCs w:val="14"/>
         </w:rPr>
-        <w:t xml:space="preserve">ED-0755  </w:t>
+        <w:t xml:space="preserve">ED-0756  </w:t>
       </w:r>
       <w:r>
         <w:rPr>
@@ -23777,7 +23798,7 @@
           <w:sz w:val="14"/>
           <w:szCs w:val="14"/>
         </w:rPr>
-        <w:t xml:space="preserve">ED-0756  </w:t>
+        <w:t xml:space="preserve">ED-0757  </w:t>
       </w:r>
       <w:r>
         <w:rPr>
@@ -23798,7 +23819,7 @@
           <w:sz w:val="14"/>
           <w:szCs w:val="14"/>
         </w:rPr>
-        <w:t xml:space="preserve">ED-0757  </w:t>
+        <w:t xml:space="preserve">ED-0758  </w:t>
       </w:r>
       <w:r>
         <w:rPr>
@@ -23819,7 +23840,7 @@
           <w:sz w:val="14"/>
           <w:szCs w:val="14"/>
         </w:rPr>
-        <w:t xml:space="preserve">ED-0758  </w:t>
+        <w:t xml:space="preserve">ED-0759  </w:t>
       </w:r>
       <w:r>
         <w:rPr>
@@ -23855,7 +23876,7 @@
           <w:sz w:val="14"/>
           <w:szCs w:val="14"/>
         </w:rPr>
-        <w:t xml:space="preserve">ED-0759  </w:t>
+        <w:t xml:space="preserve">ED-0760  </w:t>
       </w:r>
       <w:r>
         <w:rPr>
@@ -23876,7 +23897,7 @@
           <w:sz w:val="14"/>
           <w:szCs w:val="14"/>
         </w:rPr>
-        <w:t xml:space="preserve">ED-0760  </w:t>
+        <w:t xml:space="preserve">ED-0761  </w:t>
       </w:r>
       <w:r>
         <w:rPr>
@@ -23912,7 +23933,7 @@
           <w:sz w:val="14"/>
           <w:szCs w:val="14"/>
         </w:rPr>
-        <w:t xml:space="preserve">ED-0761  </w:t>
+        <w:t xml:space="preserve">ED-0762  </w:t>
       </w:r>
       <w:r>
         <w:rPr>
@@ -23933,7 +23954,7 @@
           <w:sz w:val="14"/>
           <w:szCs w:val="14"/>
         </w:rPr>
-        <w:t xml:space="preserve">ED-0762  </w:t>
+        <w:t xml:space="preserve">ED-0763  </w:t>
       </w:r>
       <w:r>
         <w:rPr>
@@ -23985,7 +24006,7 @@
           <w:sz w:val="14"/>
           <w:szCs w:val="14"/>
         </w:rPr>
-        <w:t xml:space="preserve">ED-0763  </w:t>
+        <w:t xml:space="preserve">ED-0764  </w:t>
       </w:r>
       <w:r>
         <w:rPr>
@@ -24007,7 +24028,7 @@
           <w:sz w:val="14"/>
           <w:szCs w:val="14"/>
         </w:rPr>
-        <w:t xml:space="preserve">ED-0764  </w:t>
+        <w:t xml:space="preserve">ED-0765  </w:t>
       </w:r>
       <w:r>
         <w:rPr>
@@ -24030,7 +24051,7 @@
           <w:sz w:val="14"/>
           <w:szCs w:val="14"/>
         </w:rPr>
-        <w:t xml:space="preserve">ED-0765  </w:t>
+        <w:t xml:space="preserve">ED-0766  </w:t>
       </w:r>
       <w:r>
         <w:rPr>
@@ -24051,7 +24072,7 @@
           <w:sz w:val="14"/>
           <w:szCs w:val="14"/>
         </w:rPr>
-        <w:t xml:space="preserve">ED-0766  </w:t>
+        <w:t xml:space="preserve">ED-0767  </w:t>
       </w:r>
       <w:r>
         <w:rPr>
@@ -24072,7 +24093,7 @@
           <w:sz w:val="14"/>
           <w:szCs w:val="14"/>
         </w:rPr>
-        <w:t xml:space="preserve">ED-0767  </w:t>
+        <w:t xml:space="preserve">ED-0768  </w:t>
       </w:r>
       <w:r>
         <w:rPr>
@@ -24093,7 +24114,7 @@
           <w:sz w:val="14"/>
           <w:szCs w:val="14"/>
         </w:rPr>
-        <w:t xml:space="preserve">ED-0768  </w:t>
+        <w:t xml:space="preserve">ED-0769  </w:t>
       </w:r>
       <w:r>
         <w:rPr>
@@ -24114,7 +24135,7 @@
           <w:sz w:val="14"/>
           <w:szCs w:val="14"/>
         </w:rPr>
-        <w:t xml:space="preserve">ED-0769  </w:t>
+        <w:t xml:space="preserve">ED-0770  </w:t>
       </w:r>
       <w:r>
         <w:rPr>
@@ -24150,7 +24171,7 @@
           <w:sz w:val="14"/>
           <w:szCs w:val="14"/>
         </w:rPr>
-        <w:t xml:space="preserve">ED-0770  </w:t>
+        <w:t xml:space="preserve">ED-0771  </w:t>
       </w:r>
       <w:r>
         <w:rPr>
@@ -24171,7 +24192,7 @@
           <w:sz w:val="14"/>
           <w:szCs w:val="14"/>
         </w:rPr>
-        <w:t xml:space="preserve">ED-0771  </w:t>
+        <w:t xml:space="preserve">ED-0772  </w:t>
       </w:r>
       <w:r>
         <w:rPr>
@@ -24192,7 +24213,7 @@
           <w:sz w:val="14"/>
           <w:szCs w:val="14"/>
         </w:rPr>
-        <w:t xml:space="preserve">ED-0772  </w:t>
+        <w:t xml:space="preserve">ED-0773  </w:t>
       </w:r>
       <w:r>
         <w:rPr>
@@ -24228,7 +24249,7 @@
           <w:sz w:val="14"/>
           <w:szCs w:val="14"/>
         </w:rPr>
-        <w:t xml:space="preserve">ED-0773  </w:t>
+        <w:t xml:space="preserve">ED-0774  </w:t>
       </w:r>
       <w:r>
         <w:rPr>
@@ -24249,7 +24270,7 @@
           <w:sz w:val="14"/>
           <w:szCs w:val="14"/>
         </w:rPr>
-        <w:t xml:space="preserve">ED-0774  </w:t>
+        <w:t xml:space="preserve">ED-0775  </w:t>
       </w:r>
       <w:r>
         <w:rPr>
@@ -24270,7 +24291,7 @@
           <w:sz w:val="14"/>
           <w:szCs w:val="14"/>
         </w:rPr>
-        <w:t xml:space="preserve">ED-0775  </w:t>
+        <w:t xml:space="preserve">ED-0776  </w:t>
       </w:r>
       <w:r>
         <w:rPr>
@@ -24322,7 +24343,7 @@
           <w:sz w:val="14"/>
           <w:szCs w:val="14"/>
         </w:rPr>
-        <w:t xml:space="preserve">ED-0776  </w:t>
+        <w:t xml:space="preserve">ED-0777  </w:t>
       </w:r>
       <w:r>
         <w:rPr>
@@ -24358,7 +24379,7 @@
           <w:sz w:val="14"/>
           <w:szCs w:val="14"/>
         </w:rPr>
-        <w:t xml:space="preserve">ED-0777  </w:t>
+        <w:t xml:space="preserve">ED-0778  </w:t>
       </w:r>
       <w:r>
         <w:rPr>
@@ -24379,7 +24400,7 @@
           <w:sz w:val="14"/>
           <w:szCs w:val="14"/>
         </w:rPr>
-        <w:t xml:space="preserve">ED-0778  </w:t>
+        <w:t xml:space="preserve">ED-0779  </w:t>
       </w:r>
       <w:r>
         <w:rPr>
@@ -24400,7 +24421,7 @@
           <w:sz w:val="14"/>
           <w:szCs w:val="14"/>
         </w:rPr>
-        <w:t xml:space="preserve">ED-0779  </w:t>
+        <w:t xml:space="preserve">ED-0780  </w:t>
       </w:r>
       <w:r>
         <w:rPr>
@@ -24421,7 +24442,7 @@
           <w:sz w:val="14"/>
           <w:szCs w:val="14"/>
         </w:rPr>
-        <w:t xml:space="preserve">ED-0780  </w:t>
+        <w:t xml:space="preserve">ED-0781  </w:t>
       </w:r>
       <w:r>
         <w:rPr>
@@ -24457,7 +24478,7 @@
           <w:sz w:val="14"/>
           <w:szCs w:val="14"/>
         </w:rPr>
-        <w:t xml:space="preserve">ED-0781  </w:t>
+        <w:t xml:space="preserve">ED-0782  </w:t>
       </w:r>
       <w:r>
         <w:rPr>
@@ -24478,7 +24499,7 @@
           <w:sz w:val="14"/>
           <w:szCs w:val="14"/>
         </w:rPr>
-        <w:t xml:space="preserve">ED-0782  </w:t>
+        <w:t xml:space="preserve">ED-0783  </w:t>
       </w:r>
       <w:r>
         <w:rPr>
@@ -24499,7 +24520,7 @@
           <w:sz w:val="14"/>
           <w:szCs w:val="14"/>
         </w:rPr>
-        <w:t xml:space="preserve">ED-0783  </w:t>
+        <w:t xml:space="preserve">ED-0784  </w:t>
       </w:r>
       <w:r>
         <w:rPr>
@@ -24535,7 +24556,7 @@
           <w:sz w:val="14"/>
           <w:szCs w:val="14"/>
         </w:rPr>
-        <w:t xml:space="preserve">ED-0784  </w:t>
+        <w:t xml:space="preserve">ED-0785  </w:t>
       </w:r>
       <w:r>
         <w:rPr>
@@ -24556,7 +24577,7 @@
           <w:sz w:val="14"/>
           <w:szCs w:val="14"/>
         </w:rPr>
-        <w:t xml:space="preserve">ED-0785  </w:t>
+        <w:t xml:space="preserve">ED-0786  </w:t>
       </w:r>
       <w:r>
         <w:rPr>
@@ -24577,7 +24598,7 @@
           <w:sz w:val="14"/>
           <w:szCs w:val="14"/>
         </w:rPr>
-        <w:t xml:space="preserve">ED-0786  </w:t>
+        <w:t xml:space="preserve">ED-0787  </w:t>
       </w:r>
       <w:r>
         <w:rPr>
@@ -24599,7 +24620,7 @@
           <w:sz w:val="14"/>
           <w:szCs w:val="14"/>
         </w:rPr>
-        <w:t xml:space="preserve">ED-0787  </w:t>
+        <w:t xml:space="preserve">ED-0788  </w:t>
       </w:r>
       <w:r>
         <w:rPr>
@@ -24638,7 +24659,7 @@
           <w:sz w:val="14"/>
           <w:szCs w:val="14"/>
         </w:rPr>
-        <w:t xml:space="preserve">ED-0788  </w:t>
+        <w:t xml:space="preserve">ED-0789  </w:t>
       </w:r>
       <w:r>
         <w:rPr>
@@ -24674,7 +24695,7 @@
           <w:sz w:val="14"/>
           <w:szCs w:val="14"/>
         </w:rPr>
-        <w:t xml:space="preserve">ED-0789  </w:t>
+        <w:t xml:space="preserve">ED-0790  </w:t>
       </w:r>
       <w:r>
         <w:rPr>
@@ -24695,7 +24716,7 @@
           <w:sz w:val="14"/>
           <w:szCs w:val="14"/>
         </w:rPr>
-        <w:t xml:space="preserve">ED-0790  </w:t>
+        <w:t xml:space="preserve">ED-0791  </w:t>
       </w:r>
       <w:r>
         <w:rPr>
@@ -24731,7 +24752,7 @@
           <w:sz w:val="14"/>
           <w:szCs w:val="14"/>
         </w:rPr>
-        <w:t xml:space="preserve">ED-0791  </w:t>
+        <w:t xml:space="preserve">ED-0792  </w:t>
       </w:r>
       <w:r>
         <w:rPr>
@@ -24752,7 +24773,7 @@
           <w:sz w:val="14"/>
           <w:szCs w:val="14"/>
         </w:rPr>
-        <w:t xml:space="preserve">ED-0792  </w:t>
+        <w:t xml:space="preserve">ED-0793  </w:t>
       </w:r>
       <w:r>
         <w:rPr>
@@ -24774,7 +24795,7 @@
           <w:sz w:val="14"/>
           <w:szCs w:val="14"/>
         </w:rPr>
-        <w:t xml:space="preserve">ED-0793  </w:t>
+        <w:t xml:space="preserve">ED-0794  </w:t>
       </w:r>
       <w:r>
         <w:rPr>
@@ -24797,7 +24818,7 @@
           <w:sz w:val="14"/>
           <w:szCs w:val="14"/>
         </w:rPr>
-        <w:t xml:space="preserve">ED-0794  </w:t>
+        <w:t xml:space="preserve">ED-0795  </w:t>
       </w:r>
       <w:r>
         <w:rPr>
@@ -24818,7 +24839,7 @@
           <w:sz w:val="14"/>
           <w:szCs w:val="14"/>
         </w:rPr>
-        <w:t xml:space="preserve">ED-0795  </w:t>
+        <w:t xml:space="preserve">ED-0796  </w:t>
       </w:r>
       <w:r>
         <w:rPr>
@@ -24839,7 +24860,7 @@
           <w:sz w:val="14"/>
           <w:szCs w:val="14"/>
         </w:rPr>
-        <w:t xml:space="preserve">ED-0796  </w:t>
+        <w:t xml:space="preserve">ED-0797  </w:t>
       </w:r>
       <w:r>
         <w:rPr>
@@ -24860,7 +24881,7 @@
           <w:sz w:val="14"/>
           <w:szCs w:val="14"/>
         </w:rPr>
-        <w:t xml:space="preserve">ED-0797  </w:t>
+        <w:t xml:space="preserve">ED-0798  </w:t>
       </w:r>
       <w:r>
         <w:rPr>
@@ -24882,7 +24903,7 @@
           <w:sz w:val="14"/>
           <w:szCs w:val="14"/>
         </w:rPr>
-        <w:t xml:space="preserve">ED-0798  </w:t>
+        <w:t xml:space="preserve">ED-0799  </w:t>
       </w:r>
       <w:r>
         <w:rPr>
@@ -24921,7 +24942,7 @@
           <w:sz w:val="14"/>
           <w:szCs w:val="14"/>
         </w:rPr>
-        <w:t xml:space="preserve">ED-0799  </w:t>
+        <w:t xml:space="preserve">ED-0800  </w:t>
       </w:r>
       <w:r>
         <w:rPr>
@@ -24957,7 +24978,7 @@
           <w:sz w:val="14"/>
           <w:szCs w:val="14"/>
         </w:rPr>
-        <w:t xml:space="preserve">ED-0800  </w:t>
+        <w:t xml:space="preserve">ED-0801  </w:t>
       </w:r>
       <w:r>
         <w:rPr>
@@ -24978,7 +24999,7 @@
           <w:sz w:val="14"/>
           <w:szCs w:val="14"/>
         </w:rPr>
-        <w:t xml:space="preserve">ED-0801  </w:t>
+        <w:t xml:space="preserve">ED-0802  </w:t>
       </w:r>
       <w:r>
         <w:rPr>
@@ -24999,7 +25020,7 @@
           <w:sz w:val="14"/>
           <w:szCs w:val="14"/>
         </w:rPr>
-        <w:t xml:space="preserve">ED-0802  </w:t>
+        <w:t xml:space="preserve">ED-0803  </w:t>
       </w:r>
       <w:r>
         <w:rPr>
@@ -25021,7 +25042,7 @@
           <w:sz w:val="14"/>
           <w:szCs w:val="14"/>
         </w:rPr>
-        <w:t xml:space="preserve">ED-0803  </w:t>
+        <w:t xml:space="preserve">ED-0804  </w:t>
       </w:r>
       <w:r>
         <w:rPr>
@@ -25044,7 +25065,7 @@
           <w:sz w:val="14"/>
           <w:szCs w:val="14"/>
         </w:rPr>
-        <w:t xml:space="preserve">ED-0804  </w:t>
+        <w:t xml:space="preserve">ED-0805  </w:t>
       </w:r>
       <w:r>
         <w:rPr>
@@ -25065,7 +25086,7 @@
           <w:sz w:val="14"/>
           <w:szCs w:val="14"/>
         </w:rPr>
-        <w:t xml:space="preserve">ED-0805  </w:t>
+        <w:t xml:space="preserve">ED-0806  </w:t>
       </w:r>
       <w:r>
         <w:rPr>
@@ -25086,7 +25107,7 @@
           <w:sz w:val="14"/>
           <w:szCs w:val="14"/>
         </w:rPr>
-        <w:t xml:space="preserve">ED-0806  </w:t>
+        <w:t xml:space="preserve">ED-0807  </w:t>
       </w:r>
       <w:r>
         <w:rPr>
@@ -25107,7 +25128,7 @@
           <w:sz w:val="14"/>
           <w:szCs w:val="14"/>
         </w:rPr>
-        <w:t xml:space="preserve">ED-0807  </w:t>
+        <w:t xml:space="preserve">ED-0808  </w:t>
       </w:r>
       <w:r>
         <w:rPr>
@@ -25129,7 +25150,7 @@
           <w:sz w:val="14"/>
           <w:szCs w:val="14"/>
         </w:rPr>
-        <w:t xml:space="preserve">ED-0808  </w:t>
+        <w:t xml:space="preserve">ED-0809  </w:t>
       </w:r>
       <w:r>
         <w:rPr>
@@ -25152,7 +25173,7 @@
           <w:sz w:val="14"/>
           <w:szCs w:val="14"/>
         </w:rPr>
-        <w:t xml:space="preserve">ED-0809  </w:t>
+        <w:t xml:space="preserve">ED-0810  </w:t>
       </w:r>
       <w:r>
         <w:rPr>
@@ -25173,7 +25194,7 @@
           <w:sz w:val="14"/>
           <w:szCs w:val="14"/>
         </w:rPr>
-        <w:t xml:space="preserve">ED-0810  </w:t>
+        <w:t xml:space="preserve">ED-0811  </w:t>
       </w:r>
       <w:r>
         <w:rPr>
@@ -25194,7 +25215,7 @@
           <w:sz w:val="14"/>
           <w:szCs w:val="14"/>
         </w:rPr>
-        <w:t xml:space="preserve">ED-0811  </w:t>
+        <w:t xml:space="preserve">ED-0812  </w:t>
       </w:r>
       <w:r>
         <w:rPr>
@@ -25230,7 +25251,7 @@
           <w:sz w:val="14"/>
           <w:szCs w:val="14"/>
         </w:rPr>
-        <w:t xml:space="preserve">ED-0812  </w:t>
+        <w:t xml:space="preserve">ED-0813  </w:t>
       </w:r>
       <w:r>
         <w:rPr>
@@ -25251,7 +25272,7 @@
           <w:sz w:val="14"/>
           <w:szCs w:val="14"/>
         </w:rPr>
-        <w:t xml:space="preserve">ED-0813  </w:t>
+        <w:t xml:space="preserve">ED-0814  </w:t>
       </w:r>
       <w:r>
         <w:rPr>
@@ -25272,7 +25293,7 @@
           <w:sz w:val="14"/>
           <w:szCs w:val="14"/>
         </w:rPr>
-        <w:t xml:space="preserve">ED-0814  </w:t>
+        <w:t xml:space="preserve">ED-0815  </w:t>
       </w:r>
       <w:r>
         <w:rPr>
@@ -25294,7 +25315,7 @@
           <w:sz w:val="14"/>
           <w:szCs w:val="14"/>
         </w:rPr>
-        <w:t xml:space="preserve">ED-0815  </w:t>
+        <w:t xml:space="preserve">ED-0816  </w:t>
       </w:r>
       <w:r>
         <w:rPr>
@@ -25333,7 +25354,7 @@
           <w:sz w:val="14"/>
           <w:szCs w:val="14"/>
         </w:rPr>
-        <w:t xml:space="preserve">ED-0816  </w:t>
+        <w:t xml:space="preserve">ED-0817  </w:t>
       </w:r>
       <w:r>
         <w:rPr>
@@ -25369,7 +25390,7 @@
           <w:sz w:val="14"/>
           <w:szCs w:val="14"/>
         </w:rPr>
-        <w:t xml:space="preserve">ED-0817  </w:t>
+        <w:t xml:space="preserve">ED-0818  </w:t>
       </w:r>
       <w:r>
         <w:rPr>
@@ -25390,7 +25411,7 @@
           <w:sz w:val="14"/>
           <w:szCs w:val="14"/>
         </w:rPr>
-        <w:t xml:space="preserve">ED-0818  </w:t>
+        <w:t xml:space="preserve">ED-0819  </w:t>
       </w:r>
       <w:r>
         <w:rPr>
@@ -25411,7 +25432,7 @@
           <w:sz w:val="14"/>
           <w:szCs w:val="14"/>
         </w:rPr>
-        <w:t xml:space="preserve">ED-0819  </w:t>
+        <w:t xml:space="preserve">ED-0820  </w:t>
       </w:r>
       <w:r>
         <w:rPr>
@@ -25447,7 +25468,7 @@
           <w:sz w:val="14"/>
           <w:szCs w:val="14"/>
         </w:rPr>
-        <w:t xml:space="preserve">ED-0820  </w:t>
+        <w:t xml:space="preserve">ED-0821  </w:t>
       </w:r>
       <w:r>
         <w:rPr>
@@ -25468,7 +25489,7 @@
           <w:sz w:val="14"/>
           <w:szCs w:val="14"/>
         </w:rPr>
-        <w:t xml:space="preserve">ED-0821  </w:t>
+        <w:t xml:space="preserve">ED-0822  </w:t>
       </w:r>
       <w:r>
         <w:rPr>
@@ -25489,7 +25510,7 @@
           <w:sz w:val="14"/>
           <w:szCs w:val="14"/>
         </w:rPr>
-        <w:t xml:space="preserve">ED-0822  </w:t>
+        <w:t xml:space="preserve">ED-0823  </w:t>
       </w:r>
       <w:r>
         <w:rPr>
@@ -25525,7 +25546,7 @@
           <w:sz w:val="14"/>
           <w:szCs w:val="14"/>
         </w:rPr>
-        <w:t xml:space="preserve">ED-0823  </w:t>
+        <w:t xml:space="preserve">ED-0824  </w:t>
       </w:r>
       <w:r>
         <w:rPr>
@@ -25546,7 +25567,7 @@
           <w:sz w:val="14"/>
           <w:szCs w:val="14"/>
         </w:rPr>
-        <w:t xml:space="preserve">ED-0824  </w:t>
+        <w:t xml:space="preserve">ED-0825  </w:t>
       </w:r>
       <w:r>
         <w:rPr>
@@ -25567,7 +25588,7 @@
           <w:sz w:val="14"/>
           <w:szCs w:val="14"/>
         </w:rPr>
-        <w:t xml:space="preserve">ED-0825  </w:t>
+        <w:t xml:space="preserve">ED-0826  </w:t>
       </w:r>
       <w:r>
         <w:rPr>
